--- a/flow/20230914_vu_template/drafts/2024-12-u/31-ВТ-віддання_Різдва.docx
+++ b/flow/20230914_vu_template/drafts/2024-12-u/31-ВТ-віддання_Різдва.docx
@@ -134,6 +134,32 @@
       </w:pPr>
       <w:r>
         <w:rPr>
+          <w:rFonts w:ascii="Times New Roman" w:hAnsi="Times New Roman"/>
+          <w:i/>
+          <w:color w:val="FF0000"/>
+          <w:sz w:val="24"/>
+        </w:rPr>
+        <w:t>Священник:</w:t>
+      </w:r>
+      <w:r>
+        <w:rPr>
+          <w:rFonts w:ascii="Times New Roman" w:hAnsi="Times New Roman"/>
+          <w:sz w:val="24"/>
+        </w:rPr>
+        <w:t xml:space="preserve"> Благословенний Бог наш завжди, нині і повсякчас, і на віки віків.</w:t>
+      </w:r>
+    </w:p>
+    <w:p>
+      <w:pPr>
+        <w:spacing w:after="120" w:line="240" w:lineRule="auto"/>
+        <w:rPr>
+          <w:rFonts w:ascii="Times New Roman" w:cs="Times New Roman" w:eastAsia="Times New Roman" w:hAnsi="Times New Roman"/>
+          <w:sz w:val="24"/>
+          <w:szCs w:val="24"/>
+        </w:rPr>
+      </w:pPr>
+      <w:r>
+        <w:rPr>
           <w:rFonts w:ascii="Times New Roman" w:cs="Times New Roman" w:eastAsia="Times New Roman" w:hAnsi="Times New Roman"/>
           <w:i w:val="1"/>
           <w:color w:val="ff0000"/>
@@ -141,113 +167,156 @@
           <w:szCs w:val="24"/>
           <w:rtl w:val="0"/>
         </w:rPr>
-        <w:t xml:space="preserve">Священник:</w:t>
-      </w:r>
-      <w:r>
-        <w:rPr>
-          <w:rFonts w:ascii="Times New Roman" w:cs="Times New Roman" w:eastAsia="Times New Roman" w:hAnsi="Times New Roman"/>
-          <w:sz w:val="24"/>
-          <w:szCs w:val="24"/>
-          <w:rtl w:val="0"/>
-        </w:rPr>
-        <w:t xml:space="preserve"> Благословенний Бог наш завжди, нині і повсякчас, і на віки віків.</w:t>
-      </w:r>
-    </w:p>
-    <w:p>
-      <w:pPr>
-        <w:spacing w:after="120" w:line="240" w:lineRule="auto"/>
-        <w:rPr>
-          <w:rFonts w:ascii="Times New Roman" w:cs="Times New Roman" w:eastAsia="Times New Roman" w:hAnsi="Times New Roman"/>
-          <w:sz w:val="24"/>
-          <w:szCs w:val="24"/>
-        </w:rPr>
-      </w:pPr>
-      <w:r>
-        <w:rPr>
-          <w:rFonts w:ascii="Times New Roman" w:cs="Times New Roman" w:eastAsia="Times New Roman" w:hAnsi="Times New Roman"/>
-          <w:i w:val="1"/>
+        <w:t xml:space="preserve">Вірні:</w:t>
+      </w:r>
+      <w:r>
+        <w:rPr>
+          <w:rFonts w:ascii="Times New Roman" w:cs="Times New Roman" w:eastAsia="Times New Roman" w:hAnsi="Times New Roman"/>
           <w:color w:val="ff0000"/>
           <w:sz w:val="24"/>
           <w:szCs w:val="24"/>
           <w:rtl w:val="0"/>
         </w:rPr>
-        <w:t xml:space="preserve">Вірні:</w:t>
-      </w:r>
-      <w:r>
-        <w:rPr>
-          <w:rFonts w:ascii="Times New Roman" w:cs="Times New Roman" w:eastAsia="Times New Roman" w:hAnsi="Times New Roman"/>
+        <w:t xml:space="preserve"> </w:t>
+      </w:r>
+      <w:r>
+        <w:rPr>
+          <w:rFonts w:ascii="Times New Roman" w:cs="Times New Roman" w:eastAsia="Times New Roman" w:hAnsi="Times New Roman"/>
+          <w:sz w:val="24"/>
+          <w:szCs w:val="24"/>
+          <w:rtl w:val="0"/>
+        </w:rPr>
+        <w:t xml:space="preserve">Амі́нь.</w:t>
+      </w:r>
+    </w:p>
+    <w:p>
+      <w:pPr>
+        <w:spacing w:after="120" w:line="240" w:lineRule="auto"/>
+        <w:rPr>
+          <w:rFonts w:ascii="Times New Roman" w:cs="Times New Roman" w:eastAsia="Times New Roman" w:hAnsi="Times New Roman"/>
+          <w:sz w:val="24"/>
+          <w:szCs w:val="24"/>
+        </w:rPr>
+      </w:pPr>
+      <w:r>
+        <w:rPr>
+          <w:rFonts w:ascii="Times New Roman" w:cs="Times New Roman" w:eastAsia="Times New Roman" w:hAnsi="Times New Roman"/>
+          <w:sz w:val="24"/>
+          <w:szCs w:val="24"/>
+          <w:rtl w:val="0"/>
+        </w:rPr>
+        <w:t xml:space="preserve">Сла́ва Тобі́, Бо́же наш, сла́ва Тобі́.</w:t>
+      </w:r>
+    </w:p>
+    <w:p>
+      <w:pPr>
+        <w:spacing w:after="120" w:line="240" w:lineRule="auto"/>
+        <w:rPr>
+          <w:rFonts w:ascii="Times New Roman" w:cs="Times New Roman" w:eastAsia="Times New Roman" w:hAnsi="Times New Roman"/>
+          <w:sz w:val="24"/>
+          <w:szCs w:val="24"/>
+        </w:rPr>
+      </w:pPr>
+      <w:r>
+        <w:rPr>
+          <w:rFonts w:ascii="Times New Roman" w:cs="Times New Roman" w:eastAsia="Times New Roman" w:hAnsi="Times New Roman"/>
+          <w:sz w:val="24"/>
+          <w:szCs w:val="24"/>
+          <w:rtl w:val="0"/>
+        </w:rPr>
+        <w:t xml:space="preserve">Ца́рю небе́сний, утіши́телю, Ду́ше íстини,* що всю́ди єси́ і все наповня́єш,* скарбни́це благ і життя́ пода́телю,* прийди́, і всели́ся в нас,* і очи́сти нас від уся́кої скве́рни,* і спаси́, благи́й, ду́ші на́ші.</w:t>
+      </w:r>
+    </w:p>
+    <w:p>
+      <w:pPr>
+        <w:spacing w:after="120" w:line="240" w:lineRule="auto"/>
+        <w:rPr>
+          <w:rFonts w:ascii="Times New Roman" w:cs="Times New Roman" w:eastAsia="Times New Roman" w:hAnsi="Times New Roman"/>
+          <w:sz w:val="24"/>
+          <w:szCs w:val="24"/>
+        </w:rPr>
+      </w:pPr>
+      <w:r>
+        <w:rPr>
+          <w:rFonts w:ascii="Times New Roman" w:cs="Times New Roman" w:eastAsia="Times New Roman" w:hAnsi="Times New Roman"/>
+          <w:sz w:val="24"/>
+          <w:szCs w:val="24"/>
+          <w:rtl w:val="0"/>
+        </w:rPr>
+        <w:t xml:space="preserve">Святи́й Бо́же, святи́й Крі́пкий, святи́й Безсме́ртний, поми́луй нас. </w:t>
+      </w:r>
+      <w:r>
+        <w:rPr>
+          <w:rFonts w:ascii="Times New Roman" w:cs="Times New Roman" w:eastAsia="Times New Roman" w:hAnsi="Times New Roman"/>
+          <w:i w:val="1"/>
           <w:color w:val="ff0000"/>
           <w:sz w:val="24"/>
           <w:szCs w:val="24"/>
           <w:rtl w:val="0"/>
         </w:rPr>
-        <w:t xml:space="preserve"> </w:t>
-      </w:r>
-      <w:r>
-        <w:rPr>
-          <w:rFonts w:ascii="Times New Roman" w:cs="Times New Roman" w:eastAsia="Times New Roman" w:hAnsi="Times New Roman"/>
-          <w:sz w:val="24"/>
-          <w:szCs w:val="24"/>
-          <w:rtl w:val="0"/>
-        </w:rPr>
-        <w:t xml:space="preserve">Амі́нь.</w:t>
-      </w:r>
-    </w:p>
-    <w:p>
-      <w:pPr>
-        <w:spacing w:after="120" w:line="240" w:lineRule="auto"/>
-        <w:rPr>
-          <w:rFonts w:ascii="Times New Roman" w:cs="Times New Roman" w:eastAsia="Times New Roman" w:hAnsi="Times New Roman"/>
-          <w:sz w:val="24"/>
-          <w:szCs w:val="24"/>
-        </w:rPr>
-      </w:pPr>
-      <w:r>
-        <w:rPr>
-          <w:rFonts w:ascii="Times New Roman" w:cs="Times New Roman" w:eastAsia="Times New Roman" w:hAnsi="Times New Roman"/>
-          <w:sz w:val="24"/>
-          <w:szCs w:val="24"/>
-          <w:rtl w:val="0"/>
-        </w:rPr>
-        <w:t xml:space="preserve">Сла́ва Тобі́, Бо́же наш, сла́ва Тобі́.</w:t>
-      </w:r>
-    </w:p>
-    <w:p>
-      <w:pPr>
-        <w:spacing w:after="120" w:line="240" w:lineRule="auto"/>
-        <w:rPr>
-          <w:rFonts w:ascii="Times New Roman" w:cs="Times New Roman" w:eastAsia="Times New Roman" w:hAnsi="Times New Roman"/>
-          <w:sz w:val="24"/>
-          <w:szCs w:val="24"/>
-        </w:rPr>
-      </w:pPr>
-      <w:r>
-        <w:rPr>
-          <w:rFonts w:ascii="Times New Roman" w:cs="Times New Roman" w:eastAsia="Times New Roman" w:hAnsi="Times New Roman"/>
-          <w:sz w:val="24"/>
-          <w:szCs w:val="24"/>
-          <w:rtl w:val="0"/>
-        </w:rPr>
-        <w:t xml:space="preserve">Ца́рю небе́сний, утіши́телю, Ду́ше íстини,* що всю́ди єси́ і все наповня́єш,* скарбни́це благ і життя́ пода́телю,* прийди́, і всели́ся в нас,* і очи́сти нас від уся́кої скве́рни,* і спаси́, благи́й, ду́ші на́ші.</w:t>
-      </w:r>
-    </w:p>
-    <w:p>
-      <w:pPr>
-        <w:spacing w:after="120" w:line="240" w:lineRule="auto"/>
-        <w:rPr>
-          <w:rFonts w:ascii="Times New Roman" w:cs="Times New Roman" w:eastAsia="Times New Roman" w:hAnsi="Times New Roman"/>
-          <w:sz w:val="24"/>
-          <w:szCs w:val="24"/>
-        </w:rPr>
-      </w:pPr>
-      <w:r>
-        <w:rPr>
-          <w:rFonts w:ascii="Times New Roman" w:cs="Times New Roman" w:eastAsia="Times New Roman" w:hAnsi="Times New Roman"/>
-          <w:sz w:val="24"/>
-          <w:szCs w:val="24"/>
-          <w:rtl w:val="0"/>
-        </w:rPr>
-        <w:t xml:space="preserve">Святи́й Бо́же, святи́й Крі́пкий, святи́й Безсме́ртний, поми́луй нас. </w:t>
+        <w:t xml:space="preserve">(3 р.)</w:t>
+      </w:r>
+      <w:r>
+        <w:rPr>
+          <w:rtl w:val="0"/>
+        </w:rPr>
+      </w:r>
+    </w:p>
+    <w:p>
+      <w:pPr>
+        <w:spacing w:after="120" w:line="240" w:lineRule="auto"/>
+        <w:rPr>
+          <w:rFonts w:ascii="Times New Roman" w:cs="Times New Roman" w:eastAsia="Times New Roman" w:hAnsi="Times New Roman"/>
+          <w:sz w:val="24"/>
+          <w:szCs w:val="24"/>
+        </w:rPr>
+      </w:pPr>
+      <w:r>
+        <w:rPr>
+          <w:rFonts w:ascii="Times New Roman" w:cs="Times New Roman" w:eastAsia="Times New Roman" w:hAnsi="Times New Roman"/>
+          <w:sz w:val="24"/>
+          <w:szCs w:val="24"/>
+          <w:rtl w:val="0"/>
+        </w:rPr>
+        <w:t xml:space="preserve">Сла́ва Отцю́, і Си́ну, і Свято́му Ду́хові,* і ни́ні, і повсякча́с, і на ві́ки вікі́в. Амі́нь.</w:t>
+      </w:r>
+    </w:p>
+    <w:p>
+      <w:pPr>
+        <w:spacing w:after="120" w:line="240" w:lineRule="auto"/>
+        <w:rPr>
+          <w:rFonts w:ascii="Times New Roman" w:cs="Times New Roman" w:eastAsia="Times New Roman" w:hAnsi="Times New Roman"/>
+          <w:sz w:val="24"/>
+          <w:szCs w:val="24"/>
+        </w:rPr>
+      </w:pPr>
+      <w:r>
+        <w:rPr>
+          <w:rFonts w:ascii="Times New Roman" w:cs="Times New Roman" w:eastAsia="Times New Roman" w:hAnsi="Times New Roman"/>
+          <w:sz w:val="24"/>
+          <w:szCs w:val="24"/>
+          <w:rtl w:val="0"/>
+        </w:rPr>
+        <w:t xml:space="preserve">Пресвята́ Тро́йце, поми́луй нас; Го́споди, очи́сти гріхи́ на́ші; Влади́ко, прости́ беззако́ння на́ші; Святи́й, завіта́й і зціли́ не́мочі на́ші, І́мени Твого́ ра́ди.</w:t>
+      </w:r>
+    </w:p>
+    <w:p>
+      <w:pPr>
+        <w:spacing w:after="120" w:line="240" w:lineRule="auto"/>
+        <w:rPr>
+          <w:rFonts w:ascii="Times New Roman" w:cs="Times New Roman" w:eastAsia="Times New Roman" w:hAnsi="Times New Roman"/>
+          <w:sz w:val="24"/>
+          <w:szCs w:val="24"/>
+        </w:rPr>
+      </w:pPr>
+      <w:r>
+        <w:rPr>
+          <w:rFonts w:ascii="Times New Roman" w:cs="Times New Roman" w:eastAsia="Times New Roman" w:hAnsi="Times New Roman"/>
+          <w:sz w:val="24"/>
+          <w:szCs w:val="24"/>
+          <w:rtl w:val="0"/>
+        </w:rPr>
+        <w:t xml:space="preserve">Го́споди, поми́луй. </w:t>
       </w:r>
       <w:r>
         <w:rPr>
@@ -301,79 +370,6 @@
           <w:szCs w:val="24"/>
           <w:rtl w:val="0"/>
         </w:rPr>
-        <w:t xml:space="preserve">Пресвята́ Тро́йце, поми́луй нас; Го́споди, очи́сти гріхи́ на́ші; Влади́ко, прости́ беззако́ння на́ші; Святи́й, завіта́й і зціли́ не́мочі на́ші, І́мени Твого́ ра́ди.</w:t>
-      </w:r>
-    </w:p>
-    <w:p>
-      <w:pPr>
-        <w:spacing w:after="120" w:line="240" w:lineRule="auto"/>
-        <w:rPr>
-          <w:rFonts w:ascii="Times New Roman" w:cs="Times New Roman" w:eastAsia="Times New Roman" w:hAnsi="Times New Roman"/>
-          <w:sz w:val="24"/>
-          <w:szCs w:val="24"/>
-        </w:rPr>
-      </w:pPr>
-      <w:r>
-        <w:rPr>
-          <w:rFonts w:ascii="Times New Roman" w:cs="Times New Roman" w:eastAsia="Times New Roman" w:hAnsi="Times New Roman"/>
-          <w:sz w:val="24"/>
-          <w:szCs w:val="24"/>
-          <w:rtl w:val="0"/>
-        </w:rPr>
-        <w:t xml:space="preserve">Го́споди, поми́луй. </w:t>
-      </w:r>
-      <w:r>
-        <w:rPr>
-          <w:rFonts w:ascii="Times New Roman" w:cs="Times New Roman" w:eastAsia="Times New Roman" w:hAnsi="Times New Roman"/>
-          <w:i w:val="1"/>
-          <w:color w:val="ff0000"/>
-          <w:sz w:val="24"/>
-          <w:szCs w:val="24"/>
-          <w:rtl w:val="0"/>
-        </w:rPr>
-        <w:t xml:space="preserve">(3 р.)</w:t>
-      </w:r>
-      <w:r>
-        <w:rPr>
-          <w:rtl w:val="0"/>
-        </w:rPr>
-      </w:r>
-    </w:p>
-    <w:p>
-      <w:pPr>
-        <w:spacing w:after="120" w:line="240" w:lineRule="auto"/>
-        <w:rPr>
-          <w:rFonts w:ascii="Times New Roman" w:cs="Times New Roman" w:eastAsia="Times New Roman" w:hAnsi="Times New Roman"/>
-          <w:sz w:val="24"/>
-          <w:szCs w:val="24"/>
-        </w:rPr>
-      </w:pPr>
-      <w:r>
-        <w:rPr>
-          <w:rFonts w:ascii="Times New Roman" w:cs="Times New Roman" w:eastAsia="Times New Roman" w:hAnsi="Times New Roman"/>
-          <w:sz w:val="24"/>
-          <w:szCs w:val="24"/>
-          <w:rtl w:val="0"/>
-        </w:rPr>
-        <w:t xml:space="preserve">Сла́ва Отцю́, і Си́ну, і Свято́му Ду́хові,* і ни́ні, і повсякча́с, і на ві́ки вікі́в. Амі́нь.</w:t>
-      </w:r>
-    </w:p>
-    <w:p>
-      <w:pPr>
-        <w:spacing w:after="120" w:line="240" w:lineRule="auto"/>
-        <w:rPr>
-          <w:rFonts w:ascii="Times New Roman" w:cs="Times New Roman" w:eastAsia="Times New Roman" w:hAnsi="Times New Roman"/>
-          <w:sz w:val="24"/>
-          <w:szCs w:val="24"/>
-        </w:rPr>
-      </w:pPr>
-      <w:r>
-        <w:rPr>
-          <w:rFonts w:ascii="Times New Roman" w:cs="Times New Roman" w:eastAsia="Times New Roman" w:hAnsi="Times New Roman"/>
-          <w:sz w:val="24"/>
-          <w:szCs w:val="24"/>
-          <w:rtl w:val="0"/>
-        </w:rPr>
         <w:t xml:space="preserve">О́тче наш, що єси́ на небеса́х,* неха́й святи́ться ім’я́ Твоє́,* неха́й при́йде ца́рство Твоє́,* неха́й бу́де во́ля Твоя́, як на не́бі, так і на землі́.* Хліб наш насу́щний дай нам сього́дні;* і прости́ нам прови́ни на́ші,* як і ми проща́ємо винува́тцям на́шим;* і не введи́ нас у споку́су,* але́ ви́зволи нас від лука́вого.</w:t>
       </w:r>
     </w:p>
@@ -388,21 +384,17 @@
       </w:pPr>
       <w:r>
         <w:rPr>
-          <w:rFonts w:ascii="Times New Roman" w:cs="Times New Roman" w:eastAsia="Times New Roman" w:hAnsi="Times New Roman"/>
-          <w:i w:val="1"/>
-          <w:color w:val="ff0000"/>
-          <w:sz w:val="24"/>
-          <w:szCs w:val="24"/>
-          <w:rtl w:val="0"/>
-        </w:rPr>
-        <w:t xml:space="preserve">Священник:</w:t>
-      </w:r>
-      <w:r>
-        <w:rPr>
-          <w:rFonts w:ascii="Times New Roman" w:cs="Times New Roman" w:eastAsia="Times New Roman" w:hAnsi="Times New Roman"/>
-          <w:sz w:val="24"/>
-          <w:szCs w:val="24"/>
-          <w:rtl w:val="0"/>
+          <w:rFonts w:ascii="Times New Roman" w:hAnsi="Times New Roman"/>
+          <w:i/>
+          <w:color w:val="FF0000"/>
+          <w:sz w:val="24"/>
+        </w:rPr>
+        <w:t>Священник:</w:t>
+      </w:r>
+      <w:r>
+        <w:rPr>
+          <w:rFonts w:ascii="Times New Roman" w:hAnsi="Times New Roman"/>
+          <w:sz w:val="24"/>
         </w:rPr>
         <w:t xml:space="preserve"> Бо Твоє є царство, і сила, і слава, Отця, і Сина, і Святого Духа, нині, і повсякчас, і на віки віків.</w:t>
       </w:r>
@@ -2648,21 +2640,17 @@
       </w:pPr>
       <w:r>
         <w:rPr>
-          <w:rFonts w:ascii="Times New Roman" w:cs="Times New Roman" w:eastAsia="Times New Roman" w:hAnsi="Times New Roman"/>
-          <w:i w:val="1"/>
-          <w:color w:val="ff0000"/>
-          <w:sz w:val="24"/>
-          <w:szCs w:val="24"/>
-          <w:rtl w:val="0"/>
-        </w:rPr>
-        <w:t xml:space="preserve">Священник:</w:t>
-      </w:r>
-      <w:r>
-        <w:rPr>
-          <w:rFonts w:ascii="Times New Roman" w:cs="Times New Roman" w:eastAsia="Times New Roman" w:hAnsi="Times New Roman"/>
-          <w:sz w:val="24"/>
-          <w:szCs w:val="24"/>
-          <w:rtl w:val="0"/>
+          <w:rFonts w:ascii="Times New Roman" w:hAnsi="Times New Roman"/>
+          <w:i/>
+          <w:color w:val="FF0000"/>
+          <w:sz w:val="24"/>
+        </w:rPr>
+        <w:t>Священник:</w:t>
+      </w:r>
+      <w:r>
+        <w:rPr>
+          <w:rFonts w:ascii="Times New Roman" w:hAnsi="Times New Roman"/>
+          <w:sz w:val="24"/>
         </w:rPr>
         <w:t xml:space="preserve"> Бо Тобі належить усяка слава, честь і поклоніння, Отцю, і Сину, і Святому Духові, нині, і повсякчас, і на віки віків.</w:t>
       </w:r>
@@ -3986,21 +3974,17 @@
       </w:pPr>
       <w:r>
         <w:rPr>
-          <w:rFonts w:ascii="Times New Roman" w:cs="Times New Roman" w:eastAsia="Times New Roman" w:hAnsi="Times New Roman"/>
-          <w:i w:val="1"/>
-          <w:color w:val="ff0000"/>
-          <w:sz w:val="24"/>
-          <w:szCs w:val="24"/>
-          <w:rtl w:val="0"/>
-        </w:rPr>
-        <w:t xml:space="preserve">Священник:</w:t>
-      </w:r>
-      <w:r>
-        <w:rPr>
-          <w:rFonts w:ascii="Times New Roman" w:cs="Times New Roman" w:eastAsia="Times New Roman" w:hAnsi="Times New Roman"/>
-          <w:sz w:val="24"/>
-          <w:szCs w:val="24"/>
-          <w:rtl w:val="0"/>
+          <w:rFonts w:ascii="Times New Roman" w:hAnsi="Times New Roman"/>
+          <w:i/>
+          <w:color w:val="FF0000"/>
+          <w:sz w:val="24"/>
+        </w:rPr>
+        <w:t>Священник:</w:t>
+      </w:r>
+      <w:r>
+        <w:rPr>
+          <w:rFonts w:ascii="Times New Roman" w:hAnsi="Times New Roman"/>
+          <w:sz w:val="24"/>
         </w:rPr>
         <w:t xml:space="preserve"> Мир всім.</w:t>
       </w:r>
@@ -4947,6 +4931,33 @@
       </w:pPr>
       <w:r>
         <w:rPr>
+          <w:rFonts w:ascii="Times New Roman" w:hAnsi="Times New Roman"/>
+          <w:i/>
+          <w:color w:val="FF0000"/>
+          <w:sz w:val="24"/>
+        </w:rPr>
+        <w:t>Священник:</w:t>
+      </w:r>
+      <w:r>
+        <w:rPr>
+          <w:rFonts w:ascii="Times New Roman" w:hAnsi="Times New Roman"/>
+          <w:sz w:val="24"/>
+        </w:rPr>
+        <w:t xml:space="preserve"> Бо Ти – Бог милости, ласк і людинолюбности, і Тобі славу возсилаємо, Отцю, і Сину, і Святому Духові, нині, і повсякчас, і на віки віків.</w:t>
+      </w:r>
+    </w:p>
+    <w:p>
+      <w:pPr>
+        <w:spacing w:after="120" w:line="240" w:lineRule="auto"/>
+        <w:jc w:val="both"/>
+        <w:rPr>
+          <w:rFonts w:ascii="Times New Roman" w:cs="Times New Roman" w:eastAsia="Times New Roman" w:hAnsi="Times New Roman"/>
+          <w:sz w:val="24"/>
+          <w:szCs w:val="24"/>
+        </w:rPr>
+      </w:pPr>
+      <w:r>
+        <w:rPr>
           <w:rFonts w:ascii="Times New Roman" w:cs="Times New Roman" w:eastAsia="Times New Roman" w:hAnsi="Times New Roman"/>
           <w:i w:val="1"/>
           <w:color w:val="ff0000"/>
@@ -4954,37 +4965,74 @@
           <w:szCs w:val="24"/>
           <w:rtl w:val="0"/>
         </w:rPr>
-        <w:t xml:space="preserve">Священник:</w:t>
-      </w:r>
-      <w:r>
-        <w:rPr>
-          <w:rFonts w:ascii="Times New Roman" w:cs="Times New Roman" w:eastAsia="Times New Roman" w:hAnsi="Times New Roman"/>
-          <w:sz w:val="24"/>
-          <w:szCs w:val="24"/>
-          <w:rtl w:val="0"/>
-        </w:rPr>
-        <w:t xml:space="preserve"> Бо Ти – Бог милости, ласк і людинолюбности, і Тобі славу возсилаємо, Отцю, і Сину, і Святому Духові, нині, і повсякчас, і на віки віків.</w:t>
-      </w:r>
-    </w:p>
-    <w:p>
-      <w:pPr>
-        <w:spacing w:after="120" w:line="240" w:lineRule="auto"/>
-        <w:jc w:val="both"/>
-        <w:rPr>
-          <w:rFonts w:ascii="Times New Roman" w:cs="Times New Roman" w:eastAsia="Times New Roman" w:hAnsi="Times New Roman"/>
-          <w:sz w:val="24"/>
-          <w:szCs w:val="24"/>
-        </w:rPr>
-      </w:pPr>
-      <w:r>
-        <w:rPr>
-          <w:rFonts w:ascii="Times New Roman" w:cs="Times New Roman" w:eastAsia="Times New Roman" w:hAnsi="Times New Roman"/>
-          <w:i w:val="1"/>
+        <w:t xml:space="preserve">Вірні:</w:t>
+      </w:r>
+      <w:r>
+        <w:rPr>
+          <w:rFonts w:ascii="Times New Roman" w:cs="Times New Roman" w:eastAsia="Times New Roman" w:hAnsi="Times New Roman"/>
           <w:color w:val="ff0000"/>
           <w:sz w:val="24"/>
           <w:szCs w:val="24"/>
           <w:rtl w:val="0"/>
         </w:rPr>
+        <w:t xml:space="preserve"> </w:t>
+      </w:r>
+      <w:r>
+        <w:rPr>
+          <w:rFonts w:ascii="Times New Roman" w:cs="Times New Roman" w:eastAsia="Times New Roman" w:hAnsi="Times New Roman"/>
+          <w:sz w:val="24"/>
+          <w:szCs w:val="24"/>
+          <w:rtl w:val="0"/>
+        </w:rPr>
+        <w:t xml:space="preserve">Амінь.</w:t>
+      </w:r>
+    </w:p>
+    <w:p>
+      <w:pPr>
+        <w:spacing w:after="120" w:line="240" w:lineRule="auto"/>
+        <w:jc w:val="both"/>
+        <w:rPr>
+          <w:rFonts w:ascii="Times New Roman" w:cs="Times New Roman" w:eastAsia="Times New Roman" w:hAnsi="Times New Roman"/>
+          <w:sz w:val="24"/>
+          <w:szCs w:val="24"/>
+        </w:rPr>
+      </w:pPr>
+      <w:r>
+        <w:rPr>
+          <w:rFonts w:ascii="Times New Roman" w:hAnsi="Times New Roman"/>
+          <w:i/>
+          <w:color w:val="FF0000"/>
+          <w:sz w:val="24"/>
+        </w:rPr>
+        <w:t>Священник:</w:t>
+      </w:r>
+      <w:r>
+        <w:rPr>
+          <w:rFonts w:ascii="Times New Roman" w:hAnsi="Times New Roman"/>
+          <w:sz w:val="24"/>
+        </w:rPr>
+        <w:t xml:space="preserve"> Мир всім.</w:t>
+      </w:r>
+    </w:p>
+    <w:p>
+      <w:pPr>
+        <w:spacing w:after="120" w:line="240" w:lineRule="auto"/>
+        <w:jc w:val="both"/>
+        <w:rPr>
+          <w:rFonts w:ascii="Times New Roman" w:cs="Times New Roman" w:eastAsia="Times New Roman" w:hAnsi="Times New Roman"/>
+          <w:sz w:val="24"/>
+          <w:szCs w:val="24"/>
+        </w:rPr>
+      </w:pPr>
+      <w:r>
+        <w:rPr>
+          <w:rFonts w:ascii="Times New Roman" w:cs="Times New Roman" w:eastAsia="Times New Roman" w:hAnsi="Times New Roman"/>
+          <w:i w:val="1"/>
+          <w:color w:val="ff0000"/>
+          <w:sz w:val="24"/>
+          <w:szCs w:val="24"/>
+          <w:rtl w:val="0"/>
+        </w:rPr>
         <w:t xml:space="preserve">Вірні:</w:t>
       </w:r>
       <w:r>
@@ -5004,7 +5052,27 @@
           <w:szCs w:val="24"/>
           <w:rtl w:val="0"/>
         </w:rPr>
-        <w:t xml:space="preserve">Амінь.</w:t>
+        <w:t xml:space="preserve">І духові твоєму.</w:t>
+      </w:r>
+    </w:p>
+    <w:p>
+      <w:pPr>
+        <w:spacing w:after="120" w:line="240" w:lineRule="auto"/>
+        <w:jc w:val="both"/>
+        <w:rPr>
+          <w:rFonts w:ascii="Times New Roman" w:cs="Times New Roman" w:eastAsia="Times New Roman" w:hAnsi="Times New Roman"/>
+          <w:sz w:val="24"/>
+          <w:szCs w:val="24"/>
+        </w:rPr>
+      </w:pPr>
+      <w:r>
+        <w:rPr>
+          <w:rFonts w:ascii="Times New Roman" w:cs="Times New Roman" w:eastAsia="Times New Roman" w:hAnsi="Times New Roman"/>
+          <w:sz w:val="24"/>
+          <w:szCs w:val="24"/>
+          <w:rtl w:val="0"/>
+        </w:rPr>
+        <w:t xml:space="preserve">Голови ваші перед Господом схиліть.</w:t>
       </w:r>
     </w:p>
     <w:p>
@@ -5026,139 +5094,47 @@
           <w:szCs w:val="24"/>
           <w:rtl w:val="0"/>
         </w:rPr>
-        <w:t xml:space="preserve">Священник:</w:t>
-      </w:r>
-      <w:r>
-        <w:rPr>
-          <w:rFonts w:ascii="Times New Roman" w:cs="Times New Roman" w:eastAsia="Times New Roman" w:hAnsi="Times New Roman"/>
-          <w:sz w:val="24"/>
-          <w:szCs w:val="24"/>
-          <w:rtl w:val="0"/>
-        </w:rPr>
-        <w:t xml:space="preserve"> Мир всім.</w:t>
-      </w:r>
-    </w:p>
-    <w:p>
-      <w:pPr>
-        <w:spacing w:after="120" w:line="240" w:lineRule="auto"/>
-        <w:jc w:val="both"/>
-        <w:rPr>
-          <w:rFonts w:ascii="Times New Roman" w:cs="Times New Roman" w:eastAsia="Times New Roman" w:hAnsi="Times New Roman"/>
-          <w:sz w:val="24"/>
-          <w:szCs w:val="24"/>
-        </w:rPr>
-      </w:pPr>
-      <w:r>
-        <w:rPr>
-          <w:rFonts w:ascii="Times New Roman" w:cs="Times New Roman" w:eastAsia="Times New Roman" w:hAnsi="Times New Roman"/>
-          <w:i w:val="1"/>
+        <w:t xml:space="preserve">Вірні:</w:t>
+      </w:r>
+      <w:r>
+        <w:rPr>
+          <w:rFonts w:ascii="Times New Roman" w:cs="Times New Roman" w:eastAsia="Times New Roman" w:hAnsi="Times New Roman"/>
           <w:color w:val="ff0000"/>
           <w:sz w:val="24"/>
           <w:szCs w:val="24"/>
           <w:rtl w:val="0"/>
         </w:rPr>
-        <w:t xml:space="preserve">Вірні:</w:t>
-      </w:r>
-      <w:r>
-        <w:rPr>
-          <w:rFonts w:ascii="Times New Roman" w:cs="Times New Roman" w:eastAsia="Times New Roman" w:hAnsi="Times New Roman"/>
+        <w:t xml:space="preserve"> </w:t>
+      </w:r>
+      <w:r>
+        <w:rPr>
+          <w:rFonts w:ascii="Times New Roman" w:cs="Times New Roman" w:eastAsia="Times New Roman" w:hAnsi="Times New Roman"/>
+          <w:sz w:val="24"/>
+          <w:szCs w:val="24"/>
+          <w:rtl w:val="0"/>
+        </w:rPr>
+        <w:t xml:space="preserve">Тобі, Господи.</w:t>
+      </w:r>
+    </w:p>
+    <w:p>
+      <w:pPr>
+        <w:spacing w:after="120" w:line="240" w:lineRule="auto"/>
+        <w:jc w:val="both"/>
+        <w:rPr>
+          <w:rFonts w:ascii="Times New Roman" w:cs="Times New Roman" w:eastAsia="Times New Roman" w:hAnsi="Times New Roman"/>
+          <w:sz w:val="24"/>
+          <w:szCs w:val="24"/>
+        </w:rPr>
+      </w:pPr>
+      <w:r>
+        <w:rPr>
+          <w:rFonts w:ascii="Times New Roman" w:cs="Times New Roman" w:eastAsia="Times New Roman" w:hAnsi="Times New Roman"/>
+          <w:i w:val="1"/>
           <w:color w:val="ff0000"/>
           <w:sz w:val="24"/>
           <w:szCs w:val="24"/>
           <w:rtl w:val="0"/>
         </w:rPr>
-        <w:t xml:space="preserve"> </w:t>
-      </w:r>
-      <w:r>
-        <w:rPr>
-          <w:rFonts w:ascii="Times New Roman" w:cs="Times New Roman" w:eastAsia="Times New Roman" w:hAnsi="Times New Roman"/>
-          <w:sz w:val="24"/>
-          <w:szCs w:val="24"/>
-          <w:rtl w:val="0"/>
-        </w:rPr>
-        <w:t xml:space="preserve">І духові твоєму.</w:t>
-      </w:r>
-    </w:p>
-    <w:p>
-      <w:pPr>
-        <w:spacing w:after="120" w:line="240" w:lineRule="auto"/>
-        <w:jc w:val="both"/>
-        <w:rPr>
-          <w:rFonts w:ascii="Times New Roman" w:cs="Times New Roman" w:eastAsia="Times New Roman" w:hAnsi="Times New Roman"/>
-          <w:sz w:val="24"/>
-          <w:szCs w:val="24"/>
-        </w:rPr>
-      </w:pPr>
-      <w:r>
-        <w:rPr>
-          <w:rFonts w:ascii="Times New Roman" w:cs="Times New Roman" w:eastAsia="Times New Roman" w:hAnsi="Times New Roman"/>
-          <w:sz w:val="24"/>
-          <w:szCs w:val="24"/>
-          <w:rtl w:val="0"/>
-        </w:rPr>
-        <w:t xml:space="preserve">Голови ваші перед Господом схиліть.</w:t>
-      </w:r>
-    </w:p>
-    <w:p>
-      <w:pPr>
-        <w:spacing w:after="120" w:line="240" w:lineRule="auto"/>
-        <w:jc w:val="both"/>
-        <w:rPr>
-          <w:rFonts w:ascii="Times New Roman" w:cs="Times New Roman" w:eastAsia="Times New Roman" w:hAnsi="Times New Roman"/>
-          <w:sz w:val="24"/>
-          <w:szCs w:val="24"/>
-        </w:rPr>
-      </w:pPr>
-      <w:r>
-        <w:rPr>
-          <w:rFonts w:ascii="Times New Roman" w:cs="Times New Roman" w:eastAsia="Times New Roman" w:hAnsi="Times New Roman"/>
-          <w:i w:val="1"/>
-          <w:color w:val="ff0000"/>
-          <w:sz w:val="24"/>
-          <w:szCs w:val="24"/>
-          <w:rtl w:val="0"/>
-        </w:rPr>
-        <w:t xml:space="preserve">Вірні:</w:t>
-      </w:r>
-      <w:r>
-        <w:rPr>
-          <w:rFonts w:ascii="Times New Roman" w:cs="Times New Roman" w:eastAsia="Times New Roman" w:hAnsi="Times New Roman"/>
-          <w:color w:val="ff0000"/>
-          <w:sz w:val="24"/>
-          <w:szCs w:val="24"/>
-          <w:rtl w:val="0"/>
-        </w:rPr>
-        <w:t xml:space="preserve"> </w:t>
-      </w:r>
-      <w:r>
-        <w:rPr>
-          <w:rFonts w:ascii="Times New Roman" w:cs="Times New Roman" w:eastAsia="Times New Roman" w:hAnsi="Times New Roman"/>
-          <w:sz w:val="24"/>
-          <w:szCs w:val="24"/>
-          <w:rtl w:val="0"/>
-        </w:rPr>
-        <w:t xml:space="preserve">Тобі, Господи.</w:t>
-      </w:r>
-    </w:p>
-    <w:p>
-      <w:pPr>
-        <w:spacing w:after="120" w:line="240" w:lineRule="auto"/>
-        <w:jc w:val="both"/>
-        <w:rPr>
-          <w:rFonts w:ascii="Times New Roman" w:cs="Times New Roman" w:eastAsia="Times New Roman" w:hAnsi="Times New Roman"/>
-          <w:sz w:val="24"/>
-          <w:szCs w:val="24"/>
-        </w:rPr>
-      </w:pPr>
-      <w:r>
-        <w:rPr>
-          <w:rFonts w:ascii="Times New Roman" w:cs="Times New Roman" w:eastAsia="Times New Roman" w:hAnsi="Times New Roman"/>
-          <w:i w:val="1"/>
-          <w:color w:val="ff0000"/>
-          <w:sz w:val="24"/>
-          <w:szCs w:val="24"/>
-          <w:rtl w:val="0"/>
-        </w:rPr>
         <w:t xml:space="preserve">Священник читає молитву:</w:t>
       </w:r>
       <w:r>
@@ -5182,21 +5158,17 @@
       </w:pPr>
       <w:r>
         <w:rPr>
-          <w:rFonts w:ascii="Times New Roman" w:cs="Times New Roman" w:eastAsia="Times New Roman" w:hAnsi="Times New Roman"/>
-          <w:i w:val="1"/>
-          <w:color w:val="ff0000"/>
-          <w:sz w:val="24"/>
-          <w:szCs w:val="24"/>
-          <w:rtl w:val="0"/>
-        </w:rPr>
-        <w:t xml:space="preserve">Священник:</w:t>
-      </w:r>
-      <w:r>
-        <w:rPr>
-          <w:rFonts w:ascii="Times New Roman" w:cs="Times New Roman" w:eastAsia="Times New Roman" w:hAnsi="Times New Roman"/>
-          <w:sz w:val="24"/>
-          <w:szCs w:val="24"/>
-          <w:rtl w:val="0"/>
+          <w:rFonts w:ascii="Times New Roman" w:hAnsi="Times New Roman"/>
+          <w:i/>
+          <w:color w:val="FF0000"/>
+          <w:sz w:val="24"/>
+        </w:rPr>
+        <w:t>Священник:</w:t>
+      </w:r>
+      <w:r>
+        <w:rPr>
+          <w:rFonts w:ascii="Times New Roman" w:hAnsi="Times New Roman"/>
+          <w:sz w:val="24"/>
         </w:rPr>
         <w:t xml:space="preserve"> Нехай буде влада царства Твого благословенна і дуже прославлена: Отця, і Сина, і Святого Духа, нині і повсякчас, і на віки віків.</w:t>
       </w:r>
@@ -5794,21 +5766,17 @@
       </w:pPr>
       <w:r>
         <w:rPr>
-          <w:rFonts w:ascii="Times New Roman" w:cs="Times New Roman" w:eastAsia="Times New Roman" w:hAnsi="Times New Roman"/>
-          <w:i w:val="1"/>
-          <w:color w:val="ff0000"/>
-          <w:sz w:val="24"/>
-          <w:szCs w:val="24"/>
-          <w:rtl w:val="0"/>
-        </w:rPr>
-        <w:t xml:space="preserve">Священник:</w:t>
-      </w:r>
-      <w:r>
-        <w:rPr>
-          <w:rFonts w:ascii="Times New Roman" w:cs="Times New Roman" w:eastAsia="Times New Roman" w:hAnsi="Times New Roman"/>
-          <w:sz w:val="24"/>
-          <w:szCs w:val="24"/>
-          <w:rtl w:val="0"/>
+          <w:rFonts w:ascii="Times New Roman" w:hAnsi="Times New Roman"/>
+          <w:i/>
+          <w:color w:val="FF0000"/>
+          <w:sz w:val="24"/>
+        </w:rPr>
+        <w:t>Священник:</w:t>
+      </w:r>
+      <w:r>
+        <w:rPr>
+          <w:rFonts w:ascii="Times New Roman" w:hAnsi="Times New Roman"/>
+          <w:sz w:val="24"/>
         </w:rPr>
         <w:t xml:space="preserve"> Бо Твоє є царство, і сила, і слава, Отця, і Сина, і Святого Духа, нині, і повсякчас, і на віки віків.</w:t>
       </w:r>
@@ -6435,21 +6403,17 @@
       </w:pPr>
       <w:r>
         <w:rPr>
-          <w:rFonts w:ascii="Times New Roman" w:cs="Times New Roman" w:eastAsia="Times New Roman" w:hAnsi="Times New Roman"/>
-          <w:i w:val="1"/>
-          <w:color w:val="ff0000"/>
-          <w:sz w:val="24"/>
-          <w:szCs w:val="24"/>
-          <w:rtl w:val="0"/>
-        </w:rPr>
-        <w:t xml:space="preserve">Священник:</w:t>
-      </w:r>
-      <w:r>
-        <w:rPr>
-          <w:rFonts w:ascii="Times New Roman" w:cs="Times New Roman" w:eastAsia="Times New Roman" w:hAnsi="Times New Roman"/>
-          <w:sz w:val="24"/>
-          <w:szCs w:val="24"/>
-          <w:rtl w:val="0"/>
+          <w:rFonts w:ascii="Times New Roman" w:hAnsi="Times New Roman"/>
+          <w:i/>
+          <w:color w:val="FF0000"/>
+          <w:sz w:val="24"/>
+        </w:rPr>
+        <w:t>Священник:</w:t>
+      </w:r>
+      <w:r>
+        <w:rPr>
+          <w:rFonts w:ascii="Times New Roman" w:hAnsi="Times New Roman"/>
+          <w:sz w:val="24"/>
         </w:rPr>
         <w:t xml:space="preserve"> Бо милостивий і людинолюбний Бог єси, і Тобі славу возсилаємо, Отцю, і Сину, і Святому Духові, нині, і повсякчас, і на віки віків.</w:t>
       </w:r>
@@ -6583,6 +6547,32 @@
       </w:pPr>
       <w:r>
         <w:rPr>
+          <w:rFonts w:ascii="Times New Roman" w:hAnsi="Times New Roman"/>
+          <w:i/>
+          <w:color w:val="FF0000"/>
+          <w:sz w:val="24"/>
+        </w:rPr>
+        <w:t>Священник:</w:t>
+      </w:r>
+      <w:r>
+        <w:rPr>
+          <w:rFonts w:ascii="Times New Roman" w:hAnsi="Times New Roman"/>
+          <w:sz w:val="24"/>
+        </w:rPr>
+        <w:t xml:space="preserve"> Сла́ва Тобі́, Хри́сте Бо́же, упова́ння на́ше, сла́ва Тобі́!</w:t>
+      </w:r>
+    </w:p>
+    <w:p>
+      <w:pPr>
+        <w:spacing w:after="120" w:line="240" w:lineRule="auto"/>
+        <w:rPr>
+          <w:rFonts w:ascii="Times New Roman" w:cs="Times New Roman" w:eastAsia="Times New Roman" w:hAnsi="Times New Roman"/>
+          <w:sz w:val="24"/>
+          <w:szCs w:val="24"/>
+        </w:rPr>
+      </w:pPr>
+      <w:r>
+        <w:rPr>
           <w:rFonts w:ascii="Times New Roman" w:cs="Times New Roman" w:eastAsia="Times New Roman" w:hAnsi="Times New Roman"/>
           <w:i w:val="1"/>
           <w:color w:val="ff0000"/>
@@ -6590,66 +6580,36 @@
           <w:szCs w:val="24"/>
           <w:rtl w:val="0"/>
         </w:rPr>
-        <w:t xml:space="preserve">Священник:</w:t>
-      </w:r>
-      <w:r>
-        <w:rPr>
-          <w:rFonts w:ascii="Times New Roman" w:cs="Times New Roman" w:eastAsia="Times New Roman" w:hAnsi="Times New Roman"/>
-          <w:sz w:val="24"/>
-          <w:szCs w:val="24"/>
-          <w:rtl w:val="0"/>
-        </w:rPr>
-        <w:t xml:space="preserve"> Сла́ва Тобі́, Хри́сте Бо́же, упова́ння на́ше, сла́ва Тобі́!</w:t>
-      </w:r>
-    </w:p>
-    <w:p>
-      <w:pPr>
-        <w:spacing w:after="120" w:line="240" w:lineRule="auto"/>
-        <w:rPr>
-          <w:rFonts w:ascii="Times New Roman" w:cs="Times New Roman" w:eastAsia="Times New Roman" w:hAnsi="Times New Roman"/>
-          <w:sz w:val="24"/>
-          <w:szCs w:val="24"/>
-        </w:rPr>
-      </w:pPr>
-      <w:r>
-        <w:rPr>
-          <w:rFonts w:ascii="Times New Roman" w:cs="Times New Roman" w:eastAsia="Times New Roman" w:hAnsi="Times New Roman"/>
-          <w:i w:val="1"/>
+        <w:t xml:space="preserve">Вірні:</w:t>
+      </w:r>
+      <w:r>
+        <w:rPr>
+          <w:rFonts w:ascii="Times New Roman" w:cs="Times New Roman" w:eastAsia="Times New Roman" w:hAnsi="Times New Roman"/>
           <w:color w:val="ff0000"/>
           <w:sz w:val="24"/>
           <w:szCs w:val="24"/>
           <w:rtl w:val="0"/>
         </w:rPr>
-        <w:t xml:space="preserve">Вірні:</w:t>
-      </w:r>
-      <w:r>
-        <w:rPr>
-          <w:rFonts w:ascii="Times New Roman" w:cs="Times New Roman" w:eastAsia="Times New Roman" w:hAnsi="Times New Roman"/>
+        <w:t xml:space="preserve"> </w:t>
+      </w:r>
+      <w:r>
+        <w:rPr>
+          <w:rFonts w:ascii="Times New Roman" w:cs="Times New Roman" w:eastAsia="Times New Roman" w:hAnsi="Times New Roman"/>
+          <w:sz w:val="24"/>
+          <w:szCs w:val="24"/>
+          <w:rtl w:val="0"/>
+        </w:rPr>
+        <w:t xml:space="preserve">Сла́ва Отцю́, і Си́ну, і Свято́му Ду́хові, і ни́ні, і повсякча́с, і на ві́ки вікі́в. Амі́нь. Го́споди, поми́луй. </w:t>
+      </w:r>
+      <w:r>
+        <w:rPr>
+          <w:rFonts w:ascii="Times New Roman" w:cs="Times New Roman" w:eastAsia="Times New Roman" w:hAnsi="Times New Roman"/>
+          <w:i w:val="1"/>
           <w:color w:val="ff0000"/>
           <w:sz w:val="24"/>
           <w:szCs w:val="24"/>
           <w:rtl w:val="0"/>
         </w:rPr>
-        <w:t xml:space="preserve"> </w:t>
-      </w:r>
-      <w:r>
-        <w:rPr>
-          <w:rFonts w:ascii="Times New Roman" w:cs="Times New Roman" w:eastAsia="Times New Roman" w:hAnsi="Times New Roman"/>
-          <w:sz w:val="24"/>
-          <w:szCs w:val="24"/>
-          <w:rtl w:val="0"/>
-        </w:rPr>
-        <w:t xml:space="preserve">Сла́ва Отцю́, і Си́ну, і Свято́му Ду́хові, і ни́ні, і повсякча́с, і на ві́ки вікі́в. Амі́нь. Го́споди, поми́луй. </w:t>
-      </w:r>
-      <w:r>
-        <w:rPr>
-          <w:rFonts w:ascii="Times New Roman" w:cs="Times New Roman" w:eastAsia="Times New Roman" w:hAnsi="Times New Roman"/>
-          <w:i w:val="1"/>
-          <w:color w:val="ff0000"/>
-          <w:sz w:val="24"/>
-          <w:szCs w:val="24"/>
-          <w:rtl w:val="0"/>
-        </w:rPr>
         <w:t xml:space="preserve">(3 р.)</w:t>
       </w:r>
       <w:r>
@@ -6664,43 +6624,23 @@
     </w:p>
     <w:p>
       <w:pPr>
-        <w:spacing w:after="120" w:line="240" w:lineRule="auto"/>
-        <w:jc w:val="both"/>
-        <w:rPr>
-          <w:rFonts w:ascii="Times New Roman" w:cs="Times New Roman" w:eastAsia="Times New Roman" w:hAnsi="Times New Roman"/>
-          <w:sz w:val="24"/>
-          <w:szCs w:val="24"/>
-        </w:rPr>
-      </w:pPr>
-      <w:r>
-        <w:rPr>
-          <w:rFonts w:ascii="Times New Roman" w:cs="Times New Roman" w:eastAsia="Times New Roman" w:hAnsi="Times New Roman"/>
-          <w:i w:val="1"/>
-          <w:color w:val="ff0000"/>
-          <w:sz w:val="24"/>
-          <w:szCs w:val="24"/>
-          <w:rtl w:val="0"/>
-        </w:rPr>
-        <w:t xml:space="preserve">Священик:</w:t>
-      </w:r>
-      <w:r>
-        <w:rPr>
-          <w:rFonts w:ascii="Times New Roman" w:cs="Times New Roman" w:eastAsia="Times New Roman" w:hAnsi="Times New Roman"/>
-          <w:color w:val="ff0000"/>
-          <w:sz w:val="24"/>
-          <w:szCs w:val="24"/>
-          <w:rtl w:val="0"/>
-        </w:rPr>
-        <w:t xml:space="preserve"> </w:t>
-      </w:r>
-      <w:r>
-        <w:rPr>
-          <w:rFonts w:ascii="Times New Roman" w:cs="Times New Roman" w:eastAsia="Times New Roman" w:hAnsi="Times New Roman"/>
-          <w:sz w:val="24"/>
-          <w:szCs w:val="24"/>
-          <w:rtl w:val="0"/>
-        </w:rPr>
-        <w:t xml:space="preserve">Христос, істинний Бог наш, що народився в вертепі у Вифлеємі Юдейському і дав себе покласти у ясла спасіння нашого ради, молитвами пречистої своєї Матері, і всіх святих, помилує і спасе нас, як благий і людинолюбний.</w:t>
+        <w:spacing w:after="120"/>
+      </w:pPr>
+      <w:r>
+        <w:rPr>
+          <w:rFonts w:ascii="Times New Roman" w:hAnsi="Times New Roman"/>
+          <w:i/>
+          <w:color w:val="FF0000"/>
+          <w:sz w:val="24"/>
+        </w:rPr>
+        <w:t>Священник:</w:t>
+      </w:r>
+      <w:r>
+        <w:rPr>
+          <w:rFonts w:ascii="Times New Roman" w:hAnsi="Times New Roman"/>
+          <w:sz w:val="24"/>
+        </w:rPr>
+        <w:t xml:space="preserve"> Христос, істинний Бог наш, що народився у вертепі у Вифлеємі Юдейському і в яслах положився спасіння нашого ради - молитвами пречистої своєї Матері, святих славних і всехвальних апостолів, і преподобної матері нашої Меланії Римлянки, і всіх святих - помилує і спасе нас як благий і людинолюбний.</w:t>
       </w:r>
     </w:p>
     <w:p>
@@ -6900,21 +6840,17 @@
       </w:pPr>
       <w:r>
         <w:rPr>
-          <w:rFonts w:ascii="Times New Roman" w:cs="Times New Roman" w:eastAsia="Times New Roman" w:hAnsi="Times New Roman"/>
-          <w:i w:val="1"/>
-          <w:color w:val="ff0000"/>
-          <w:sz w:val="24"/>
-          <w:szCs w:val="24"/>
-          <w:rtl w:val="0"/>
-        </w:rPr>
-        <w:t xml:space="preserve">Священник:</w:t>
-      </w:r>
-      <w:r>
-        <w:rPr>
-          <w:rFonts w:ascii="Times New Roman" w:cs="Times New Roman" w:eastAsia="Times New Roman" w:hAnsi="Times New Roman"/>
-          <w:sz w:val="24"/>
-          <w:szCs w:val="24"/>
-          <w:rtl w:val="0"/>
+          <w:rFonts w:ascii="Times New Roman" w:hAnsi="Times New Roman"/>
+          <w:i/>
+          <w:color w:val="FF0000"/>
+          <w:sz w:val="24"/>
+        </w:rPr>
+        <w:t>Священник:</w:t>
+      </w:r>
+      <w:r>
+        <w:rPr>
+          <w:rFonts w:ascii="Times New Roman" w:hAnsi="Times New Roman"/>
+          <w:sz w:val="24"/>
         </w:rPr>
         <w:t xml:space="preserve"> Слава святій, одноістотній, животворчій і нероздільній Тройці, завжди, нині і повсякчас, і на віки віків.</w:t>
       </w:r>
@@ -11065,21 +11001,17 @@
       </w:pPr>
       <w:r>
         <w:rPr>
-          <w:rFonts w:ascii="Times New Roman" w:cs="Times New Roman" w:eastAsia="Times New Roman" w:hAnsi="Times New Roman"/>
-          <w:i w:val="1"/>
-          <w:color w:val="ff0000"/>
-          <w:sz w:val="24"/>
-          <w:szCs w:val="24"/>
-          <w:rtl w:val="0"/>
-        </w:rPr>
-        <w:t xml:space="preserve">Священник:</w:t>
-      </w:r>
-      <w:r>
-        <w:rPr>
-          <w:rFonts w:ascii="Times New Roman" w:cs="Times New Roman" w:eastAsia="Times New Roman" w:hAnsi="Times New Roman"/>
-          <w:sz w:val="24"/>
-          <w:szCs w:val="24"/>
-          <w:rtl w:val="0"/>
+          <w:rFonts w:ascii="Times New Roman" w:hAnsi="Times New Roman"/>
+          <w:i/>
+          <w:color w:val="FF0000"/>
+          <w:sz w:val="24"/>
+        </w:rPr>
+        <w:t>Священник:</w:t>
+      </w:r>
+      <w:r>
+        <w:rPr>
+          <w:rFonts w:ascii="Times New Roman" w:hAnsi="Times New Roman"/>
+          <w:sz w:val="24"/>
         </w:rPr>
         <w:t xml:space="preserve"> Бо Тобі належить усяка слава, честь і поклоніння, Отцю, і Сину, і Святому Духові, нині, і повсякчас, і на віки віків.</w:t>
       </w:r>
@@ -11787,21 +11719,17 @@
       </w:pPr>
       <w:r>
         <w:rPr>
-          <w:rFonts w:ascii="Times New Roman" w:cs="Times New Roman" w:eastAsia="Times New Roman" w:hAnsi="Times New Roman"/>
-          <w:i w:val="1"/>
-          <w:color w:val="ff0000"/>
-          <w:sz w:val="24"/>
-          <w:szCs w:val="24"/>
-          <w:rtl w:val="0"/>
-        </w:rPr>
-        <w:t xml:space="preserve">Священник:</w:t>
-      </w:r>
-      <w:r>
-        <w:rPr>
-          <w:rFonts w:ascii="Times New Roman" w:cs="Times New Roman" w:eastAsia="Times New Roman" w:hAnsi="Times New Roman"/>
-          <w:sz w:val="24"/>
-          <w:szCs w:val="24"/>
-          <w:rtl w:val="0"/>
+          <w:rFonts w:ascii="Times New Roman" w:hAnsi="Times New Roman"/>
+          <w:i/>
+          <w:color w:val="FF0000"/>
+          <w:sz w:val="24"/>
+        </w:rPr>
+        <w:t>Священник:</w:t>
+      </w:r>
+      <w:r>
+        <w:rPr>
+          <w:rFonts w:ascii="Times New Roman" w:hAnsi="Times New Roman"/>
+          <w:sz w:val="24"/>
         </w:rPr>
         <w:t xml:space="preserve"> Бо Твоя є влада і Твоє є царство, і сила, і слава, Отця, і Сина, і Святого Духа, нині, і повсякчас, і на віки віків.</w:t>
       </w:r>
@@ -12225,21 +12153,17 @@
       </w:pPr>
       <w:r>
         <w:rPr>
-          <w:rFonts w:ascii="Times New Roman" w:cs="Times New Roman" w:eastAsia="Times New Roman" w:hAnsi="Times New Roman"/>
-          <w:i w:val="1"/>
-          <w:color w:val="ff0000"/>
-          <w:sz w:val="24"/>
-          <w:szCs w:val="24"/>
-          <w:rtl w:val="0"/>
-        </w:rPr>
-        <w:t xml:space="preserve">Священник:</w:t>
-      </w:r>
-      <w:r>
-        <w:rPr>
-          <w:rFonts w:ascii="Times New Roman" w:cs="Times New Roman" w:eastAsia="Times New Roman" w:hAnsi="Times New Roman"/>
-          <w:sz w:val="24"/>
-          <w:szCs w:val="24"/>
-          <w:rtl w:val="0"/>
+          <w:rFonts w:ascii="Times New Roman" w:hAnsi="Times New Roman"/>
+          <w:i/>
+          <w:color w:val="FF0000"/>
+          <w:sz w:val="24"/>
+        </w:rPr>
+        <w:t>Священник:</w:t>
+      </w:r>
+      <w:r>
+        <w:rPr>
+          <w:rFonts w:ascii="Times New Roman" w:hAnsi="Times New Roman"/>
+          <w:sz w:val="24"/>
         </w:rPr>
         <w:t xml:space="preserve"> Бо Ти благий і людинолюбний Бог – і Тобі славу возсилаємо, Отцю, і Сину, і Святому Духові, нині, і повсякчас, і на віки віків.</w:t>
       </w:r>
@@ -16250,21 +16174,17 @@
       </w:pPr>
       <w:r>
         <w:rPr>
-          <w:rFonts w:ascii="Times New Roman" w:cs="Times New Roman" w:eastAsia="Times New Roman" w:hAnsi="Times New Roman"/>
-          <w:i w:val="1"/>
-          <w:color w:val="ff0000"/>
-          <w:sz w:val="24"/>
-          <w:szCs w:val="24"/>
-          <w:rtl w:val="0"/>
-        </w:rPr>
-        <w:t xml:space="preserve">Священник:</w:t>
-      </w:r>
-      <w:r>
-        <w:rPr>
-          <w:rFonts w:ascii="Times New Roman" w:cs="Times New Roman" w:eastAsia="Times New Roman" w:hAnsi="Times New Roman"/>
-          <w:sz w:val="24"/>
-          <w:szCs w:val="24"/>
-          <w:rtl w:val="0"/>
+          <w:rFonts w:ascii="Times New Roman" w:hAnsi="Times New Roman"/>
+          <w:i/>
+          <w:color w:val="FF0000"/>
+          <w:sz w:val="24"/>
+        </w:rPr>
+        <w:t>Священник:</w:t>
+      </w:r>
+      <w:r>
+        <w:rPr>
+          <w:rFonts w:ascii="Times New Roman" w:hAnsi="Times New Roman"/>
+          <w:sz w:val="24"/>
         </w:rPr>
         <w:t xml:space="preserve"> Бо Тебе хвалять усі сили небесні і Тобі славу возсилаємо: Отцю, і Сину, і Святому Духові, нині і повсякчас, і на віки віків.</w:t>
       </w:r>
@@ -18430,21 +18350,17 @@
       </w:pPr>
       <w:r>
         <w:rPr>
-          <w:rFonts w:ascii="Times New Roman" w:cs="Times New Roman" w:eastAsia="Times New Roman" w:hAnsi="Times New Roman"/>
-          <w:i w:val="1"/>
-          <w:color w:val="ff0000"/>
-          <w:sz w:val="24"/>
-          <w:szCs w:val="24"/>
-          <w:rtl w:val="0"/>
-        </w:rPr>
-        <w:t xml:space="preserve">Священник:</w:t>
-      </w:r>
-      <w:r>
-        <w:rPr>
-          <w:rFonts w:ascii="Times New Roman" w:cs="Times New Roman" w:eastAsia="Times New Roman" w:hAnsi="Times New Roman"/>
-          <w:sz w:val="24"/>
-          <w:szCs w:val="24"/>
-          <w:rtl w:val="0"/>
+          <w:rFonts w:ascii="Times New Roman" w:hAnsi="Times New Roman"/>
+          <w:i/>
+          <w:color w:val="FF0000"/>
+          <w:sz w:val="24"/>
+        </w:rPr>
+        <w:t>Священник:</w:t>
+      </w:r>
+      <w:r>
+        <w:rPr>
+          <w:rFonts w:ascii="Times New Roman" w:hAnsi="Times New Roman"/>
+          <w:sz w:val="24"/>
         </w:rPr>
         <w:t xml:space="preserve"> Бо милостивий і людинолюбний Бог єси, і Тобі славу возсилаємо, Отцю, і Сину, і Святому Духові, нині, і повсякчас, і на віки віків.</w:t>
       </w:r>
@@ -19015,21 +18931,17 @@
       </w:pPr>
       <w:r>
         <w:rPr>
-          <w:rFonts w:ascii="Times New Roman" w:cs="Times New Roman" w:eastAsia="Times New Roman" w:hAnsi="Times New Roman"/>
-          <w:i w:val="1"/>
-          <w:color w:val="ff0000"/>
-          <w:sz w:val="24"/>
-          <w:szCs w:val="24"/>
-          <w:rtl w:val="0"/>
-        </w:rPr>
-        <w:t xml:space="preserve">Священник:</w:t>
-      </w:r>
-      <w:r>
-        <w:rPr>
-          <w:rFonts w:ascii="Times New Roman" w:cs="Times New Roman" w:eastAsia="Times New Roman" w:hAnsi="Times New Roman"/>
-          <w:sz w:val="24"/>
-          <w:szCs w:val="24"/>
-          <w:rtl w:val="0"/>
+          <w:rFonts w:ascii="Times New Roman" w:hAnsi="Times New Roman"/>
+          <w:i/>
+          <w:color w:val="FF0000"/>
+          <w:sz w:val="24"/>
+        </w:rPr>
+        <w:t>Священник:</w:t>
+      </w:r>
+      <w:r>
+        <w:rPr>
+          <w:rFonts w:ascii="Times New Roman" w:hAnsi="Times New Roman"/>
+          <w:sz w:val="24"/>
         </w:rPr>
         <w:t xml:space="preserve"> Бо Ти – Бог милости, ласк і людинолюбности, і Тобі славу возсилаємо, Отцю, і Сину, і Святому Духові, нині, і повсякчас, і на віки віків.</w:t>
       </w:r>

--- a/flow/20230914_vu_template/drafts/2024-12-u/31-ВТ-віддання_Різдва.docx
+++ b/flow/20230914_vu_template/drafts/2024-12-u/31-ВТ-віддання_Різдва.docx
@@ -3344,14 +3344,268 @@
     </w:p>
     <w:p>
       <w:pPr>
-        <w:spacing w:after="120" w:line="240" w:lineRule="auto"/>
-        <w:jc w:val="both"/>
-        <w:rPr>
-          <w:rFonts w:ascii="Times New Roman" w:eastAsia="Times New Roman" w:hAnsi="Times New Roman" w:cs="Times New Roman"/>
-          <w:sz w:val="24"/>
-          <w:szCs w:val="24"/>
+        <w:spacing w:after="120"/>
+        <w:jc w:val="both"/>
+      </w:pPr>
+      <w:r>
+        <w:rPr>
+          <w:rFonts w:ascii="Times New Roman" w:hAnsi="Times New Roman"/>
+          <w:i/>
+          <w:color w:val="FF0000"/>
+          <w:sz w:val="24"/>
+        </w:rPr>
+        <w:t>Стих:</w:t>
+      </w:r>
+      <w:r>
+        <w:rPr>
+          <w:rFonts w:ascii="Times New Roman" w:hAnsi="Times New Roman"/>
+          <w:i/>
+          <w:sz w:val="24"/>
+        </w:rPr>
+        <w:t xml:space="preserve"> </w:t>
+      </w:r>
+      <w:r>
+        <w:rPr>
+          <w:rFonts w:ascii="Times New Roman" w:hAnsi="Times New Roman"/>
+          <w:sz w:val="24"/>
           <w:u w:val="single"/>
         </w:rPr>
+        <w:t>Коли́</w:t>
+      </w:r>
+      <w:r>
+        <w:rPr>
+          <w:rFonts w:ascii="Times New Roman" w:hAnsi="Times New Roman"/>
+          <w:sz w:val="24"/>
+          <w:u w:val="single"/>
+        </w:rPr>
+        <w:t xml:space="preserve"> </w:t>
+      </w:r>
+      <w:r>
+        <w:rPr>
+          <w:rFonts w:ascii="Times New Roman" w:hAnsi="Times New Roman"/>
+          <w:sz w:val="24"/>
+          <w:u w:val="single"/>
+        </w:rPr>
+        <w:t>Ти,</w:t>
+      </w:r>
+      <w:r>
+        <w:rPr>
+          <w:rFonts w:ascii="Times New Roman" w:hAnsi="Times New Roman"/>
+          <w:sz w:val="24"/>
+          <w:u w:val="single"/>
+        </w:rPr>
+        <w:t xml:space="preserve"> </w:t>
+      </w:r>
+      <w:r>
+        <w:rPr>
+          <w:rFonts w:ascii="Times New Roman" w:hAnsi="Times New Roman"/>
+          <w:sz w:val="24"/>
+          <w:u w:val="single"/>
+        </w:rPr>
+        <w:t>Го́споди,</w:t>
+      </w:r>
+      <w:r>
+        <w:rPr>
+          <w:rFonts w:ascii="Times New Roman" w:hAnsi="Times New Roman"/>
+          <w:sz w:val="24"/>
+          <w:u w:val="single"/>
+        </w:rPr>
+        <w:t xml:space="preserve"> </w:t>
+      </w:r>
+      <w:r>
+        <w:rPr>
+          <w:rFonts w:ascii="Times New Roman" w:hAnsi="Times New Roman"/>
+          <w:sz w:val="24"/>
+          <w:u w:val="single"/>
+        </w:rPr>
+        <w:t>зважа́тимеш</w:t>
+      </w:r>
+      <w:r>
+        <w:rPr>
+          <w:rFonts w:ascii="Times New Roman" w:hAnsi="Times New Roman"/>
+          <w:sz w:val="24"/>
+          <w:u w:val="single"/>
+        </w:rPr>
+        <w:t xml:space="preserve"> </w:t>
+      </w:r>
+      <w:r>
+        <w:rPr>
+          <w:rFonts w:ascii="Times New Roman" w:hAnsi="Times New Roman"/>
+          <w:sz w:val="24"/>
+          <w:u w:val="single"/>
+        </w:rPr>
+        <w:t>на</w:t>
+      </w:r>
+      <w:r>
+        <w:rPr>
+          <w:rFonts w:ascii="Times New Roman" w:hAnsi="Times New Roman"/>
+          <w:sz w:val="24"/>
+          <w:u w:val="single"/>
+        </w:rPr>
+        <w:t xml:space="preserve"> </w:t>
+      </w:r>
+      <w:r>
+        <w:rPr>
+          <w:rFonts w:ascii="Times New Roman" w:hAnsi="Times New Roman"/>
+          <w:sz w:val="24"/>
+          <w:u w:val="single"/>
+        </w:rPr>
+        <w:t>беззако́ння,</w:t>
+      </w:r>
+      <w:r>
+        <w:rPr>
+          <w:rFonts w:ascii="Times New Roman" w:hAnsi="Times New Roman"/>
+          <w:sz w:val="24"/>
+          <w:u w:val="single"/>
+        </w:rPr>
+        <w:t xml:space="preserve"> </w:t>
+      </w:r>
+      <w:r>
+        <w:rPr>
+          <w:rFonts w:ascii="Times New Roman" w:hAnsi="Times New Roman"/>
+          <w:sz w:val="24"/>
+          <w:u w:val="single"/>
+        </w:rPr>
+        <w:t>то</w:t>
+      </w:r>
+      <w:r>
+        <w:rPr>
+          <w:rFonts w:ascii="Times New Roman" w:hAnsi="Times New Roman"/>
+          <w:sz w:val="24"/>
+          <w:u w:val="single"/>
+        </w:rPr>
+        <w:t xml:space="preserve"> </w:t>
+      </w:r>
+      <w:r>
+        <w:rPr>
+          <w:rFonts w:ascii="Times New Roman" w:hAnsi="Times New Roman"/>
+          <w:sz w:val="24"/>
+          <w:u w:val="single"/>
+        </w:rPr>
+        <w:t>хто</w:t>
+      </w:r>
+      <w:r>
+        <w:rPr>
+          <w:rFonts w:ascii="Times New Roman" w:hAnsi="Times New Roman"/>
+          <w:sz w:val="24"/>
+          <w:u w:val="single"/>
+        </w:rPr>
+        <w:t xml:space="preserve"> </w:t>
+      </w:r>
+      <w:r>
+        <w:rPr>
+          <w:rFonts w:ascii="Times New Roman" w:hAnsi="Times New Roman"/>
+          <w:sz w:val="24"/>
+          <w:u w:val="single"/>
+        </w:rPr>
+        <w:t>всто́їться,</w:t>
+      </w:r>
+      <w:r>
+        <w:rPr>
+          <w:rFonts w:ascii="Times New Roman" w:hAnsi="Times New Roman"/>
+          <w:sz w:val="24"/>
+          <w:u w:val="single"/>
+        </w:rPr>
+        <w:t xml:space="preserve"> </w:t>
+      </w:r>
+      <w:r>
+        <w:rPr>
+          <w:rFonts w:ascii="Times New Roman" w:hAnsi="Times New Roman"/>
+          <w:sz w:val="24"/>
+          <w:u w:val="single"/>
+        </w:rPr>
+        <w:t>Го́споди.*</w:t>
+      </w:r>
+      <w:r>
+        <w:rPr>
+          <w:rFonts w:ascii="Times New Roman" w:hAnsi="Times New Roman"/>
+          <w:sz w:val="24"/>
+          <w:u w:val="single"/>
+        </w:rPr>
+        <w:t xml:space="preserve"> </w:t>
+      </w:r>
+      <w:r>
+        <w:rPr>
+          <w:rFonts w:ascii="Times New Roman" w:hAnsi="Times New Roman"/>
+          <w:sz w:val="24"/>
+          <w:u w:val="single"/>
+        </w:rPr>
+        <w:t>Та</w:t>
+      </w:r>
+      <w:r>
+        <w:rPr>
+          <w:rFonts w:ascii="Times New Roman" w:hAnsi="Times New Roman"/>
+          <w:sz w:val="24"/>
+          <w:u w:val="single"/>
+        </w:rPr>
+        <w:t xml:space="preserve"> </w:t>
+      </w:r>
+      <w:r>
+        <w:rPr>
+          <w:rFonts w:ascii="Times New Roman" w:hAnsi="Times New Roman"/>
+          <w:sz w:val="24"/>
+          <w:u w:val="single"/>
+        </w:rPr>
+        <w:t>в</w:t>
+      </w:r>
+      <w:r>
+        <w:rPr>
+          <w:rFonts w:ascii="Times New Roman" w:hAnsi="Times New Roman"/>
+          <w:sz w:val="24"/>
+          <w:u w:val="single"/>
+        </w:rPr>
+        <w:t xml:space="preserve"> </w:t>
+      </w:r>
+      <w:r>
+        <w:rPr>
+          <w:rFonts w:ascii="Times New Roman" w:hAnsi="Times New Roman"/>
+          <w:sz w:val="24"/>
+          <w:u w:val="single"/>
+        </w:rPr>
+        <w:t>Те́бе</w:t>
+      </w:r>
+      <w:r>
+        <w:rPr>
+          <w:rFonts w:ascii="Times New Roman" w:hAnsi="Times New Roman"/>
+          <w:sz w:val="24"/>
+          <w:u w:val="single"/>
+        </w:rPr>
+        <w:t xml:space="preserve"> </w:t>
+      </w:r>
+      <w:r>
+        <w:rPr>
+          <w:rFonts w:ascii="Times New Roman" w:hAnsi="Times New Roman"/>
+          <w:sz w:val="24"/>
+          <w:u w:val="single"/>
+        </w:rPr>
+        <w:t>є</w:t>
+      </w:r>
+      <w:r>
+        <w:rPr>
+          <w:rFonts w:ascii="Times New Roman" w:hAnsi="Times New Roman"/>
+          <w:sz w:val="24"/>
+          <w:u w:val="single"/>
+        </w:rPr>
+        <w:t xml:space="preserve"> </w:t>
+      </w:r>
+      <w:r>
+        <w:rPr>
+          <w:rFonts w:ascii="Times New Roman" w:hAnsi="Times New Roman"/>
+          <w:sz w:val="24"/>
+          <w:u w:val="single"/>
+        </w:rPr>
+        <w:t>проще́ння.</w:t>
+      </w:r>
+    </w:p>
+    <w:p>
+      <w:pPr>
+        <w:spacing w:after="120" w:line="240" w:lineRule="auto"/>
+        <w:jc w:val="both"/>
+        <w:rPr>
+          <w:rFonts w:ascii="Times New Roman" w:eastAsia="Times New Roman" w:hAnsi="Times New Roman" w:cs="Times New Roman"/>
+          <w:sz w:val="24"/>
+          <w:szCs w:val="24"/>
+        </w:rPr>
       </w:pPr>
       <w:r>
         <w:rPr>
@@ -3361,177 +3615,593 @@
           <w:sz w:val="24"/>
           <w:szCs w:val="24"/>
         </w:rPr>
+        <w:t>(г. 2):</w:t>
+      </w:r>
+      <w:r>
+        <w:rPr>
+          <w:rFonts w:ascii="Times New Roman" w:eastAsia="Times New Roman" w:hAnsi="Times New Roman" w:cs="Times New Roman"/>
+          <w:color w:val="FF0000"/>
+          <w:sz w:val="24"/>
+          <w:szCs w:val="24"/>
+        </w:rPr>
+        <w:t xml:space="preserve"> </w:t>
+      </w:r>
+      <w:r>
+        <w:rPr>
+          <w:rFonts w:ascii="Times New Roman" w:eastAsia="Times New Roman" w:hAnsi="Times New Roman" w:cs="Times New Roman"/>
+          <w:sz w:val="24"/>
+          <w:szCs w:val="24"/>
+        </w:rPr>
+        <w:t>Прийдіть і радіймо з Господом,* розповідаючи про оце таїнство:* перегороду від раю знищено, вогняний меч зникає,* херувим відступає від дерева життя* і ми</w:t>
+      </w:r>
+      <w:r>
+        <w:rPr>
+          <w:rFonts w:ascii="Times New Roman" w:eastAsia="Times New Roman" w:hAnsi="Times New Roman" w:cs="Times New Roman"/>
+          <w:sz w:val="24"/>
+          <w:szCs w:val="24"/>
+        </w:rPr>
+        <w:t>, прогнані з раю задля непослуху, причащаємося райської поживи.* Незмінний образ Отця і відблиск його істоти приймає вигляд слуги;* прийшовши від пречистої матері, він не зазнав жодної зміни.* Бувши правдивим Богом, він зостався тим, чим був,* і приймає те</w:t>
+      </w:r>
+      <w:r>
+        <w:rPr>
+          <w:rFonts w:ascii="Times New Roman" w:eastAsia="Times New Roman" w:hAnsi="Times New Roman" w:cs="Times New Roman"/>
+          <w:sz w:val="24"/>
+          <w:szCs w:val="24"/>
+        </w:rPr>
+        <w:t>, чим не був, ставши людиною заради чоловіколюб'я.* Тому до нього закличмо:* Народжений з Діви, Боже, помилуй нас!</w:t>
+      </w:r>
+    </w:p>
+    <w:p>
+      <w:pPr>
+        <w:spacing w:after="120"/>
+        <w:jc w:val="both"/>
+      </w:pPr>
+      <w:r>
+        <w:rPr>
+          <w:rFonts w:ascii="Times New Roman" w:hAnsi="Times New Roman"/>
+          <w:i/>
+          <w:color w:val="FF0000"/>
+          <w:sz w:val="24"/>
+        </w:rPr>
         <w:t>Стих:</w:t>
       </w:r>
       <w:r>
         <w:rPr>
-          <w:rFonts w:ascii="Times New Roman" w:eastAsia="Times New Roman" w:hAnsi="Times New Roman" w:cs="Times New Roman"/>
-          <w:i/>
-          <w:sz w:val="24"/>
-          <w:szCs w:val="24"/>
+          <w:rFonts w:ascii="Times New Roman" w:hAnsi="Times New Roman"/>
+          <w:i/>
+          <w:sz w:val="24"/>
         </w:rPr>
         <w:t xml:space="preserve"> </w:t>
       </w:r>
       <w:r>
         <w:rPr>
-          <w:rFonts w:ascii="Times New Roman" w:eastAsia="Times New Roman" w:hAnsi="Times New Roman" w:cs="Times New Roman"/>
-          <w:sz w:val="24"/>
-          <w:szCs w:val="24"/>
+          <w:rFonts w:ascii="Times New Roman" w:hAnsi="Times New Roman"/>
+          <w:sz w:val="24"/>
           <w:u w:val="single"/>
         </w:rPr>
-        <w:t>Коли ти, Господи, зважатимеш на беззаконня,* то хто встоїться, Господи, та в тебе є прощення.</w:t>
-      </w:r>
-    </w:p>
-    <w:p>
-      <w:pPr>
-        <w:spacing w:after="120" w:line="240" w:lineRule="auto"/>
-        <w:jc w:val="both"/>
-        <w:rPr>
-          <w:rFonts w:ascii="Times New Roman" w:eastAsia="Times New Roman" w:hAnsi="Times New Roman" w:cs="Times New Roman"/>
-          <w:sz w:val="24"/>
-          <w:szCs w:val="24"/>
-        </w:rPr>
-      </w:pPr>
-      <w:r>
-        <w:rPr>
-          <w:rFonts w:ascii="Times New Roman" w:eastAsia="Times New Roman" w:hAnsi="Times New Roman" w:cs="Times New Roman"/>
+        <w:t>За́для</w:t>
+      </w:r>
+      <w:r>
+        <w:rPr>
+          <w:rFonts w:ascii="Times New Roman" w:hAnsi="Times New Roman"/>
+          <w:sz w:val="24"/>
+          <w:u w:val="single"/>
+        </w:rPr>
+        <w:t xml:space="preserve"> </w:t>
+      </w:r>
+      <w:r>
+        <w:rPr>
+          <w:rFonts w:ascii="Times New Roman" w:hAnsi="Times New Roman"/>
+          <w:sz w:val="24"/>
+          <w:u w:val="single"/>
+        </w:rPr>
+        <w:t>І́мени</w:t>
+      </w:r>
+      <w:r>
+        <w:rPr>
+          <w:rFonts w:ascii="Times New Roman" w:hAnsi="Times New Roman"/>
+          <w:sz w:val="24"/>
+          <w:u w:val="single"/>
+        </w:rPr>
+        <w:t xml:space="preserve"> </w:t>
+      </w:r>
+      <w:r>
+        <w:rPr>
+          <w:rFonts w:ascii="Times New Roman" w:hAnsi="Times New Roman"/>
+          <w:sz w:val="24"/>
+          <w:u w:val="single"/>
+        </w:rPr>
+        <w:t>Твого́</w:t>
+      </w:r>
+      <w:r>
+        <w:rPr>
+          <w:rFonts w:ascii="Times New Roman" w:hAnsi="Times New Roman"/>
+          <w:sz w:val="24"/>
+          <w:u w:val="single"/>
+        </w:rPr>
+        <w:t xml:space="preserve"> </w:t>
+      </w:r>
+      <w:r>
+        <w:rPr>
+          <w:rFonts w:ascii="Times New Roman" w:hAnsi="Times New Roman"/>
+          <w:sz w:val="24"/>
+          <w:u w:val="single"/>
+        </w:rPr>
+        <w:t>наді́юсь</w:t>
+      </w:r>
+      <w:r>
+        <w:rPr>
+          <w:rFonts w:ascii="Times New Roman" w:hAnsi="Times New Roman"/>
+          <w:sz w:val="24"/>
+          <w:u w:val="single"/>
+        </w:rPr>
+        <w:t xml:space="preserve"> </w:t>
+      </w:r>
+      <w:r>
+        <w:rPr>
+          <w:rFonts w:ascii="Times New Roman" w:hAnsi="Times New Roman"/>
+          <w:sz w:val="24"/>
+          <w:u w:val="single"/>
+        </w:rPr>
+        <w:t>на</w:t>
+      </w:r>
+      <w:r>
+        <w:rPr>
+          <w:rFonts w:ascii="Times New Roman" w:hAnsi="Times New Roman"/>
+          <w:sz w:val="24"/>
+          <w:u w:val="single"/>
+        </w:rPr>
+        <w:t xml:space="preserve"> </w:t>
+      </w:r>
+      <w:r>
+        <w:rPr>
+          <w:rFonts w:ascii="Times New Roman" w:hAnsi="Times New Roman"/>
+          <w:sz w:val="24"/>
+          <w:u w:val="single"/>
+        </w:rPr>
+        <w:t>Те́бе,</w:t>
+      </w:r>
+      <w:r>
+        <w:rPr>
+          <w:rFonts w:ascii="Times New Roman" w:hAnsi="Times New Roman"/>
+          <w:sz w:val="24"/>
+          <w:u w:val="single"/>
+        </w:rPr>
+        <w:t xml:space="preserve"> </w:t>
+      </w:r>
+      <w:r>
+        <w:rPr>
+          <w:rFonts w:ascii="Times New Roman" w:hAnsi="Times New Roman"/>
+          <w:sz w:val="24"/>
+          <w:u w:val="single"/>
+        </w:rPr>
+        <w:t>Го́споди,</w:t>
+      </w:r>
+      <w:r>
+        <w:rPr>
+          <w:rFonts w:ascii="Times New Roman" w:hAnsi="Times New Roman"/>
+          <w:sz w:val="24"/>
+          <w:u w:val="single"/>
+        </w:rPr>
+        <w:t xml:space="preserve"> </w:t>
+      </w:r>
+      <w:r>
+        <w:rPr>
+          <w:rFonts w:ascii="Times New Roman" w:hAnsi="Times New Roman"/>
+          <w:sz w:val="24"/>
+          <w:u w:val="single"/>
+        </w:rPr>
+        <w:t>наді́ється</w:t>
+      </w:r>
+      <w:r>
+        <w:rPr>
+          <w:rFonts w:ascii="Times New Roman" w:hAnsi="Times New Roman"/>
+          <w:sz w:val="24"/>
+          <w:u w:val="single"/>
+        </w:rPr>
+        <w:t xml:space="preserve"> </w:t>
+      </w:r>
+      <w:r>
+        <w:rPr>
+          <w:rFonts w:ascii="Times New Roman" w:hAnsi="Times New Roman"/>
+          <w:sz w:val="24"/>
+          <w:u w:val="single"/>
+        </w:rPr>
+        <w:t>душа́</w:t>
+      </w:r>
+      <w:r>
+        <w:rPr>
+          <w:rFonts w:ascii="Times New Roman" w:hAnsi="Times New Roman"/>
+          <w:sz w:val="24"/>
+          <w:u w:val="single"/>
+        </w:rPr>
+        <w:t xml:space="preserve"> </w:t>
+      </w:r>
+      <w:r>
+        <w:rPr>
+          <w:rFonts w:ascii="Times New Roman" w:hAnsi="Times New Roman"/>
+          <w:sz w:val="24"/>
+          <w:u w:val="single"/>
+        </w:rPr>
+        <w:t>моя́</w:t>
+      </w:r>
+      <w:r>
+        <w:rPr>
+          <w:rFonts w:ascii="Times New Roman" w:hAnsi="Times New Roman"/>
+          <w:sz w:val="24"/>
+          <w:u w:val="single"/>
+        </w:rPr>
+        <w:t xml:space="preserve"> </w:t>
+      </w:r>
+      <w:r>
+        <w:rPr>
+          <w:rFonts w:ascii="Times New Roman" w:hAnsi="Times New Roman"/>
+          <w:sz w:val="24"/>
+          <w:u w:val="single"/>
+        </w:rPr>
+        <w:t>на</w:t>
+      </w:r>
+      <w:r>
+        <w:rPr>
+          <w:rFonts w:ascii="Times New Roman" w:hAnsi="Times New Roman"/>
+          <w:sz w:val="24"/>
+          <w:u w:val="single"/>
+        </w:rPr>
+        <w:t xml:space="preserve"> </w:t>
+      </w:r>
+      <w:r>
+        <w:rPr>
+          <w:rFonts w:ascii="Times New Roman" w:hAnsi="Times New Roman"/>
+          <w:sz w:val="24"/>
+          <w:u w:val="single"/>
+        </w:rPr>
+        <w:t>сло́во</w:t>
+      </w:r>
+      <w:r>
+        <w:rPr>
+          <w:rFonts w:ascii="Times New Roman" w:hAnsi="Times New Roman"/>
+          <w:sz w:val="24"/>
+          <w:u w:val="single"/>
+        </w:rPr>
+        <w:t xml:space="preserve"> </w:t>
+      </w:r>
+      <w:r>
+        <w:rPr>
+          <w:rFonts w:ascii="Times New Roman" w:hAnsi="Times New Roman"/>
+          <w:sz w:val="24"/>
+          <w:u w:val="single"/>
+        </w:rPr>
+        <w:t>Твоє́;*</w:t>
+      </w:r>
+      <w:r>
+        <w:rPr>
+          <w:rFonts w:ascii="Times New Roman" w:hAnsi="Times New Roman"/>
+          <w:sz w:val="24"/>
+          <w:u w:val="single"/>
+        </w:rPr>
+        <w:t xml:space="preserve"> </w:t>
+      </w:r>
+      <w:r>
+        <w:rPr>
+          <w:rFonts w:ascii="Times New Roman" w:hAnsi="Times New Roman"/>
+          <w:sz w:val="24"/>
+          <w:u w:val="single"/>
+        </w:rPr>
+        <w:t>наді́ється</w:t>
+      </w:r>
+      <w:r>
+        <w:rPr>
+          <w:rFonts w:ascii="Times New Roman" w:hAnsi="Times New Roman"/>
+          <w:sz w:val="24"/>
+          <w:u w:val="single"/>
+        </w:rPr>
+        <w:t xml:space="preserve"> </w:t>
+      </w:r>
+      <w:r>
+        <w:rPr>
+          <w:rFonts w:ascii="Times New Roman" w:hAnsi="Times New Roman"/>
+          <w:sz w:val="24"/>
+          <w:u w:val="single"/>
+        </w:rPr>
+        <w:t>душа́</w:t>
+      </w:r>
+      <w:r>
+        <w:rPr>
+          <w:rFonts w:ascii="Times New Roman" w:hAnsi="Times New Roman"/>
+          <w:sz w:val="24"/>
+          <w:u w:val="single"/>
+        </w:rPr>
+        <w:t xml:space="preserve"> </w:t>
+      </w:r>
+      <w:r>
+        <w:rPr>
+          <w:rFonts w:ascii="Times New Roman" w:hAnsi="Times New Roman"/>
+          <w:sz w:val="24"/>
+          <w:u w:val="single"/>
+        </w:rPr>
+        <w:t>моя́</w:t>
+      </w:r>
+      <w:r>
+        <w:rPr>
+          <w:rFonts w:ascii="Times New Roman" w:hAnsi="Times New Roman"/>
+          <w:sz w:val="24"/>
+          <w:u w:val="single"/>
+        </w:rPr>
+        <w:t xml:space="preserve"> </w:t>
+      </w:r>
+      <w:r>
+        <w:rPr>
+          <w:rFonts w:ascii="Times New Roman" w:hAnsi="Times New Roman"/>
+          <w:sz w:val="24"/>
+          <w:u w:val="single"/>
+        </w:rPr>
+        <w:t>на</w:t>
+      </w:r>
+      <w:r>
+        <w:rPr>
+          <w:rFonts w:ascii="Times New Roman" w:hAnsi="Times New Roman"/>
+          <w:sz w:val="24"/>
+          <w:u w:val="single"/>
+        </w:rPr>
+        <w:t xml:space="preserve"> </w:t>
+      </w:r>
+      <w:r>
+        <w:rPr>
+          <w:rFonts w:ascii="Times New Roman" w:hAnsi="Times New Roman"/>
+          <w:sz w:val="24"/>
+          <w:u w:val="single"/>
+        </w:rPr>
+        <w:t>Го́спода.</w:t>
+      </w:r>
+    </w:p>
+    <w:p>
+      <w:pPr>
+        <w:spacing w:after="120" w:line="240" w:lineRule="auto"/>
+        <w:jc w:val="both"/>
+        <w:rPr>
+          <w:rFonts w:ascii="Times New Roman" w:eastAsia="Times New Roman" w:hAnsi="Times New Roman" w:cs="Times New Roman"/>
+          <w:sz w:val="24"/>
+          <w:szCs w:val="24"/>
+        </w:rPr>
+      </w:pPr>
+      <w:r>
+        <w:rPr>
+          <w:rFonts w:ascii="Times New Roman" w:eastAsia="Times New Roman" w:hAnsi="Times New Roman" w:cs="Times New Roman"/>
+          <w:sz w:val="24"/>
+          <w:szCs w:val="24"/>
+        </w:rPr>
+        <w:t>Коли Господь Ісус народив</w:t>
+      </w:r>
+      <w:r>
+        <w:rPr>
+          <w:rFonts w:ascii="Times New Roman" w:eastAsia="Times New Roman" w:hAnsi="Times New Roman" w:cs="Times New Roman"/>
+          <w:sz w:val="24"/>
+          <w:szCs w:val="24"/>
+        </w:rPr>
+        <w:t>ся від святої Діви,* усі просвітилися:* пастухи пригравали, мудреці поклонялися, ангели співали,* Ірод же затривожився, бо появився в тілі Бог,* Спаситель душ наших.</w:t>
+      </w:r>
+    </w:p>
+    <w:p>
+      <w:pPr>
+        <w:spacing w:after="120"/>
+        <w:jc w:val="both"/>
+      </w:pPr>
+      <w:r>
+        <w:rPr>
+          <w:rFonts w:ascii="Times New Roman" w:hAnsi="Times New Roman"/>
           <w:i/>
           <w:color w:val="FF0000"/>
           <w:sz w:val="24"/>
-          <w:szCs w:val="24"/>
-        </w:rPr>
-        <w:t>(г. 2):</w:t>
-      </w:r>
-      <w:r>
-        <w:rPr>
-          <w:rFonts w:ascii="Times New Roman" w:eastAsia="Times New Roman" w:hAnsi="Times New Roman" w:cs="Times New Roman"/>
-          <w:color w:val="FF0000"/>
-          <w:sz w:val="24"/>
-          <w:szCs w:val="24"/>
+        </w:rPr>
+        <w:t>Стих:</w:t>
+      </w:r>
+      <w:r>
+        <w:rPr>
+          <w:rFonts w:ascii="Times New Roman" w:hAnsi="Times New Roman"/>
+          <w:i/>
+          <w:sz w:val="24"/>
         </w:rPr>
         <w:t xml:space="preserve"> </w:t>
       </w:r>
       <w:r>
         <w:rPr>
-          <w:rFonts w:ascii="Times New Roman" w:eastAsia="Times New Roman" w:hAnsi="Times New Roman" w:cs="Times New Roman"/>
-          <w:sz w:val="24"/>
-          <w:szCs w:val="24"/>
-        </w:rPr>
-        <w:t>Прийдіть і радіймо з Господом,* розповідаючи про оце таїнство:* перегороду від раю знищено, вогняний меч зникає,* херувим відступає від дерева життя* і ми</w:t>
-      </w:r>
-      <w:r>
-        <w:rPr>
-          <w:rFonts w:ascii="Times New Roman" w:eastAsia="Times New Roman" w:hAnsi="Times New Roman" w:cs="Times New Roman"/>
-          <w:sz w:val="24"/>
-          <w:szCs w:val="24"/>
-        </w:rPr>
-        <w:t>, прогнані з раю задля непослуху, причащаємося райської поживи.* Незмінний образ Отця і відблиск його істоти приймає вигляд слуги;* прийшовши від пречистої матері, він не зазнав жодної зміни.* Бувши правдивим Богом, він зостався тим, чим був,* і приймає те</w:t>
-      </w:r>
-      <w:r>
-        <w:rPr>
-          <w:rFonts w:ascii="Times New Roman" w:eastAsia="Times New Roman" w:hAnsi="Times New Roman" w:cs="Times New Roman"/>
-          <w:sz w:val="24"/>
-          <w:szCs w:val="24"/>
-        </w:rPr>
-        <w:t>, чим не був, ставши людиною заради чоловіколюб'я.* Тому до нього закличмо:* Народжений з Діви, Боже, помилуй нас!</w:t>
-      </w:r>
-    </w:p>
-    <w:p>
-      <w:pPr>
-        <w:spacing w:after="120" w:line="240" w:lineRule="auto"/>
-        <w:jc w:val="both"/>
-        <w:rPr>
-          <w:rFonts w:ascii="Times New Roman" w:eastAsia="Times New Roman" w:hAnsi="Times New Roman" w:cs="Times New Roman"/>
-          <w:sz w:val="24"/>
-          <w:szCs w:val="24"/>
+          <w:rFonts w:ascii="Times New Roman" w:hAnsi="Times New Roman"/>
+          <w:sz w:val="24"/>
           <w:u w:val="single"/>
         </w:rPr>
-      </w:pPr>
-      <w:r>
-        <w:rPr>
-          <w:rFonts w:ascii="Times New Roman" w:eastAsia="Times New Roman" w:hAnsi="Times New Roman" w:cs="Times New Roman"/>
-          <w:i/>
-          <w:color w:val="FF0000"/>
-          <w:sz w:val="24"/>
-          <w:szCs w:val="24"/>
-        </w:rPr>
-        <w:t xml:space="preserve">Стих: </w:t>
-      </w:r>
-      <w:r>
-        <w:rPr>
-          <w:rFonts w:ascii="Times New Roman" w:eastAsia="Times New Roman" w:hAnsi="Times New Roman" w:cs="Times New Roman"/>
-          <w:sz w:val="24"/>
-          <w:szCs w:val="24"/>
+        <w:t>Від</w:t>
+      </w:r>
+      <w:r>
+        <w:rPr>
+          <w:rFonts w:ascii="Times New Roman" w:hAnsi="Times New Roman"/>
+          <w:sz w:val="24"/>
           <w:u w:val="single"/>
         </w:rPr>
-        <w:t>Задля імени твого надіюсь на тебе, Господи,* надіється душа моя на слово твоє; надіється душа моя на Господа.</w:t>
-      </w:r>
-    </w:p>
-    <w:p>
-      <w:pPr>
-        <w:spacing w:after="120" w:line="240" w:lineRule="auto"/>
-        <w:jc w:val="both"/>
-        <w:rPr>
-          <w:rFonts w:ascii="Times New Roman" w:eastAsia="Times New Roman" w:hAnsi="Times New Roman" w:cs="Times New Roman"/>
-          <w:sz w:val="24"/>
-          <w:szCs w:val="24"/>
-        </w:rPr>
-      </w:pPr>
-      <w:r>
-        <w:rPr>
-          <w:rFonts w:ascii="Times New Roman" w:eastAsia="Times New Roman" w:hAnsi="Times New Roman" w:cs="Times New Roman"/>
-          <w:sz w:val="24"/>
-          <w:szCs w:val="24"/>
-        </w:rPr>
-        <w:t>Коли Господь Ісус народив</w:t>
-      </w:r>
-      <w:r>
-        <w:rPr>
-          <w:rFonts w:ascii="Times New Roman" w:eastAsia="Times New Roman" w:hAnsi="Times New Roman" w:cs="Times New Roman"/>
-          <w:sz w:val="24"/>
-          <w:szCs w:val="24"/>
-        </w:rPr>
-        <w:t>ся від святої Діви,* усі просвітилися:* пастухи пригравали, мудреці поклонялися, ангели співали,* Ірод же затривожився, бо появився в тілі Бог,* Спаситель душ наших.</w:t>
-      </w:r>
-    </w:p>
-    <w:p>
-      <w:pPr>
-        <w:spacing w:after="120" w:line="240" w:lineRule="auto"/>
-        <w:jc w:val="both"/>
-        <w:rPr>
-          <w:rFonts w:ascii="Times New Roman" w:eastAsia="Times New Roman" w:hAnsi="Times New Roman" w:cs="Times New Roman"/>
-          <w:sz w:val="24"/>
-          <w:szCs w:val="24"/>
+        <w:t xml:space="preserve"> </w:t>
+      </w:r>
+      <w:r>
+        <w:rPr>
+          <w:rFonts w:ascii="Times New Roman" w:hAnsi="Times New Roman"/>
+          <w:sz w:val="24"/>
           <w:u w:val="single"/>
         </w:rPr>
-      </w:pPr>
-      <w:r>
-        <w:rPr>
-          <w:rFonts w:ascii="Times New Roman" w:eastAsia="Times New Roman" w:hAnsi="Times New Roman" w:cs="Times New Roman"/>
-          <w:i/>
-          <w:color w:val="FF0000"/>
-          <w:sz w:val="24"/>
-          <w:szCs w:val="24"/>
-        </w:rPr>
-        <w:t>Стих:</w:t>
-      </w:r>
-      <w:r>
-        <w:rPr>
-          <w:rFonts w:ascii="Times New Roman" w:eastAsia="Times New Roman" w:hAnsi="Times New Roman" w:cs="Times New Roman"/>
-          <w:i/>
-          <w:sz w:val="24"/>
-          <w:szCs w:val="24"/>
+        <w:t>ра́нньої</w:t>
+      </w:r>
+      <w:r>
+        <w:rPr>
+          <w:rFonts w:ascii="Times New Roman" w:hAnsi="Times New Roman"/>
+          <w:sz w:val="24"/>
+          <w:u w:val="single"/>
         </w:rPr>
         <w:t xml:space="preserve"> </w:t>
       </w:r>
       <w:r>
         <w:rPr>
-          <w:rFonts w:ascii="Times New Roman" w:eastAsia="Times New Roman" w:hAnsi="Times New Roman" w:cs="Times New Roman"/>
-          <w:sz w:val="24"/>
-          <w:szCs w:val="24"/>
+          <w:rFonts w:ascii="Times New Roman" w:hAnsi="Times New Roman"/>
+          <w:sz w:val="24"/>
           <w:u w:val="single"/>
         </w:rPr>
-        <w:t>Від ранньої сторожі до ночі* від ранньої сторожі нехай уповає Ізраїль на Господа.</w:t>
+        <w:t>сторо́жі</w:t>
+      </w:r>
+      <w:r>
+        <w:rPr>
+          <w:rFonts w:ascii="Times New Roman" w:hAnsi="Times New Roman"/>
+          <w:sz w:val="24"/>
+          <w:u w:val="single"/>
+        </w:rPr>
+        <w:t xml:space="preserve"> </w:t>
+      </w:r>
+      <w:r>
+        <w:rPr>
+          <w:rFonts w:ascii="Times New Roman" w:hAnsi="Times New Roman"/>
+          <w:sz w:val="24"/>
+          <w:u w:val="single"/>
+        </w:rPr>
+        <w:t>до</w:t>
+      </w:r>
+      <w:r>
+        <w:rPr>
+          <w:rFonts w:ascii="Times New Roman" w:hAnsi="Times New Roman"/>
+          <w:sz w:val="24"/>
+          <w:u w:val="single"/>
+        </w:rPr>
+        <w:t xml:space="preserve"> </w:t>
+      </w:r>
+      <w:r>
+        <w:rPr>
+          <w:rFonts w:ascii="Times New Roman" w:hAnsi="Times New Roman"/>
+          <w:sz w:val="24"/>
+          <w:u w:val="single"/>
+        </w:rPr>
+        <w:t>но́чі</w:t>
+      </w:r>
+      <w:r>
+        <w:rPr>
+          <w:rFonts w:ascii="Times New Roman" w:hAnsi="Times New Roman"/>
+          <w:sz w:val="24"/>
+          <w:u w:val="single"/>
+        </w:rPr>
+        <w:t xml:space="preserve"> </w:t>
+      </w:r>
+      <w:r>
+        <w:rPr>
+          <w:rFonts w:ascii="Times New Roman" w:hAnsi="Times New Roman"/>
+          <w:sz w:val="24"/>
+          <w:u w:val="single"/>
+        </w:rPr>
+        <w:t>від</w:t>
+      </w:r>
+      <w:r>
+        <w:rPr>
+          <w:rFonts w:ascii="Times New Roman" w:hAnsi="Times New Roman"/>
+          <w:sz w:val="24"/>
+          <w:u w:val="single"/>
+        </w:rPr>
+        <w:t xml:space="preserve"> </w:t>
+      </w:r>
+      <w:r>
+        <w:rPr>
+          <w:rFonts w:ascii="Times New Roman" w:hAnsi="Times New Roman"/>
+          <w:sz w:val="24"/>
+          <w:u w:val="single"/>
+        </w:rPr>
+        <w:t>ра́нньої</w:t>
+      </w:r>
+      <w:r>
+        <w:rPr>
+          <w:rFonts w:ascii="Times New Roman" w:hAnsi="Times New Roman"/>
+          <w:sz w:val="24"/>
+          <w:u w:val="single"/>
+        </w:rPr>
+        <w:t xml:space="preserve"> </w:t>
+      </w:r>
+      <w:r>
+        <w:rPr>
+          <w:rFonts w:ascii="Times New Roman" w:hAnsi="Times New Roman"/>
+          <w:sz w:val="24"/>
+          <w:u w:val="single"/>
+        </w:rPr>
+        <w:t>сторо́жі*</w:t>
+      </w:r>
+      <w:r>
+        <w:rPr>
+          <w:rFonts w:ascii="Times New Roman" w:hAnsi="Times New Roman"/>
+          <w:sz w:val="24"/>
+          <w:u w:val="single"/>
+        </w:rPr>
+        <w:t xml:space="preserve"> </w:t>
+      </w:r>
+      <w:r>
+        <w:rPr>
+          <w:rFonts w:ascii="Times New Roman" w:hAnsi="Times New Roman"/>
+          <w:sz w:val="24"/>
+          <w:u w:val="single"/>
+        </w:rPr>
+        <w:t>неха́й</w:t>
+      </w:r>
+      <w:r>
+        <w:rPr>
+          <w:rFonts w:ascii="Times New Roman" w:hAnsi="Times New Roman"/>
+          <w:sz w:val="24"/>
+          <w:u w:val="single"/>
+        </w:rPr>
+        <w:t xml:space="preserve"> </w:t>
+      </w:r>
+      <w:r>
+        <w:rPr>
+          <w:rFonts w:ascii="Times New Roman" w:hAnsi="Times New Roman"/>
+          <w:sz w:val="24"/>
+          <w:u w:val="single"/>
+        </w:rPr>
+        <w:t>упова́є</w:t>
+      </w:r>
+      <w:r>
+        <w:rPr>
+          <w:rFonts w:ascii="Times New Roman" w:hAnsi="Times New Roman"/>
+          <w:sz w:val="24"/>
+          <w:u w:val="single"/>
+        </w:rPr>
+        <w:t xml:space="preserve"> </w:t>
+      </w:r>
+      <w:r>
+        <w:rPr>
+          <w:rFonts w:ascii="Times New Roman" w:hAnsi="Times New Roman"/>
+          <w:sz w:val="24"/>
+          <w:u w:val="single"/>
+        </w:rPr>
+        <w:t>Ізра́їль</w:t>
+      </w:r>
+      <w:r>
+        <w:rPr>
+          <w:rFonts w:ascii="Times New Roman" w:hAnsi="Times New Roman"/>
+          <w:sz w:val="24"/>
+          <w:u w:val="single"/>
+        </w:rPr>
+        <w:t xml:space="preserve"> </w:t>
+      </w:r>
+      <w:r>
+        <w:rPr>
+          <w:rFonts w:ascii="Times New Roman" w:hAnsi="Times New Roman"/>
+          <w:sz w:val="24"/>
+          <w:u w:val="single"/>
+        </w:rPr>
+        <w:t>на</w:t>
+      </w:r>
+      <w:r>
+        <w:rPr>
+          <w:rFonts w:ascii="Times New Roman" w:hAnsi="Times New Roman"/>
+          <w:sz w:val="24"/>
+          <w:u w:val="single"/>
+        </w:rPr>
+        <w:t xml:space="preserve"> </w:t>
+      </w:r>
+      <w:r>
+        <w:rPr>
+          <w:rFonts w:ascii="Times New Roman" w:hAnsi="Times New Roman"/>
+          <w:sz w:val="24"/>
+          <w:u w:val="single"/>
+        </w:rPr>
+        <w:t>Го́спода.</w:t>
       </w:r>
     </w:p>
     <w:p>
@@ -3580,42 +4250,273 @@
     </w:p>
     <w:p>
       <w:pPr>
-        <w:spacing w:after="120" w:line="240" w:lineRule="auto"/>
-        <w:jc w:val="both"/>
-        <w:rPr>
-          <w:rFonts w:ascii="Times New Roman" w:eastAsia="Times New Roman" w:hAnsi="Times New Roman" w:cs="Times New Roman"/>
-          <w:sz w:val="24"/>
-          <w:szCs w:val="24"/>
+        <w:spacing w:after="120"/>
+        <w:jc w:val="both"/>
+      </w:pPr>
+      <w:r>
+        <w:rPr>
+          <w:rFonts w:ascii="Times New Roman" w:hAnsi="Times New Roman"/>
+          <w:i/>
+          <w:color w:val="FF0000"/>
+          <w:sz w:val="24"/>
+        </w:rPr>
+        <w:t>Стих:</w:t>
+      </w:r>
+      <w:r>
+        <w:rPr>
+          <w:rFonts w:ascii="Times New Roman" w:hAnsi="Times New Roman"/>
+          <w:i/>
+          <w:sz w:val="24"/>
+        </w:rPr>
+        <w:t xml:space="preserve"> </w:t>
+      </w:r>
+      <w:r>
+        <w:rPr>
+          <w:rFonts w:ascii="Times New Roman" w:hAnsi="Times New Roman"/>
+          <w:sz w:val="24"/>
           <w:u w:val="single"/>
         </w:rPr>
-      </w:pPr>
-      <w:r>
-        <w:rPr>
-          <w:rFonts w:ascii="Times New Roman" w:eastAsia="Times New Roman" w:hAnsi="Times New Roman" w:cs="Times New Roman"/>
-          <w:i/>
-          <w:color w:val="FF0000"/>
-          <w:sz w:val="24"/>
-          <w:szCs w:val="24"/>
-        </w:rPr>
-        <w:t>Стих:</w:t>
-      </w:r>
-      <w:r>
-        <w:rPr>
-          <w:rFonts w:ascii="Times New Roman" w:eastAsia="Times New Roman" w:hAnsi="Times New Roman" w:cs="Times New Roman"/>
-          <w:i/>
-          <w:sz w:val="24"/>
-          <w:szCs w:val="24"/>
+        <w:t>Бо</w:t>
+      </w:r>
+      <w:r>
+        <w:rPr>
+          <w:rFonts w:ascii="Times New Roman" w:hAnsi="Times New Roman"/>
+          <w:sz w:val="24"/>
+          <w:u w:val="single"/>
         </w:rPr>
         <w:t xml:space="preserve"> </w:t>
       </w:r>
       <w:r>
         <w:rPr>
-          <w:rFonts w:ascii="Times New Roman" w:eastAsia="Times New Roman" w:hAnsi="Times New Roman" w:cs="Times New Roman"/>
-          <w:sz w:val="24"/>
-          <w:szCs w:val="24"/>
+          <w:rFonts w:ascii="Times New Roman" w:hAnsi="Times New Roman"/>
+          <w:sz w:val="24"/>
           <w:u w:val="single"/>
         </w:rPr>
-        <w:t>Бо в Господа милість і відкуплення велике в нього;* він визволить Ізраїля від усього беззаконня його.</w:t>
+        <w:t>в</w:t>
+      </w:r>
+      <w:r>
+        <w:rPr>
+          <w:rFonts w:ascii="Times New Roman" w:hAnsi="Times New Roman"/>
+          <w:sz w:val="24"/>
+          <w:u w:val="single"/>
+        </w:rPr>
+        <w:t xml:space="preserve"> </w:t>
+      </w:r>
+      <w:r>
+        <w:rPr>
+          <w:rFonts w:ascii="Times New Roman" w:hAnsi="Times New Roman"/>
+          <w:sz w:val="24"/>
+          <w:u w:val="single"/>
+        </w:rPr>
+        <w:t>Го́спода</w:t>
+      </w:r>
+      <w:r>
+        <w:rPr>
+          <w:rFonts w:ascii="Times New Roman" w:hAnsi="Times New Roman"/>
+          <w:sz w:val="24"/>
+          <w:u w:val="single"/>
+        </w:rPr>
+        <w:t xml:space="preserve"> </w:t>
+      </w:r>
+      <w:r>
+        <w:rPr>
+          <w:rFonts w:ascii="Times New Roman" w:hAnsi="Times New Roman"/>
+          <w:sz w:val="24"/>
+          <w:u w:val="single"/>
+        </w:rPr>
+        <w:t>ми́лість</w:t>
+      </w:r>
+      <w:r>
+        <w:rPr>
+          <w:rFonts w:ascii="Times New Roman" w:hAnsi="Times New Roman"/>
+          <w:sz w:val="24"/>
+          <w:u w:val="single"/>
+        </w:rPr>
+        <w:t xml:space="preserve"> </w:t>
+      </w:r>
+      <w:r>
+        <w:rPr>
+          <w:rFonts w:ascii="Times New Roman" w:hAnsi="Times New Roman"/>
+          <w:sz w:val="24"/>
+          <w:u w:val="single"/>
+        </w:rPr>
+        <w:t>і</w:t>
+      </w:r>
+      <w:r>
+        <w:rPr>
+          <w:rFonts w:ascii="Times New Roman" w:hAnsi="Times New Roman"/>
+          <w:sz w:val="24"/>
+          <w:u w:val="single"/>
+        </w:rPr>
+        <w:t xml:space="preserve"> </w:t>
+      </w:r>
+      <w:r>
+        <w:rPr>
+          <w:rFonts w:ascii="Times New Roman" w:hAnsi="Times New Roman"/>
+          <w:sz w:val="24"/>
+          <w:u w:val="single"/>
+        </w:rPr>
+        <w:t>відку́плення</w:t>
+      </w:r>
+      <w:r>
+        <w:rPr>
+          <w:rFonts w:ascii="Times New Roman" w:hAnsi="Times New Roman"/>
+          <w:sz w:val="24"/>
+          <w:u w:val="single"/>
+        </w:rPr>
+        <w:t xml:space="preserve"> </w:t>
+      </w:r>
+      <w:r>
+        <w:rPr>
+          <w:rFonts w:ascii="Times New Roman" w:hAnsi="Times New Roman"/>
+          <w:sz w:val="24"/>
+          <w:u w:val="single"/>
+        </w:rPr>
+        <w:t>вели́ке</w:t>
+      </w:r>
+      <w:r>
+        <w:rPr>
+          <w:rFonts w:ascii="Times New Roman" w:hAnsi="Times New Roman"/>
+          <w:sz w:val="24"/>
+          <w:u w:val="single"/>
+        </w:rPr>
+        <w:t xml:space="preserve"> </w:t>
+      </w:r>
+      <w:r>
+        <w:rPr>
+          <w:rFonts w:ascii="Times New Roman" w:hAnsi="Times New Roman"/>
+          <w:sz w:val="24"/>
+          <w:u w:val="single"/>
+        </w:rPr>
+        <w:t>в</w:t>
+      </w:r>
+      <w:r>
+        <w:rPr>
+          <w:rFonts w:ascii="Times New Roman" w:hAnsi="Times New Roman"/>
+          <w:sz w:val="24"/>
+          <w:u w:val="single"/>
+        </w:rPr>
+        <w:t xml:space="preserve"> </w:t>
+      </w:r>
+      <w:r>
+        <w:rPr>
+          <w:rFonts w:ascii="Times New Roman" w:hAnsi="Times New Roman"/>
+          <w:sz w:val="24"/>
+          <w:u w:val="single"/>
+        </w:rPr>
+        <w:t>Ньо́го;*</w:t>
+      </w:r>
+      <w:r>
+        <w:rPr>
+          <w:rFonts w:ascii="Times New Roman" w:hAnsi="Times New Roman"/>
+          <w:sz w:val="24"/>
+          <w:u w:val="single"/>
+        </w:rPr>
+        <w:t xml:space="preserve"> </w:t>
+      </w:r>
+      <w:r>
+        <w:rPr>
+          <w:rFonts w:ascii="Times New Roman" w:hAnsi="Times New Roman"/>
+          <w:sz w:val="24"/>
+          <w:u w:val="single"/>
+        </w:rPr>
+        <w:t>Він</w:t>
+      </w:r>
+      <w:r>
+        <w:rPr>
+          <w:rFonts w:ascii="Times New Roman" w:hAnsi="Times New Roman"/>
+          <w:sz w:val="24"/>
+          <w:u w:val="single"/>
+        </w:rPr>
+        <w:t xml:space="preserve"> </w:t>
+      </w:r>
+      <w:r>
+        <w:rPr>
+          <w:rFonts w:ascii="Times New Roman" w:hAnsi="Times New Roman"/>
+          <w:sz w:val="24"/>
+          <w:u w:val="single"/>
+        </w:rPr>
+        <w:t>ви́зволить</w:t>
+      </w:r>
+      <w:r>
+        <w:rPr>
+          <w:rFonts w:ascii="Times New Roman" w:hAnsi="Times New Roman"/>
+          <w:sz w:val="24"/>
+          <w:u w:val="single"/>
+        </w:rPr>
+        <w:t xml:space="preserve"> </w:t>
+      </w:r>
+      <w:r>
+        <w:rPr>
+          <w:rFonts w:ascii="Times New Roman" w:hAnsi="Times New Roman"/>
+          <w:sz w:val="24"/>
+          <w:u w:val="single"/>
+        </w:rPr>
+        <w:t>Ізра́їля</w:t>
+      </w:r>
+      <w:r>
+        <w:rPr>
+          <w:rFonts w:ascii="Times New Roman" w:hAnsi="Times New Roman"/>
+          <w:sz w:val="24"/>
+          <w:u w:val="single"/>
+        </w:rPr>
+        <w:t xml:space="preserve"> </w:t>
+      </w:r>
+      <w:r>
+        <w:rPr>
+          <w:rFonts w:ascii="Times New Roman" w:hAnsi="Times New Roman"/>
+          <w:sz w:val="24"/>
+          <w:u w:val="single"/>
+        </w:rPr>
+        <w:t>від</w:t>
+      </w:r>
+      <w:r>
+        <w:rPr>
+          <w:rFonts w:ascii="Times New Roman" w:hAnsi="Times New Roman"/>
+          <w:sz w:val="24"/>
+          <w:u w:val="single"/>
+        </w:rPr>
+        <w:t xml:space="preserve"> </w:t>
+      </w:r>
+      <w:r>
+        <w:rPr>
+          <w:rFonts w:ascii="Times New Roman" w:hAnsi="Times New Roman"/>
+          <w:sz w:val="24"/>
+          <w:u w:val="single"/>
+        </w:rPr>
+        <w:t>усьо́го</w:t>
+      </w:r>
+      <w:r>
+        <w:rPr>
+          <w:rFonts w:ascii="Times New Roman" w:hAnsi="Times New Roman"/>
+          <w:sz w:val="24"/>
+          <w:u w:val="single"/>
+        </w:rPr>
+        <w:t xml:space="preserve"> </w:t>
+      </w:r>
+      <w:r>
+        <w:rPr>
+          <w:rFonts w:ascii="Times New Roman" w:hAnsi="Times New Roman"/>
+          <w:sz w:val="24"/>
+          <w:u w:val="single"/>
+        </w:rPr>
+        <w:t>беззако́ння</w:t>
+      </w:r>
+      <w:r>
+        <w:rPr>
+          <w:rFonts w:ascii="Times New Roman" w:hAnsi="Times New Roman"/>
+          <w:sz w:val="24"/>
+          <w:u w:val="single"/>
+        </w:rPr>
+        <w:t xml:space="preserve"> </w:t>
+      </w:r>
+      <w:r>
+        <w:rPr>
+          <w:rFonts w:ascii="Times New Roman" w:hAnsi="Times New Roman"/>
+          <w:sz w:val="24"/>
+          <w:u w:val="single"/>
+        </w:rPr>
+        <w:t>його́.</w:t>
       </w:r>
     </w:p>
     <w:p>
@@ -3689,110 +4590,339 @@
     </w:p>
     <w:p>
       <w:pPr>
-        <w:spacing w:after="120" w:line="240" w:lineRule="auto"/>
-        <w:jc w:val="both"/>
-        <w:rPr>
-          <w:rFonts w:ascii="Times New Roman" w:eastAsia="Times New Roman" w:hAnsi="Times New Roman" w:cs="Times New Roman"/>
-          <w:sz w:val="24"/>
-          <w:szCs w:val="24"/>
+        <w:spacing w:after="120"/>
+        <w:jc w:val="both"/>
+      </w:pPr>
+      <w:r>
+        <w:rPr>
+          <w:rFonts w:ascii="Times New Roman" w:hAnsi="Times New Roman"/>
+          <w:i/>
+          <w:color w:val="FF0000"/>
+          <w:sz w:val="24"/>
+        </w:rPr>
+        <w:t>Стих:</w:t>
+      </w:r>
+      <w:r>
+        <w:rPr>
+          <w:rFonts w:ascii="Times New Roman" w:hAnsi="Times New Roman"/>
+          <w:i/>
+          <w:sz w:val="24"/>
+        </w:rPr>
+        <w:t xml:space="preserve"> </w:t>
+      </w:r>
+      <w:r>
+        <w:rPr>
+          <w:rFonts w:ascii="Times New Roman" w:hAnsi="Times New Roman"/>
+          <w:sz w:val="24"/>
           <w:u w:val="single"/>
         </w:rPr>
-      </w:pPr>
-      <w:r>
-        <w:rPr>
-          <w:rFonts w:ascii="Times New Roman" w:eastAsia="Times New Roman" w:hAnsi="Times New Roman" w:cs="Times New Roman"/>
+        <w:t>Хвалі́те</w:t>
+      </w:r>
+      <w:r>
+        <w:rPr>
+          <w:rFonts w:ascii="Times New Roman" w:hAnsi="Times New Roman"/>
+          <w:sz w:val="24"/>
+          <w:u w:val="single"/>
+        </w:rPr>
+        <w:t xml:space="preserve"> </w:t>
+      </w:r>
+      <w:r>
+        <w:rPr>
+          <w:rFonts w:ascii="Times New Roman" w:hAnsi="Times New Roman"/>
+          <w:sz w:val="24"/>
+          <w:u w:val="single"/>
+        </w:rPr>
+        <w:t>Го́спода</w:t>
+      </w:r>
+      <w:r>
+        <w:rPr>
+          <w:rFonts w:ascii="Times New Roman" w:hAnsi="Times New Roman"/>
+          <w:sz w:val="24"/>
+          <w:u w:val="single"/>
+        </w:rPr>
+        <w:t xml:space="preserve"> </w:t>
+      </w:r>
+      <w:r>
+        <w:rPr>
+          <w:rFonts w:ascii="Times New Roman" w:hAnsi="Times New Roman"/>
+          <w:sz w:val="24"/>
+          <w:u w:val="single"/>
+        </w:rPr>
+        <w:t>всі</w:t>
+      </w:r>
+      <w:r>
+        <w:rPr>
+          <w:rFonts w:ascii="Times New Roman" w:hAnsi="Times New Roman"/>
+          <w:sz w:val="24"/>
+          <w:u w:val="single"/>
+        </w:rPr>
+        <w:t xml:space="preserve"> </w:t>
+      </w:r>
+      <w:r>
+        <w:rPr>
+          <w:rFonts w:ascii="Times New Roman" w:hAnsi="Times New Roman"/>
+          <w:sz w:val="24"/>
+          <w:u w:val="single"/>
+        </w:rPr>
+        <w:t>наро́ди!*</w:t>
+      </w:r>
+      <w:r>
+        <w:rPr>
+          <w:rFonts w:ascii="Times New Roman" w:hAnsi="Times New Roman"/>
+          <w:sz w:val="24"/>
+          <w:u w:val="single"/>
+        </w:rPr>
+        <w:t xml:space="preserve"> </w:t>
+      </w:r>
+      <w:r>
+        <w:rPr>
+          <w:rFonts w:ascii="Times New Roman" w:hAnsi="Times New Roman"/>
+          <w:sz w:val="24"/>
+          <w:u w:val="single"/>
+        </w:rPr>
+        <w:t>Прославля́йте</w:t>
+      </w:r>
+      <w:r>
+        <w:rPr>
+          <w:rFonts w:ascii="Times New Roman" w:hAnsi="Times New Roman"/>
+          <w:sz w:val="24"/>
+          <w:u w:val="single"/>
+        </w:rPr>
+        <w:t xml:space="preserve"> </w:t>
+      </w:r>
+      <w:r>
+        <w:rPr>
+          <w:rFonts w:ascii="Times New Roman" w:hAnsi="Times New Roman"/>
+          <w:sz w:val="24"/>
+          <w:u w:val="single"/>
+        </w:rPr>
+        <w:t>Його́</w:t>
+      </w:r>
+      <w:r>
+        <w:rPr>
+          <w:rFonts w:ascii="Times New Roman" w:hAnsi="Times New Roman"/>
+          <w:sz w:val="24"/>
+          <w:u w:val="single"/>
+        </w:rPr>
+        <w:t xml:space="preserve"> </w:t>
+      </w:r>
+      <w:r>
+        <w:rPr>
+          <w:rFonts w:ascii="Times New Roman" w:hAnsi="Times New Roman"/>
+          <w:sz w:val="24"/>
+          <w:u w:val="single"/>
+        </w:rPr>
+        <w:t>всі</w:t>
+      </w:r>
+      <w:r>
+        <w:rPr>
+          <w:rFonts w:ascii="Times New Roman" w:hAnsi="Times New Roman"/>
+          <w:sz w:val="24"/>
+          <w:u w:val="single"/>
+        </w:rPr>
+        <w:t xml:space="preserve"> </w:t>
+      </w:r>
+      <w:r>
+        <w:rPr>
+          <w:rFonts w:ascii="Times New Roman" w:hAnsi="Times New Roman"/>
+          <w:sz w:val="24"/>
+          <w:u w:val="single"/>
+        </w:rPr>
+        <w:t>лю́ди!</w:t>
+      </w:r>
+    </w:p>
+    <w:p>
+      <w:pPr>
+        <w:spacing w:after="120" w:line="240" w:lineRule="auto"/>
+        <w:jc w:val="both"/>
+        <w:rPr>
+          <w:rFonts w:ascii="Times New Roman" w:eastAsia="Times New Roman" w:hAnsi="Times New Roman" w:cs="Times New Roman"/>
+          <w:sz w:val="24"/>
+          <w:szCs w:val="24"/>
+        </w:rPr>
+      </w:pPr>
+      <w:r>
+        <w:rPr>
+          <w:rFonts w:ascii="Times New Roman" w:eastAsia="Times New Roman" w:hAnsi="Times New Roman" w:cs="Times New Roman"/>
+          <w:sz w:val="24"/>
+          <w:szCs w:val="24"/>
+        </w:rPr>
+        <w:t>Мудреці, перські царі,* пізнавши відкрито небесного Царя, що на землі народився,* ведені ясною зорею, прийшли у Вифлеєм,* несучи добірні дари: золото, ладан і миро;* побачивши, що у вертепі лежить немовля,* йому вони, впавши ниць, поклонилися.</w:t>
+      </w:r>
+    </w:p>
+    <w:p>
+      <w:pPr>
+        <w:spacing w:after="120"/>
+        <w:jc w:val="both"/>
+      </w:pPr>
+      <w:r>
+        <w:rPr>
+          <w:rFonts w:ascii="Times New Roman" w:hAnsi="Times New Roman"/>
           <w:i/>
           <w:color w:val="FF0000"/>
           <w:sz w:val="24"/>
-          <w:szCs w:val="24"/>
         </w:rPr>
         <w:t>Стих:</w:t>
       </w:r>
       <w:r>
         <w:rPr>
-          <w:rFonts w:ascii="Times New Roman" w:eastAsia="Times New Roman" w:hAnsi="Times New Roman" w:cs="Times New Roman"/>
-          <w:i/>
-          <w:sz w:val="24"/>
-          <w:szCs w:val="24"/>
+          <w:rFonts w:ascii="Times New Roman" w:hAnsi="Times New Roman"/>
+          <w:i/>
+          <w:sz w:val="24"/>
         </w:rPr>
         <w:t xml:space="preserve"> </w:t>
       </w:r>
       <w:r>
         <w:rPr>
-          <w:rFonts w:ascii="Times New Roman" w:eastAsia="Times New Roman" w:hAnsi="Times New Roman" w:cs="Times New Roman"/>
-          <w:sz w:val="24"/>
-          <w:szCs w:val="24"/>
+          <w:rFonts w:ascii="Times New Roman" w:hAnsi="Times New Roman"/>
+          <w:sz w:val="24"/>
           <w:u w:val="single"/>
         </w:rPr>
-        <w:t>Хваліте Господа всі народи!* Прославляйте його всі люди!</w:t>
-      </w:r>
-    </w:p>
-    <w:p>
-      <w:pPr>
-        <w:spacing w:after="120" w:line="240" w:lineRule="auto"/>
-        <w:jc w:val="both"/>
-        <w:rPr>
-          <w:rFonts w:ascii="Times New Roman" w:eastAsia="Times New Roman" w:hAnsi="Times New Roman" w:cs="Times New Roman"/>
-          <w:sz w:val="24"/>
-          <w:szCs w:val="24"/>
-        </w:rPr>
-      </w:pPr>
-      <w:r>
-        <w:rPr>
-          <w:rFonts w:ascii="Times New Roman" w:eastAsia="Times New Roman" w:hAnsi="Times New Roman" w:cs="Times New Roman"/>
-          <w:sz w:val="24"/>
-          <w:szCs w:val="24"/>
-        </w:rPr>
-        <w:t>Мудреці, перські царі,* пізнавши відкрито небесного Царя, що на землі народився,* ведені ясною зорею, прийшли у Вифлеєм,* несучи добірні дари: золото, ладан і миро;* побачивши, що у вертепі лежить немовля,* йому вони, впавши ниць, поклонилися.</w:t>
-      </w:r>
-    </w:p>
-    <w:p>
-      <w:pPr>
-        <w:spacing w:after="120" w:line="240" w:lineRule="auto"/>
-        <w:jc w:val="both"/>
-        <w:rPr>
-          <w:rFonts w:ascii="Times New Roman" w:eastAsia="Times New Roman" w:hAnsi="Times New Roman" w:cs="Times New Roman"/>
-          <w:sz w:val="24"/>
-          <w:szCs w:val="24"/>
+        <w:t>Вели́ке</w:t>
+      </w:r>
+      <w:r>
+        <w:rPr>
+          <w:rFonts w:ascii="Times New Roman" w:hAnsi="Times New Roman"/>
+          <w:sz w:val="24"/>
           <w:u w:val="single"/>
         </w:rPr>
-      </w:pPr>
-      <w:r>
-        <w:rPr>
-          <w:rFonts w:ascii="Times New Roman" w:eastAsia="Times New Roman" w:hAnsi="Times New Roman" w:cs="Times New Roman"/>
-          <w:i/>
-          <w:color w:val="FF0000"/>
-          <w:sz w:val="24"/>
-          <w:szCs w:val="24"/>
-        </w:rPr>
-        <w:t>Стих:</w:t>
-      </w:r>
-      <w:r>
-        <w:rPr>
-          <w:rFonts w:ascii="Times New Roman" w:eastAsia="Times New Roman" w:hAnsi="Times New Roman" w:cs="Times New Roman"/>
-          <w:i/>
-          <w:sz w:val="24"/>
-          <w:szCs w:val="24"/>
-        </w:rPr>
         <w:t xml:space="preserve"> </w:t>
       </w:r>
       <w:r>
         <w:rPr>
-          <w:rFonts w:ascii="Times New Roman" w:eastAsia="Times New Roman" w:hAnsi="Times New Roman" w:cs="Times New Roman"/>
-          <w:sz w:val="24"/>
-          <w:szCs w:val="24"/>
+          <w:rFonts w:ascii="Times New Roman" w:hAnsi="Times New Roman"/>
+          <w:sz w:val="24"/>
           <w:u w:val="single"/>
         </w:rPr>
-        <w:t>Велике</w:t>
-      </w:r>
-      <w:r>
-        <w:rPr>
-          <w:rFonts w:ascii="Times New Roman" w:eastAsia="Times New Roman" w:hAnsi="Times New Roman" w:cs="Times New Roman"/>
-          <w:sz w:val="24"/>
-          <w:szCs w:val="24"/>
+        <w:t>бо</w:t>
+      </w:r>
+      <w:r>
+        <w:rPr>
+          <w:rFonts w:ascii="Times New Roman" w:hAnsi="Times New Roman"/>
+          <w:sz w:val="24"/>
           <w:u w:val="single"/>
         </w:rPr>
-        <w:t xml:space="preserve"> бо до нас його милосердя, і вірність Господа повіки.</w:t>
+        <w:t xml:space="preserve"> </w:t>
+      </w:r>
+      <w:r>
+        <w:rPr>
+          <w:rFonts w:ascii="Times New Roman" w:hAnsi="Times New Roman"/>
+          <w:sz w:val="24"/>
+          <w:u w:val="single"/>
+        </w:rPr>
+        <w:t>до</w:t>
+      </w:r>
+      <w:r>
+        <w:rPr>
+          <w:rFonts w:ascii="Times New Roman" w:hAnsi="Times New Roman"/>
+          <w:sz w:val="24"/>
+          <w:u w:val="single"/>
+        </w:rPr>
+        <w:t xml:space="preserve"> </w:t>
+      </w:r>
+      <w:r>
+        <w:rPr>
+          <w:rFonts w:ascii="Times New Roman" w:hAnsi="Times New Roman"/>
+          <w:sz w:val="24"/>
+          <w:u w:val="single"/>
+        </w:rPr>
+        <w:t>нас</w:t>
+      </w:r>
+      <w:r>
+        <w:rPr>
+          <w:rFonts w:ascii="Times New Roman" w:hAnsi="Times New Roman"/>
+          <w:sz w:val="24"/>
+          <w:u w:val="single"/>
+        </w:rPr>
+        <w:t xml:space="preserve"> </w:t>
+      </w:r>
+      <w:r>
+        <w:rPr>
+          <w:rFonts w:ascii="Times New Roman" w:hAnsi="Times New Roman"/>
+          <w:sz w:val="24"/>
+          <w:u w:val="single"/>
+        </w:rPr>
+        <w:t>Його́</w:t>
+      </w:r>
+      <w:r>
+        <w:rPr>
+          <w:rFonts w:ascii="Times New Roman" w:hAnsi="Times New Roman"/>
+          <w:sz w:val="24"/>
+          <w:u w:val="single"/>
+        </w:rPr>
+        <w:t xml:space="preserve"> </w:t>
+      </w:r>
+      <w:r>
+        <w:rPr>
+          <w:rFonts w:ascii="Times New Roman" w:hAnsi="Times New Roman"/>
+          <w:sz w:val="24"/>
+          <w:u w:val="single"/>
+        </w:rPr>
+        <w:t>милосе́рдя,*</w:t>
+      </w:r>
+      <w:r>
+        <w:rPr>
+          <w:rFonts w:ascii="Times New Roman" w:hAnsi="Times New Roman"/>
+          <w:sz w:val="24"/>
+          <w:u w:val="single"/>
+        </w:rPr>
+        <w:t xml:space="preserve"> </w:t>
+      </w:r>
+      <w:r>
+        <w:rPr>
+          <w:rFonts w:ascii="Times New Roman" w:hAnsi="Times New Roman"/>
+          <w:sz w:val="24"/>
+          <w:u w:val="single"/>
+        </w:rPr>
+        <w:t>і</w:t>
+      </w:r>
+      <w:r>
+        <w:rPr>
+          <w:rFonts w:ascii="Times New Roman" w:hAnsi="Times New Roman"/>
+          <w:sz w:val="24"/>
+          <w:u w:val="single"/>
+        </w:rPr>
+        <w:t xml:space="preserve"> </w:t>
+      </w:r>
+      <w:r>
+        <w:rPr>
+          <w:rFonts w:ascii="Times New Roman" w:hAnsi="Times New Roman"/>
+          <w:sz w:val="24"/>
+          <w:u w:val="single"/>
+        </w:rPr>
+        <w:t>ві́рність</w:t>
+      </w:r>
+      <w:r>
+        <w:rPr>
+          <w:rFonts w:ascii="Times New Roman" w:hAnsi="Times New Roman"/>
+          <w:sz w:val="24"/>
+          <w:u w:val="single"/>
+        </w:rPr>
+        <w:t xml:space="preserve"> </w:t>
+      </w:r>
+      <w:r>
+        <w:rPr>
+          <w:rFonts w:ascii="Times New Roman" w:hAnsi="Times New Roman"/>
+          <w:sz w:val="24"/>
+          <w:u w:val="single"/>
+        </w:rPr>
+        <w:t>Го́спода</w:t>
+      </w:r>
+      <w:r>
+        <w:rPr>
+          <w:rFonts w:ascii="Times New Roman" w:hAnsi="Times New Roman"/>
+          <w:sz w:val="24"/>
+          <w:u w:val="single"/>
+        </w:rPr>
+        <w:t xml:space="preserve"> </w:t>
+      </w:r>
+      <w:r>
+        <w:rPr>
+          <w:rFonts w:ascii="Times New Roman" w:hAnsi="Times New Roman"/>
+          <w:sz w:val="24"/>
+          <w:u w:val="single"/>
+        </w:rPr>
+        <w:t>пові́ки.</w:t>
       </w:r>
     </w:p>
     <w:p>
@@ -3850,7 +4980,7 @@
           <w:sz w:val="24"/>
           <w:szCs w:val="24"/>
         </w:rPr>
-        <w:t>(г. 2):</w:t>
+        <w:t>(г. 2):</w:t>
       </w:r>
       <w:r>
         <w:rPr>
@@ -5324,7 +6454,7 @@
           <w:sz w:val="24"/>
           <w:szCs w:val="24"/>
         </w:rPr>
-        <w:t>(г. 2):</w:t>
+        <w:t>(г. 2):</w:t>
       </w:r>
       <w:r>
         <w:rPr>
@@ -5410,7 +6540,7 @@
           <w:sz w:val="24"/>
           <w:szCs w:val="24"/>
         </w:rPr>
-        <w:t>(г. 3):</w:t>
+        <w:t>(г. 3):</w:t>
       </w:r>
       <w:r>
         <w:rPr>
@@ -5542,7 +6672,7 @@
           <w:sz w:val="24"/>
           <w:szCs w:val="24"/>
         </w:rPr>
-        <w:t>(г. 4):</w:t>
+        <w:t>(г. 4):</w:t>
       </w:r>
       <w:r>
         <w:rPr>
@@ -11674,7 +12804,7 @@
           <w:sz w:val="24"/>
           <w:szCs w:val="24"/>
         </w:rPr>
-        <w:t>(г. 1, подібний: Воїни, які стерегли):</w:t>
+        <w:t>(г. 1, подібний: Воїни, які стерегли):</w:t>
       </w:r>
       <w:r>
         <w:rPr>
@@ -12074,7 +13204,7 @@
           <w:sz w:val="24"/>
           <w:szCs w:val="24"/>
         </w:rPr>
-        <w:t>(г. 3, подібний: Красотою твого):</w:t>
+        <w:t>(г. 3, подібний: Красотою твого):</w:t>
       </w:r>
       <w:sdt>
         <w:sdtPr>
@@ -12729,7 +13859,7 @@
           <w:sz w:val="24"/>
           <w:szCs w:val="24"/>
         </w:rPr>
-        <w:t>Ірмос 1</w:t>
+        <w:t>Ірмос 1</w:t>
       </w:r>
       <w:r>
         <w:rPr>
@@ -12956,7 +14086,7 @@
           <w:sz w:val="24"/>
           <w:szCs w:val="24"/>
         </w:rPr>
-        <w:t>Ірмос 3</w:t>
+        <w:t>Ірмос 3</w:t>
       </w:r>
       <w:r>
         <w:rPr>
@@ -13233,24 +14363,126 @@
     </w:p>
     <w:p>
       <w:pPr>
-        <w:spacing w:after="120" w:line="240" w:lineRule="auto"/>
-        <w:jc w:val="both"/>
-        <w:rPr>
-          <w:rFonts w:ascii="Times New Roman" w:eastAsia="Times New Roman" w:hAnsi="Times New Roman" w:cs="Times New Roman"/>
-          <w:i/>
-          <w:color w:val="000000"/>
-          <w:sz w:val="24"/>
-          <w:szCs w:val="24"/>
-        </w:rPr>
-      </w:pPr>
-      <w:r>
-        <w:rPr>
-          <w:rFonts w:ascii="Times New Roman" w:eastAsia="Times New Roman" w:hAnsi="Times New Roman" w:cs="Times New Roman"/>
-          <w:color w:val="000000"/>
-          <w:sz w:val="24"/>
-          <w:szCs w:val="24"/>
-        </w:rPr>
-        <w:t>Заступи, спаси, помилуй і охорони нас, Боже, твоєю благодаттю.</w:t>
+        <w:spacing w:after="120"/>
+      </w:pPr>
+      <w:r>
+        <w:rPr>
+          <w:rFonts w:ascii="Times New Roman" w:hAnsi="Times New Roman"/>
+          <w:sz w:val="24"/>
+        </w:rPr>
+        <w:t>Заступи,</w:t>
+      </w:r>
+      <w:r>
+        <w:rPr>
+          <w:rFonts w:ascii="Times New Roman" w:hAnsi="Times New Roman"/>
+          <w:sz w:val="24"/>
+        </w:rPr>
+        <w:t xml:space="preserve"> </w:t>
+      </w:r>
+      <w:r>
+        <w:rPr>
+          <w:rFonts w:ascii="Times New Roman" w:hAnsi="Times New Roman"/>
+          <w:sz w:val="24"/>
+        </w:rPr>
+        <w:t>спаси,</w:t>
+      </w:r>
+      <w:r>
+        <w:rPr>
+          <w:rFonts w:ascii="Times New Roman" w:hAnsi="Times New Roman"/>
+          <w:sz w:val="24"/>
+        </w:rPr>
+        <w:t xml:space="preserve"> </w:t>
+      </w:r>
+      <w:r>
+        <w:rPr>
+          <w:rFonts w:ascii="Times New Roman" w:hAnsi="Times New Roman"/>
+          <w:sz w:val="24"/>
+        </w:rPr>
+        <w:t>помилуй</w:t>
+      </w:r>
+      <w:r>
+        <w:rPr>
+          <w:rFonts w:ascii="Times New Roman" w:hAnsi="Times New Roman"/>
+          <w:sz w:val="24"/>
+        </w:rPr>
+        <w:t xml:space="preserve"> </w:t>
+      </w:r>
+      <w:r>
+        <w:rPr>
+          <w:rFonts w:ascii="Times New Roman" w:hAnsi="Times New Roman"/>
+          <w:sz w:val="24"/>
+        </w:rPr>
+        <w:t>і</w:t>
+      </w:r>
+      <w:r>
+        <w:rPr>
+          <w:rFonts w:ascii="Times New Roman" w:hAnsi="Times New Roman"/>
+          <w:sz w:val="24"/>
+        </w:rPr>
+        <w:t xml:space="preserve"> </w:t>
+      </w:r>
+      <w:r>
+        <w:rPr>
+          <w:rFonts w:ascii="Times New Roman" w:hAnsi="Times New Roman"/>
+          <w:sz w:val="24"/>
+        </w:rPr>
+        <w:t>охорони</w:t>
+      </w:r>
+      <w:r>
+        <w:rPr>
+          <w:rFonts w:ascii="Times New Roman" w:hAnsi="Times New Roman"/>
+          <w:sz w:val="24"/>
+        </w:rPr>
+        <w:t xml:space="preserve"> </w:t>
+      </w:r>
+      <w:r>
+        <w:rPr>
+          <w:rFonts w:ascii="Times New Roman" w:hAnsi="Times New Roman"/>
+          <w:sz w:val="24"/>
+        </w:rPr>
+        <w:t>нас,</w:t>
+      </w:r>
+      <w:r>
+        <w:rPr>
+          <w:rFonts w:ascii="Times New Roman" w:hAnsi="Times New Roman"/>
+          <w:sz w:val="24"/>
+        </w:rPr>
+        <w:t xml:space="preserve"> </w:t>
+      </w:r>
+      <w:r>
+        <w:rPr>
+          <w:rFonts w:ascii="Times New Roman" w:hAnsi="Times New Roman"/>
+          <w:sz w:val="24"/>
+        </w:rPr>
+        <w:t>Боже,</w:t>
+      </w:r>
+      <w:r>
+        <w:rPr>
+          <w:rFonts w:ascii="Times New Roman" w:hAnsi="Times New Roman"/>
+          <w:sz w:val="24"/>
+        </w:rPr>
+        <w:t xml:space="preserve"> </w:t>
+      </w:r>
+      <w:r>
+        <w:rPr>
+          <w:rFonts w:ascii="Times New Roman" w:hAnsi="Times New Roman"/>
+          <w:sz w:val="24"/>
+        </w:rPr>
+        <w:t>Твоєю</w:t>
+      </w:r>
+      <w:r>
+        <w:rPr>
+          <w:rFonts w:ascii="Times New Roman" w:hAnsi="Times New Roman"/>
+          <w:sz w:val="24"/>
+        </w:rPr>
+        <w:t xml:space="preserve"> </w:t>
+      </w:r>
+      <w:r>
+        <w:rPr>
+          <w:rFonts w:ascii="Times New Roman" w:hAnsi="Times New Roman"/>
+          <w:sz w:val="24"/>
+        </w:rPr>
+        <w:t>благодаттю</w:t>
       </w:r>
     </w:p>
     <w:p>
@@ -13388,40 +14620,347 @@
     </w:p>
     <w:p>
       <w:pPr>
-        <w:spacing w:after="120" w:line="240" w:lineRule="auto"/>
-        <w:jc w:val="both"/>
-        <w:rPr>
-          <w:rFonts w:ascii="Times New Roman" w:eastAsia="Times New Roman" w:hAnsi="Times New Roman" w:cs="Times New Roman"/>
-          <w:sz w:val="24"/>
-          <w:szCs w:val="24"/>
-        </w:rPr>
-      </w:pPr>
-      <w:r>
-        <w:rPr>
-          <w:rFonts w:ascii="Times New Roman" w:eastAsia="Times New Roman" w:hAnsi="Times New Roman" w:cs="Times New Roman"/>
+        <w:spacing w:after="120"/>
+        <w:jc w:val="both"/>
+      </w:pPr>
+      <w:r>
+        <w:rPr>
+          <w:rFonts w:ascii="Times New Roman" w:hAnsi="Times New Roman"/>
           <w:i/>
           <w:color w:val="FF0000"/>
           <w:sz w:val="24"/>
-          <w:szCs w:val="24"/>
-        </w:rPr>
-        <w:t>Священик: </w:t>
-      </w:r>
-      <w:r>
-        <w:rPr>
-          <w:rFonts w:ascii="Times New Roman" w:eastAsia="Times New Roman" w:hAnsi="Times New Roman" w:cs="Times New Roman"/>
+        </w:rPr>
+        <w:t>Священник:</w:t>
+      </w:r>
+      <w:r>
+        <w:rPr>
+          <w:rFonts w:ascii="Times New Roman" w:hAnsi="Times New Roman"/>
+          <w:i/>
+          <w:color w:val="FF0000"/>
+          <w:sz w:val="24"/>
+        </w:rPr>
+        <w:t xml:space="preserve"> </w:t>
+      </w:r>
+      <w:r>
+        <w:rPr>
+          <w:rFonts w:ascii="Times New Roman" w:hAnsi="Times New Roman"/>
           <w:color w:val="000000"/>
           <w:sz w:val="24"/>
-          <w:szCs w:val="24"/>
-        </w:rPr>
-        <w:t>Бо Ти Бог наш і Тобі славу возсилаємо: Отцю, і Сину, і Святому Духові</w:t>
-      </w:r>
-      <w:r>
-        <w:rPr>
-          <w:rFonts w:ascii="Times New Roman" w:eastAsia="Times New Roman" w:hAnsi="Times New Roman" w:cs="Times New Roman"/>
-          <w:sz w:val="24"/>
-          <w:szCs w:val="24"/>
-        </w:rPr>
-        <w:t>, нині і повсякчас, і на віки віків.</w:t>
+        </w:rPr>
+        <w:t>Бо</w:t>
+      </w:r>
+      <w:r>
+        <w:rPr>
+          <w:rFonts w:ascii="Times New Roman" w:hAnsi="Times New Roman"/>
+          <w:color w:val="000000"/>
+          <w:sz w:val="24"/>
+        </w:rPr>
+        <w:t xml:space="preserve"> </w:t>
+      </w:r>
+      <w:r>
+        <w:rPr>
+          <w:rFonts w:ascii="Times New Roman" w:hAnsi="Times New Roman"/>
+          <w:color w:val="000000"/>
+          <w:sz w:val="24"/>
+        </w:rPr>
+        <w:t>Ти</w:t>
+      </w:r>
+      <w:r>
+        <w:rPr>
+          <w:rFonts w:ascii="Times New Roman" w:hAnsi="Times New Roman"/>
+          <w:color w:val="000000"/>
+          <w:sz w:val="24"/>
+        </w:rPr>
+        <w:t xml:space="preserve"> </w:t>
+      </w:r>
+      <w:r>
+        <w:rPr>
+          <w:rFonts w:ascii="Times New Roman" w:hAnsi="Times New Roman"/>
+          <w:color w:val="000000"/>
+          <w:sz w:val="24"/>
+        </w:rPr>
+        <w:t>Бог</w:t>
+      </w:r>
+      <w:r>
+        <w:rPr>
+          <w:rFonts w:ascii="Times New Roman" w:hAnsi="Times New Roman"/>
+          <w:color w:val="000000"/>
+          <w:sz w:val="24"/>
+        </w:rPr>
+        <w:t xml:space="preserve"> </w:t>
+      </w:r>
+      <w:r>
+        <w:rPr>
+          <w:rFonts w:ascii="Times New Roman" w:hAnsi="Times New Roman"/>
+          <w:color w:val="000000"/>
+          <w:sz w:val="24"/>
+        </w:rPr>
+        <w:t>наш</w:t>
+      </w:r>
+      <w:r>
+        <w:rPr>
+          <w:rFonts w:ascii="Times New Roman" w:hAnsi="Times New Roman"/>
+          <w:color w:val="000000"/>
+          <w:sz w:val="24"/>
+        </w:rPr>
+        <w:t xml:space="preserve"> </w:t>
+      </w:r>
+      <w:r>
+        <w:rPr>
+          <w:rFonts w:ascii="Times New Roman" w:hAnsi="Times New Roman"/>
+          <w:color w:val="000000"/>
+          <w:sz w:val="24"/>
+        </w:rPr>
+        <w:t>і</w:t>
+      </w:r>
+      <w:r>
+        <w:rPr>
+          <w:rFonts w:ascii="Times New Roman" w:hAnsi="Times New Roman"/>
+          <w:color w:val="000000"/>
+          <w:sz w:val="24"/>
+        </w:rPr>
+        <w:t xml:space="preserve"> </w:t>
+      </w:r>
+      <w:r>
+        <w:rPr>
+          <w:rFonts w:ascii="Times New Roman" w:hAnsi="Times New Roman"/>
+          <w:color w:val="000000"/>
+          <w:sz w:val="24"/>
+        </w:rPr>
+        <w:t>Тобі</w:t>
+      </w:r>
+      <w:r>
+        <w:rPr>
+          <w:rFonts w:ascii="Times New Roman" w:hAnsi="Times New Roman"/>
+          <w:color w:val="000000"/>
+          <w:sz w:val="24"/>
+        </w:rPr>
+        <w:t xml:space="preserve"> </w:t>
+      </w:r>
+      <w:r>
+        <w:rPr>
+          <w:rFonts w:ascii="Times New Roman" w:hAnsi="Times New Roman"/>
+          <w:color w:val="000000"/>
+          <w:sz w:val="24"/>
+        </w:rPr>
+        <w:t>славу</w:t>
+      </w:r>
+      <w:r>
+        <w:rPr>
+          <w:rFonts w:ascii="Times New Roman" w:hAnsi="Times New Roman"/>
+          <w:color w:val="000000"/>
+          <w:sz w:val="24"/>
+        </w:rPr>
+        <w:t xml:space="preserve"> </w:t>
+      </w:r>
+      <w:r>
+        <w:rPr>
+          <w:rFonts w:ascii="Times New Roman" w:hAnsi="Times New Roman"/>
+          <w:color w:val="000000"/>
+          <w:sz w:val="24"/>
+        </w:rPr>
+        <w:t>возсилаємо:</w:t>
+      </w:r>
+      <w:r>
+        <w:rPr>
+          <w:rFonts w:ascii="Times New Roman" w:hAnsi="Times New Roman"/>
+          <w:color w:val="000000"/>
+          <w:sz w:val="24"/>
+        </w:rPr>
+        <w:t xml:space="preserve"> </w:t>
+      </w:r>
+      <w:r>
+        <w:rPr>
+          <w:rFonts w:ascii="Times New Roman" w:hAnsi="Times New Roman"/>
+          <w:color w:val="000000"/>
+          <w:sz w:val="24"/>
+        </w:rPr>
+        <w:t>Отцю,</w:t>
+      </w:r>
+      <w:r>
+        <w:rPr>
+          <w:rFonts w:ascii="Times New Roman" w:hAnsi="Times New Roman"/>
+          <w:color w:val="000000"/>
+          <w:sz w:val="24"/>
+        </w:rPr>
+        <w:t xml:space="preserve"> </w:t>
+      </w:r>
+      <w:r>
+        <w:rPr>
+          <w:rFonts w:ascii="Times New Roman" w:hAnsi="Times New Roman"/>
+          <w:color w:val="000000"/>
+          <w:sz w:val="24"/>
+        </w:rPr>
+        <w:t>і</w:t>
+      </w:r>
+      <w:r>
+        <w:rPr>
+          <w:rFonts w:ascii="Times New Roman" w:hAnsi="Times New Roman"/>
+          <w:color w:val="000000"/>
+          <w:sz w:val="24"/>
+        </w:rPr>
+        <w:t xml:space="preserve"> </w:t>
+      </w:r>
+      <w:r>
+        <w:rPr>
+          <w:rFonts w:ascii="Times New Roman" w:hAnsi="Times New Roman"/>
+          <w:color w:val="000000"/>
+          <w:sz w:val="24"/>
+        </w:rPr>
+        <w:t>Сину,</w:t>
+      </w:r>
+      <w:r>
+        <w:rPr>
+          <w:rFonts w:ascii="Times New Roman" w:hAnsi="Times New Roman"/>
+          <w:color w:val="000000"/>
+          <w:sz w:val="24"/>
+        </w:rPr>
+        <w:t xml:space="preserve"> </w:t>
+      </w:r>
+      <w:r>
+        <w:rPr>
+          <w:rFonts w:ascii="Times New Roman" w:hAnsi="Times New Roman"/>
+          <w:color w:val="000000"/>
+          <w:sz w:val="24"/>
+        </w:rPr>
+        <w:t>і</w:t>
+      </w:r>
+      <w:r>
+        <w:rPr>
+          <w:rFonts w:ascii="Times New Roman" w:hAnsi="Times New Roman"/>
+          <w:color w:val="000000"/>
+          <w:sz w:val="24"/>
+        </w:rPr>
+        <w:t xml:space="preserve"> </w:t>
+      </w:r>
+      <w:r>
+        <w:rPr>
+          <w:rFonts w:ascii="Times New Roman" w:hAnsi="Times New Roman"/>
+          <w:color w:val="000000"/>
+          <w:sz w:val="24"/>
+        </w:rPr>
+        <w:t>Святому</w:t>
+      </w:r>
+      <w:r>
+        <w:rPr>
+          <w:rFonts w:ascii="Times New Roman" w:hAnsi="Times New Roman"/>
+          <w:color w:val="000000"/>
+          <w:sz w:val="24"/>
+        </w:rPr>
+        <w:t xml:space="preserve"> </w:t>
+      </w:r>
+      <w:r>
+        <w:rPr>
+          <w:rFonts w:ascii="Times New Roman" w:hAnsi="Times New Roman"/>
+          <w:color w:val="000000"/>
+          <w:sz w:val="24"/>
+        </w:rPr>
+        <w:t>Духові</w:t>
+      </w:r>
+      <w:r>
+        <w:rPr>
+          <w:rFonts w:ascii="Times New Roman" w:hAnsi="Times New Roman"/>
+          <w:sz w:val="24"/>
+        </w:rPr>
+        <w:t>,</w:t>
+      </w:r>
+      <w:r>
+        <w:rPr>
+          <w:rFonts w:ascii="Times New Roman" w:hAnsi="Times New Roman"/>
+          <w:sz w:val="24"/>
+        </w:rPr>
+        <w:t xml:space="preserve"> </w:t>
+      </w:r>
+      <w:r>
+        <w:rPr>
+          <w:rFonts w:ascii="Times New Roman" w:hAnsi="Times New Roman"/>
+          <w:sz w:val="24"/>
+        </w:rPr>
+        <w:t>нині,</w:t>
+      </w:r>
+      <w:r>
+        <w:rPr>
+          <w:rFonts w:ascii="Times New Roman" w:hAnsi="Times New Roman"/>
+          <w:sz w:val="24"/>
+        </w:rPr>
+        <w:t xml:space="preserve"> </w:t>
+      </w:r>
+      <w:r>
+        <w:rPr>
+          <w:rFonts w:ascii="Times New Roman" w:hAnsi="Times New Roman"/>
+          <w:sz w:val="24"/>
+        </w:rPr>
+        <w:t>і</w:t>
+      </w:r>
+      <w:r>
+        <w:rPr>
+          <w:rFonts w:ascii="Times New Roman" w:hAnsi="Times New Roman"/>
+          <w:sz w:val="24"/>
+        </w:rPr>
+        <w:t xml:space="preserve"> </w:t>
+      </w:r>
+      <w:r>
+        <w:rPr>
+          <w:rFonts w:ascii="Times New Roman" w:hAnsi="Times New Roman"/>
+          <w:sz w:val="24"/>
+        </w:rPr>
+        <w:t>повсякчас,</w:t>
+      </w:r>
+      <w:r>
+        <w:rPr>
+          <w:rFonts w:ascii="Times New Roman" w:hAnsi="Times New Roman"/>
+          <w:sz w:val="24"/>
+        </w:rPr>
+        <w:t xml:space="preserve"> </w:t>
+      </w:r>
+      <w:r>
+        <w:rPr>
+          <w:rFonts w:ascii="Times New Roman" w:hAnsi="Times New Roman"/>
+          <w:sz w:val="24"/>
+        </w:rPr>
+        <w:t>і</w:t>
+      </w:r>
+      <w:r>
+        <w:rPr>
+          <w:rFonts w:ascii="Times New Roman" w:hAnsi="Times New Roman"/>
+          <w:sz w:val="24"/>
+        </w:rPr>
+        <w:t xml:space="preserve"> </w:t>
+      </w:r>
+      <w:r>
+        <w:rPr>
+          <w:rFonts w:ascii="Times New Roman" w:hAnsi="Times New Roman"/>
+          <w:sz w:val="24"/>
+        </w:rPr>
+        <w:t>на</w:t>
+      </w:r>
+      <w:r>
+        <w:rPr>
+          <w:rFonts w:ascii="Times New Roman" w:hAnsi="Times New Roman"/>
+          <w:sz w:val="24"/>
+        </w:rPr>
+        <w:t xml:space="preserve"> </w:t>
+      </w:r>
+      <w:r>
+        <w:rPr>
+          <w:rFonts w:ascii="Times New Roman" w:hAnsi="Times New Roman"/>
+          <w:sz w:val="24"/>
+        </w:rPr>
+        <w:t>віки</w:t>
+      </w:r>
+      <w:r>
+        <w:rPr>
+          <w:rFonts w:ascii="Times New Roman" w:hAnsi="Times New Roman"/>
+          <w:sz w:val="24"/>
+        </w:rPr>
+        <w:t xml:space="preserve"> </w:t>
+      </w:r>
+      <w:r>
+        <w:rPr>
+          <w:rFonts w:ascii="Times New Roman" w:hAnsi="Times New Roman"/>
+          <w:sz w:val="24"/>
+        </w:rPr>
+        <w:t>віків.</w:t>
       </w:r>
     </w:p>
     <w:p>
@@ -13556,7 +15095,7 @@
           <w:sz w:val="24"/>
           <w:szCs w:val="24"/>
         </w:rPr>
-        <w:t>Ірмос 4</w:t>
+        <w:t>Ірмос 4</w:t>
       </w:r>
       <w:r>
         <w:rPr>
@@ -13769,7 +15308,7 @@
           <w:sz w:val="24"/>
           <w:szCs w:val="24"/>
         </w:rPr>
-        <w:t>Ірмос 5</w:t>
+        <w:t>Ірмос 5</w:t>
       </w:r>
       <w:r>
         <w:rPr>
@@ -13911,7 +15450,7 @@
           <w:sz w:val="24"/>
           <w:szCs w:val="24"/>
         </w:rPr>
-        <w:t>Ірмос 6</w:t>
+        <w:t>Ірмос 6</w:t>
       </w:r>
       <w:r>
         <w:rPr>
@@ -14145,24 +15684,126 @@
     </w:p>
     <w:p>
       <w:pPr>
-        <w:spacing w:after="120" w:line="240" w:lineRule="auto"/>
-        <w:jc w:val="both"/>
-        <w:rPr>
-          <w:rFonts w:ascii="Times New Roman" w:eastAsia="Times New Roman" w:hAnsi="Times New Roman" w:cs="Times New Roman"/>
-          <w:i/>
-          <w:color w:val="000000"/>
-          <w:sz w:val="24"/>
-          <w:szCs w:val="24"/>
-        </w:rPr>
-      </w:pPr>
-      <w:r>
-        <w:rPr>
-          <w:rFonts w:ascii="Times New Roman" w:eastAsia="Times New Roman" w:hAnsi="Times New Roman" w:cs="Times New Roman"/>
-          <w:color w:val="000000"/>
-          <w:sz w:val="24"/>
-          <w:szCs w:val="24"/>
-        </w:rPr>
-        <w:t>Заступи, спаси, помилуй і охорони нас, Боже, твоєю благодаттю.</w:t>
+        <w:spacing w:after="120"/>
+      </w:pPr>
+      <w:r>
+        <w:rPr>
+          <w:rFonts w:ascii="Times New Roman" w:hAnsi="Times New Roman"/>
+          <w:sz w:val="24"/>
+        </w:rPr>
+        <w:t>Заступи,</w:t>
+      </w:r>
+      <w:r>
+        <w:rPr>
+          <w:rFonts w:ascii="Times New Roman" w:hAnsi="Times New Roman"/>
+          <w:sz w:val="24"/>
+        </w:rPr>
+        <w:t xml:space="preserve"> </w:t>
+      </w:r>
+      <w:r>
+        <w:rPr>
+          <w:rFonts w:ascii="Times New Roman" w:hAnsi="Times New Roman"/>
+          <w:sz w:val="24"/>
+        </w:rPr>
+        <w:t>спаси,</w:t>
+      </w:r>
+      <w:r>
+        <w:rPr>
+          <w:rFonts w:ascii="Times New Roman" w:hAnsi="Times New Roman"/>
+          <w:sz w:val="24"/>
+        </w:rPr>
+        <w:t xml:space="preserve"> </w:t>
+      </w:r>
+      <w:r>
+        <w:rPr>
+          <w:rFonts w:ascii="Times New Roman" w:hAnsi="Times New Roman"/>
+          <w:sz w:val="24"/>
+        </w:rPr>
+        <w:t>помилуй</w:t>
+      </w:r>
+      <w:r>
+        <w:rPr>
+          <w:rFonts w:ascii="Times New Roman" w:hAnsi="Times New Roman"/>
+          <w:sz w:val="24"/>
+        </w:rPr>
+        <w:t xml:space="preserve"> </w:t>
+      </w:r>
+      <w:r>
+        <w:rPr>
+          <w:rFonts w:ascii="Times New Roman" w:hAnsi="Times New Roman"/>
+          <w:sz w:val="24"/>
+        </w:rPr>
+        <w:t>і</w:t>
+      </w:r>
+      <w:r>
+        <w:rPr>
+          <w:rFonts w:ascii="Times New Roman" w:hAnsi="Times New Roman"/>
+          <w:sz w:val="24"/>
+        </w:rPr>
+        <w:t xml:space="preserve"> </w:t>
+      </w:r>
+      <w:r>
+        <w:rPr>
+          <w:rFonts w:ascii="Times New Roman" w:hAnsi="Times New Roman"/>
+          <w:sz w:val="24"/>
+        </w:rPr>
+        <w:t>охорони</w:t>
+      </w:r>
+      <w:r>
+        <w:rPr>
+          <w:rFonts w:ascii="Times New Roman" w:hAnsi="Times New Roman"/>
+          <w:sz w:val="24"/>
+        </w:rPr>
+        <w:t xml:space="preserve"> </w:t>
+      </w:r>
+      <w:r>
+        <w:rPr>
+          <w:rFonts w:ascii="Times New Roman" w:hAnsi="Times New Roman"/>
+          <w:sz w:val="24"/>
+        </w:rPr>
+        <w:t>нас,</w:t>
+      </w:r>
+      <w:r>
+        <w:rPr>
+          <w:rFonts w:ascii="Times New Roman" w:hAnsi="Times New Roman"/>
+          <w:sz w:val="24"/>
+        </w:rPr>
+        <w:t xml:space="preserve"> </w:t>
+      </w:r>
+      <w:r>
+        <w:rPr>
+          <w:rFonts w:ascii="Times New Roman" w:hAnsi="Times New Roman"/>
+          <w:sz w:val="24"/>
+        </w:rPr>
+        <w:t>Боже,</w:t>
+      </w:r>
+      <w:r>
+        <w:rPr>
+          <w:rFonts w:ascii="Times New Roman" w:hAnsi="Times New Roman"/>
+          <w:sz w:val="24"/>
+        </w:rPr>
+        <w:t xml:space="preserve"> </w:t>
+      </w:r>
+      <w:r>
+        <w:rPr>
+          <w:rFonts w:ascii="Times New Roman" w:hAnsi="Times New Roman"/>
+          <w:sz w:val="24"/>
+        </w:rPr>
+        <w:t>Твоєю</w:t>
+      </w:r>
+      <w:r>
+        <w:rPr>
+          <w:rFonts w:ascii="Times New Roman" w:hAnsi="Times New Roman"/>
+          <w:sz w:val="24"/>
+        </w:rPr>
+        <w:t xml:space="preserve"> </w:t>
+      </w:r>
+      <w:r>
+        <w:rPr>
+          <w:rFonts w:ascii="Times New Roman" w:hAnsi="Times New Roman"/>
+          <w:sz w:val="24"/>
+        </w:rPr>
+        <w:t>благодаттю</w:t>
       </w:r>
     </w:p>
     <w:p>
@@ -14300,40 +15941,427 @@
     </w:p>
     <w:p>
       <w:pPr>
-        <w:spacing w:after="120" w:line="240" w:lineRule="auto"/>
-        <w:jc w:val="both"/>
-        <w:rPr>
-          <w:rFonts w:ascii="Times New Roman" w:eastAsia="Times New Roman" w:hAnsi="Times New Roman" w:cs="Times New Roman"/>
-          <w:sz w:val="24"/>
-          <w:szCs w:val="24"/>
-        </w:rPr>
-      </w:pPr>
-      <w:r>
-        <w:rPr>
-          <w:rFonts w:ascii="Times New Roman" w:eastAsia="Times New Roman" w:hAnsi="Times New Roman" w:cs="Times New Roman"/>
+        <w:spacing w:after="120"/>
+        <w:jc w:val="both"/>
+      </w:pPr>
+      <w:r>
+        <w:rPr>
+          <w:rFonts w:ascii="Times New Roman" w:hAnsi="Times New Roman"/>
           <w:i/>
           <w:color w:val="FF0000"/>
           <w:sz w:val="24"/>
-          <w:szCs w:val="24"/>
-        </w:rPr>
-        <w:t>Священик: </w:t>
-      </w:r>
-      <w:r>
-        <w:rPr>
-          <w:rFonts w:ascii="Times New Roman" w:eastAsia="Times New Roman" w:hAnsi="Times New Roman" w:cs="Times New Roman"/>
+        </w:rPr>
+        <w:t>Священник:</w:t>
+      </w:r>
+      <w:r>
+        <w:rPr>
+          <w:rFonts w:ascii="Times New Roman" w:hAnsi="Times New Roman"/>
+          <w:i/>
+          <w:color w:val="FF0000"/>
+          <w:sz w:val="24"/>
+        </w:rPr>
+        <w:t xml:space="preserve"> </w:t>
+      </w:r>
+      <w:r>
+        <w:rPr>
+          <w:rFonts w:ascii="Times New Roman" w:hAnsi="Times New Roman"/>
           <w:color w:val="000000"/>
           <w:sz w:val="24"/>
-          <w:szCs w:val="24"/>
-        </w:rPr>
-        <w:t>Бо Ти цар миру і Спас душ наших і Тобі славу возсилаємо: Отцю, і Сину, і Святому Духові</w:t>
-      </w:r>
-      <w:r>
-        <w:rPr>
-          <w:rFonts w:ascii="Times New Roman" w:eastAsia="Times New Roman" w:hAnsi="Times New Roman" w:cs="Times New Roman"/>
-          <w:sz w:val="24"/>
-          <w:szCs w:val="24"/>
-        </w:rPr>
-        <w:t>, нині і повсякчас, і на віки віків.</w:t>
+        </w:rPr>
+        <w:t>Бо</w:t>
+      </w:r>
+      <w:r>
+        <w:rPr>
+          <w:rFonts w:ascii="Times New Roman" w:hAnsi="Times New Roman"/>
+          <w:color w:val="000000"/>
+          <w:sz w:val="24"/>
+        </w:rPr>
+        <w:t xml:space="preserve"> </w:t>
+      </w:r>
+      <w:r>
+        <w:rPr>
+          <w:rFonts w:ascii="Times New Roman" w:hAnsi="Times New Roman"/>
+          <w:color w:val="000000"/>
+          <w:sz w:val="24"/>
+        </w:rPr>
+        <w:t>Ти</w:t>
+      </w:r>
+      <w:r>
+        <w:rPr>
+          <w:rFonts w:ascii="Times New Roman" w:hAnsi="Times New Roman"/>
+          <w:color w:val="000000"/>
+          <w:sz w:val="24"/>
+        </w:rPr>
+        <w:t xml:space="preserve"> </w:t>
+      </w:r>
+      <w:r>
+        <w:rPr>
+          <w:rFonts w:ascii="Times New Roman" w:hAnsi="Times New Roman"/>
+          <w:color w:val="000000"/>
+          <w:sz w:val="24"/>
+        </w:rPr>
+        <w:t>цар</w:t>
+      </w:r>
+      <w:r>
+        <w:rPr>
+          <w:rFonts w:ascii="Times New Roman" w:hAnsi="Times New Roman"/>
+          <w:color w:val="000000"/>
+          <w:sz w:val="24"/>
+        </w:rPr>
+        <w:t xml:space="preserve"> </w:t>
+      </w:r>
+      <w:r>
+        <w:rPr>
+          <w:rFonts w:ascii="Times New Roman" w:hAnsi="Times New Roman"/>
+          <w:color w:val="000000"/>
+          <w:sz w:val="24"/>
+        </w:rPr>
+        <w:t>миру</w:t>
+      </w:r>
+      <w:r>
+        <w:rPr>
+          <w:rFonts w:ascii="Times New Roman" w:hAnsi="Times New Roman"/>
+          <w:color w:val="000000"/>
+          <w:sz w:val="24"/>
+        </w:rPr>
+        <w:t xml:space="preserve"> </w:t>
+      </w:r>
+      <w:r>
+        <w:rPr>
+          <w:rFonts w:ascii="Times New Roman" w:hAnsi="Times New Roman"/>
+          <w:color w:val="000000"/>
+          <w:sz w:val="24"/>
+        </w:rPr>
+        <w:t>і</w:t>
+      </w:r>
+      <w:r>
+        <w:rPr>
+          <w:rFonts w:ascii="Times New Roman" w:hAnsi="Times New Roman"/>
+          <w:color w:val="000000"/>
+          <w:sz w:val="24"/>
+        </w:rPr>
+        <w:t xml:space="preserve"> </w:t>
+      </w:r>
+      <w:r>
+        <w:rPr>
+          <w:rFonts w:ascii="Times New Roman" w:hAnsi="Times New Roman"/>
+          <w:color w:val="000000"/>
+          <w:sz w:val="24"/>
+        </w:rPr>
+        <w:t>Спас</w:t>
+      </w:r>
+      <w:r>
+        <w:rPr>
+          <w:rFonts w:ascii="Times New Roman" w:hAnsi="Times New Roman"/>
+          <w:color w:val="000000"/>
+          <w:sz w:val="24"/>
+        </w:rPr>
+        <w:t xml:space="preserve"> </w:t>
+      </w:r>
+      <w:r>
+        <w:rPr>
+          <w:rFonts w:ascii="Times New Roman" w:hAnsi="Times New Roman"/>
+          <w:color w:val="000000"/>
+          <w:sz w:val="24"/>
+        </w:rPr>
+        <w:t>душ</w:t>
+      </w:r>
+      <w:r>
+        <w:rPr>
+          <w:rFonts w:ascii="Times New Roman" w:hAnsi="Times New Roman"/>
+          <w:color w:val="000000"/>
+          <w:sz w:val="24"/>
+        </w:rPr>
+        <w:t xml:space="preserve"> </w:t>
+      </w:r>
+      <w:r>
+        <w:rPr>
+          <w:rFonts w:ascii="Times New Roman" w:hAnsi="Times New Roman"/>
+          <w:color w:val="000000"/>
+          <w:sz w:val="24"/>
+        </w:rPr>
+        <w:t>наших</w:t>
+      </w:r>
+      <w:r>
+        <w:rPr>
+          <w:rFonts w:ascii="Times New Roman" w:hAnsi="Times New Roman"/>
+          <w:color w:val="000000"/>
+          <w:sz w:val="24"/>
+        </w:rPr>
+        <w:t xml:space="preserve"> </w:t>
+      </w:r>
+      <w:r>
+        <w:rPr>
+          <w:rFonts w:ascii="Times New Roman" w:hAnsi="Times New Roman"/>
+          <w:color w:val="000000"/>
+          <w:sz w:val="24"/>
+        </w:rPr>
+        <w:t>–</w:t>
+      </w:r>
+      <w:r>
+        <w:rPr>
+          <w:rFonts w:ascii="Times New Roman" w:hAnsi="Times New Roman"/>
+          <w:color w:val="000000"/>
+          <w:sz w:val="24"/>
+        </w:rPr>
+        <w:t xml:space="preserve"> </w:t>
+      </w:r>
+      <w:r>
+        <w:rPr>
+          <w:rFonts w:ascii="Times New Roman" w:hAnsi="Times New Roman"/>
+          <w:color w:val="000000"/>
+          <w:sz w:val="24"/>
+        </w:rPr>
+        <w:t>і</w:t>
+      </w:r>
+      <w:r>
+        <w:rPr>
+          <w:rFonts w:ascii="Times New Roman" w:hAnsi="Times New Roman"/>
+          <w:color w:val="000000"/>
+          <w:sz w:val="24"/>
+        </w:rPr>
+        <w:t xml:space="preserve"> </w:t>
+      </w:r>
+      <w:r>
+        <w:rPr>
+          <w:rFonts w:ascii="Times New Roman" w:hAnsi="Times New Roman"/>
+          <w:color w:val="000000"/>
+          <w:sz w:val="24"/>
+        </w:rPr>
+        <w:t>Тобі</w:t>
+      </w:r>
+      <w:r>
+        <w:rPr>
+          <w:rFonts w:ascii="Times New Roman" w:hAnsi="Times New Roman"/>
+          <w:color w:val="000000"/>
+          <w:sz w:val="24"/>
+        </w:rPr>
+        <w:t xml:space="preserve"> </w:t>
+      </w:r>
+      <w:r>
+        <w:rPr>
+          <w:rFonts w:ascii="Times New Roman" w:hAnsi="Times New Roman"/>
+          <w:color w:val="000000"/>
+          <w:sz w:val="24"/>
+        </w:rPr>
+        <w:t>славу</w:t>
+      </w:r>
+      <w:r>
+        <w:rPr>
+          <w:rFonts w:ascii="Times New Roman" w:hAnsi="Times New Roman"/>
+          <w:color w:val="000000"/>
+          <w:sz w:val="24"/>
+        </w:rPr>
+        <w:t xml:space="preserve"> </w:t>
+      </w:r>
+      <w:r>
+        <w:rPr>
+          <w:rFonts w:ascii="Times New Roman" w:hAnsi="Times New Roman"/>
+          <w:color w:val="000000"/>
+          <w:sz w:val="24"/>
+        </w:rPr>
+        <w:t>возсилаємо,</w:t>
+      </w:r>
+      <w:r>
+        <w:rPr>
+          <w:rFonts w:ascii="Times New Roman" w:hAnsi="Times New Roman"/>
+          <w:color w:val="000000"/>
+          <w:sz w:val="24"/>
+        </w:rPr>
+        <w:t xml:space="preserve"> </w:t>
+      </w:r>
+      <w:r>
+        <w:rPr>
+          <w:rFonts w:ascii="Times New Roman" w:hAnsi="Times New Roman"/>
+          <w:color w:val="000000"/>
+          <w:sz w:val="24"/>
+        </w:rPr>
+        <w:t>Отцю,</w:t>
+      </w:r>
+      <w:r>
+        <w:rPr>
+          <w:rFonts w:ascii="Times New Roman" w:hAnsi="Times New Roman"/>
+          <w:color w:val="000000"/>
+          <w:sz w:val="24"/>
+        </w:rPr>
+        <w:t xml:space="preserve"> </w:t>
+      </w:r>
+      <w:r>
+        <w:rPr>
+          <w:rFonts w:ascii="Times New Roman" w:hAnsi="Times New Roman"/>
+          <w:color w:val="000000"/>
+          <w:sz w:val="24"/>
+        </w:rPr>
+        <w:t>і</w:t>
+      </w:r>
+      <w:r>
+        <w:rPr>
+          <w:rFonts w:ascii="Times New Roman" w:hAnsi="Times New Roman"/>
+          <w:color w:val="000000"/>
+          <w:sz w:val="24"/>
+        </w:rPr>
+        <w:t xml:space="preserve"> </w:t>
+      </w:r>
+      <w:r>
+        <w:rPr>
+          <w:rFonts w:ascii="Times New Roman" w:hAnsi="Times New Roman"/>
+          <w:color w:val="000000"/>
+          <w:sz w:val="24"/>
+        </w:rPr>
+        <w:t>Сину,</w:t>
+      </w:r>
+      <w:r>
+        <w:rPr>
+          <w:rFonts w:ascii="Times New Roman" w:hAnsi="Times New Roman"/>
+          <w:color w:val="000000"/>
+          <w:sz w:val="24"/>
+        </w:rPr>
+        <w:t xml:space="preserve"> </w:t>
+      </w:r>
+      <w:r>
+        <w:rPr>
+          <w:rFonts w:ascii="Times New Roman" w:hAnsi="Times New Roman"/>
+          <w:color w:val="000000"/>
+          <w:sz w:val="24"/>
+        </w:rPr>
+        <w:t>і</w:t>
+      </w:r>
+      <w:r>
+        <w:rPr>
+          <w:rFonts w:ascii="Times New Roman" w:hAnsi="Times New Roman"/>
+          <w:color w:val="000000"/>
+          <w:sz w:val="24"/>
+        </w:rPr>
+        <w:t xml:space="preserve"> </w:t>
+      </w:r>
+      <w:r>
+        <w:rPr>
+          <w:rFonts w:ascii="Times New Roman" w:hAnsi="Times New Roman"/>
+          <w:color w:val="000000"/>
+          <w:sz w:val="24"/>
+        </w:rPr>
+        <w:t>Святому</w:t>
+      </w:r>
+      <w:r>
+        <w:rPr>
+          <w:rFonts w:ascii="Times New Roman" w:hAnsi="Times New Roman"/>
+          <w:color w:val="000000"/>
+          <w:sz w:val="24"/>
+        </w:rPr>
+        <w:t xml:space="preserve"> </w:t>
+      </w:r>
+      <w:r>
+        <w:rPr>
+          <w:rFonts w:ascii="Times New Roman" w:hAnsi="Times New Roman"/>
+          <w:color w:val="000000"/>
+          <w:sz w:val="24"/>
+        </w:rPr>
+        <w:t>Духові</w:t>
+      </w:r>
+      <w:r>
+        <w:rPr>
+          <w:rFonts w:ascii="Times New Roman" w:hAnsi="Times New Roman"/>
+          <w:sz w:val="24"/>
+        </w:rPr>
+        <w:t>,</w:t>
+      </w:r>
+      <w:r>
+        <w:rPr>
+          <w:rFonts w:ascii="Times New Roman" w:hAnsi="Times New Roman"/>
+          <w:sz w:val="24"/>
+        </w:rPr>
+        <w:t xml:space="preserve"> </w:t>
+      </w:r>
+      <w:r>
+        <w:rPr>
+          <w:rFonts w:ascii="Times New Roman" w:hAnsi="Times New Roman"/>
+          <w:sz w:val="24"/>
+        </w:rPr>
+        <w:t>нині,</w:t>
+      </w:r>
+      <w:r>
+        <w:rPr>
+          <w:rFonts w:ascii="Times New Roman" w:hAnsi="Times New Roman"/>
+          <w:sz w:val="24"/>
+        </w:rPr>
+        <w:t xml:space="preserve"> </w:t>
+      </w:r>
+      <w:r>
+        <w:rPr>
+          <w:rFonts w:ascii="Times New Roman" w:hAnsi="Times New Roman"/>
+          <w:sz w:val="24"/>
+        </w:rPr>
+        <w:t>і</w:t>
+      </w:r>
+      <w:r>
+        <w:rPr>
+          <w:rFonts w:ascii="Times New Roman" w:hAnsi="Times New Roman"/>
+          <w:sz w:val="24"/>
+        </w:rPr>
+        <w:t xml:space="preserve"> </w:t>
+      </w:r>
+      <w:r>
+        <w:rPr>
+          <w:rFonts w:ascii="Times New Roman" w:hAnsi="Times New Roman"/>
+          <w:sz w:val="24"/>
+        </w:rPr>
+        <w:t>повсякчас,</w:t>
+      </w:r>
+      <w:r>
+        <w:rPr>
+          <w:rFonts w:ascii="Times New Roman" w:hAnsi="Times New Roman"/>
+          <w:sz w:val="24"/>
+        </w:rPr>
+        <w:t xml:space="preserve"> </w:t>
+      </w:r>
+      <w:r>
+        <w:rPr>
+          <w:rFonts w:ascii="Times New Roman" w:hAnsi="Times New Roman"/>
+          <w:sz w:val="24"/>
+        </w:rPr>
+        <w:t>і</w:t>
+      </w:r>
+      <w:r>
+        <w:rPr>
+          <w:rFonts w:ascii="Times New Roman" w:hAnsi="Times New Roman"/>
+          <w:sz w:val="24"/>
+        </w:rPr>
+        <w:t xml:space="preserve"> </w:t>
+      </w:r>
+      <w:r>
+        <w:rPr>
+          <w:rFonts w:ascii="Times New Roman" w:hAnsi="Times New Roman"/>
+          <w:sz w:val="24"/>
+        </w:rPr>
+        <w:t>на</w:t>
+      </w:r>
+      <w:r>
+        <w:rPr>
+          <w:rFonts w:ascii="Times New Roman" w:hAnsi="Times New Roman"/>
+          <w:sz w:val="24"/>
+        </w:rPr>
+        <w:t xml:space="preserve"> </w:t>
+      </w:r>
+      <w:r>
+        <w:rPr>
+          <w:rFonts w:ascii="Times New Roman" w:hAnsi="Times New Roman"/>
+          <w:sz w:val="24"/>
+        </w:rPr>
+        <w:t>віки</w:t>
+      </w:r>
+      <w:r>
+        <w:rPr>
+          <w:rFonts w:ascii="Times New Roman" w:hAnsi="Times New Roman"/>
+          <w:sz w:val="24"/>
+        </w:rPr>
+        <w:t xml:space="preserve"> </w:t>
+      </w:r>
+      <w:r>
+        <w:rPr>
+          <w:rFonts w:ascii="Times New Roman" w:hAnsi="Times New Roman"/>
+          <w:sz w:val="24"/>
+        </w:rPr>
+        <w:t>віків.</w:t>
       </w:r>
     </w:p>
     <w:p>
@@ -14525,8 +16553,7 @@
           <w:sz w:val="24"/>
           <w:szCs w:val="24"/>
         </w:rPr>
-        <w:lastRenderedPageBreak/>
-        <w:t>Ірмос 7</w:t>
+        <w:t>Ірмос 7</w:t>
       </w:r>
       <w:r>
         <w:rPr>
@@ -14727,7 +16754,7 @@
           <w:sz w:val="24"/>
           <w:szCs w:val="24"/>
         </w:rPr>
-        <w:t>Ірмос 8</w:t>
+        <w:t>Ірмос 8</w:t>
       </w:r>
       <w:r>
         <w:rPr>
@@ -15296,7 +17323,7 @@
           <w:sz w:val="24"/>
           <w:szCs w:val="24"/>
         </w:rPr>
-        <w:t> </w:t>
+        <w:t xml:space="preserve"> </w:t>
       </w:r>
       <w:r>
         <w:rPr>
@@ -15306,7 +17333,7 @@
           <w:sz w:val="24"/>
           <w:szCs w:val="24"/>
         </w:rPr>
-        <w:t>(г. 1):</w:t>
+        <w:t>(г. 1):</w:t>
       </w:r>
       <w:r>
         <w:rPr>
@@ -16784,7 +18811,7 @@
           <w:sz w:val="24"/>
           <w:szCs w:val="24"/>
         </w:rPr>
-        <w:t>(г. 4):</w:t>
+        <w:t>(г. 4):</w:t>
       </w:r>
       <w:r>
         <w:rPr>
@@ -17023,7 +19050,7 @@
           <w:sz w:val="24"/>
           <w:szCs w:val="24"/>
         </w:rPr>
-        <w:t>(г. 6):</w:t>
+        <w:t>(г. 6):</w:t>
       </w:r>
       <w:r>
         <w:rPr>
@@ -17094,7 +19121,7 @@
           <w:sz w:val="24"/>
           <w:szCs w:val="24"/>
         </w:rPr>
-        <w:t>(г. 2):</w:t>
+        <w:t>(г. 2):</w:t>
       </w:r>
       <w:r>
         <w:rPr>
@@ -17652,58 +19679,370 @@
     </w:p>
     <w:p>
       <w:pPr>
-        <w:spacing w:after="120" w:line="240" w:lineRule="auto"/>
-        <w:jc w:val="both"/>
-        <w:rPr>
-          <w:rFonts w:ascii="Times New Roman" w:eastAsia="Times New Roman" w:hAnsi="Times New Roman" w:cs="Times New Roman"/>
-          <w:sz w:val="24"/>
-          <w:szCs w:val="24"/>
-        </w:rPr>
-      </w:pPr>
-      <w:r>
-        <w:rPr>
-          <w:rFonts w:ascii="Times New Roman" w:eastAsia="Times New Roman" w:hAnsi="Times New Roman" w:cs="Times New Roman"/>
-          <w:sz w:val="24"/>
-          <w:szCs w:val="24"/>
-        </w:rPr>
-        <w:t>Святий Боже, святий Кріпкий, святий Безсмертний, п</w:t>
-      </w:r>
-      <w:r>
-        <w:rPr>
-          <w:rFonts w:ascii="Times New Roman" w:eastAsia="Times New Roman" w:hAnsi="Times New Roman" w:cs="Times New Roman"/>
-          <w:sz w:val="24"/>
-          <w:szCs w:val="24"/>
-        </w:rPr>
-        <w:t xml:space="preserve">омилуй нас </w:t>
-      </w:r>
-      <w:r>
-        <w:rPr>
-          <w:rFonts w:ascii="Times New Roman" w:eastAsia="Times New Roman" w:hAnsi="Times New Roman" w:cs="Times New Roman"/>
+        <w:spacing w:after="120"/>
+        <w:jc w:val="both"/>
+      </w:pPr>
+      <w:r>
+        <w:rPr>
+          <w:rFonts w:ascii="Times New Roman" w:hAnsi="Times New Roman"/>
+          <w:sz w:val="24"/>
+        </w:rPr>
+        <w:t>Святий</w:t>
+      </w:r>
+      <w:r>
+        <w:rPr>
+          <w:rFonts w:ascii="Times New Roman" w:hAnsi="Times New Roman"/>
+          <w:sz w:val="24"/>
+        </w:rPr>
+        <w:t xml:space="preserve"> </w:t>
+      </w:r>
+      <w:r>
+        <w:rPr>
+          <w:rFonts w:ascii="Times New Roman" w:hAnsi="Times New Roman"/>
+          <w:sz w:val="24"/>
+        </w:rPr>
+        <w:t>Боже,</w:t>
+      </w:r>
+      <w:r>
+        <w:rPr>
+          <w:rFonts w:ascii="Times New Roman" w:hAnsi="Times New Roman"/>
+          <w:sz w:val="24"/>
+        </w:rPr>
+        <w:t xml:space="preserve"> </w:t>
+      </w:r>
+      <w:r>
+        <w:rPr>
+          <w:rFonts w:ascii="Times New Roman" w:hAnsi="Times New Roman"/>
+          <w:sz w:val="24"/>
+        </w:rPr>
+        <w:t>святий</w:t>
+      </w:r>
+      <w:r>
+        <w:rPr>
+          <w:rFonts w:ascii="Times New Roman" w:hAnsi="Times New Roman"/>
+          <w:sz w:val="24"/>
+        </w:rPr>
+        <w:t xml:space="preserve"> </w:t>
+      </w:r>
+      <w:r>
+        <w:rPr>
+          <w:rFonts w:ascii="Times New Roman" w:hAnsi="Times New Roman"/>
+          <w:sz w:val="24"/>
+        </w:rPr>
+        <w:t>Кріпкий,</w:t>
+      </w:r>
+      <w:r>
+        <w:rPr>
+          <w:rFonts w:ascii="Times New Roman" w:hAnsi="Times New Roman"/>
+          <w:sz w:val="24"/>
+        </w:rPr>
+        <w:t xml:space="preserve"> </w:t>
+      </w:r>
+      <w:r>
+        <w:rPr>
+          <w:rFonts w:ascii="Times New Roman" w:hAnsi="Times New Roman"/>
+          <w:sz w:val="24"/>
+        </w:rPr>
+        <w:t>святий</w:t>
+      </w:r>
+      <w:r>
+        <w:rPr>
+          <w:rFonts w:ascii="Times New Roman" w:hAnsi="Times New Roman"/>
+          <w:sz w:val="24"/>
+        </w:rPr>
+        <w:t xml:space="preserve"> </w:t>
+      </w:r>
+      <w:r>
+        <w:rPr>
+          <w:rFonts w:ascii="Times New Roman" w:hAnsi="Times New Roman"/>
+          <w:sz w:val="24"/>
+        </w:rPr>
+        <w:t>Безсмертний,</w:t>
+      </w:r>
+      <w:r>
+        <w:rPr>
+          <w:rFonts w:ascii="Times New Roman" w:hAnsi="Times New Roman"/>
+          <w:sz w:val="24"/>
+        </w:rPr>
+        <w:t xml:space="preserve"> </w:t>
+      </w:r>
+      <w:r>
+        <w:rPr>
+          <w:rFonts w:ascii="Times New Roman" w:hAnsi="Times New Roman"/>
+          <w:sz w:val="24"/>
+        </w:rPr>
+        <w:t>помилуй</w:t>
+      </w:r>
+      <w:r>
+        <w:rPr>
+          <w:rFonts w:ascii="Times New Roman" w:hAnsi="Times New Roman"/>
+          <w:sz w:val="24"/>
+        </w:rPr>
+        <w:t xml:space="preserve"> </w:t>
+      </w:r>
+      <w:r>
+        <w:rPr>
+          <w:rFonts w:ascii="Times New Roman" w:hAnsi="Times New Roman"/>
+          <w:sz w:val="24"/>
+        </w:rPr>
+        <w:t>нас.</w:t>
+      </w:r>
+      <w:r>
+        <w:rPr>
+          <w:rFonts w:ascii="Times New Roman" w:hAnsi="Times New Roman"/>
+          <w:sz w:val="24"/>
+        </w:rPr>
+        <w:t xml:space="preserve"> </w:t>
+      </w:r>
+      <w:r>
+        <w:rPr>
+          <w:rFonts w:ascii="Times New Roman" w:hAnsi="Times New Roman"/>
           <w:i/>
           <w:color w:val="FF0000"/>
           <w:sz w:val="24"/>
-          <w:szCs w:val="24"/>
-        </w:rPr>
-        <w:t>(3 р.).</w:t>
-      </w:r>
-    </w:p>
-    <w:p>
-      <w:pPr>
-        <w:spacing w:after="120" w:line="240" w:lineRule="auto"/>
-        <w:jc w:val="both"/>
-        <w:rPr>
-          <w:rFonts w:ascii="Times New Roman" w:eastAsia="Times New Roman" w:hAnsi="Times New Roman" w:cs="Times New Roman"/>
-          <w:sz w:val="24"/>
-          <w:szCs w:val="24"/>
-        </w:rPr>
-      </w:pPr>
-      <w:r>
-        <w:rPr>
-          <w:rFonts w:ascii="Times New Roman" w:eastAsia="Times New Roman" w:hAnsi="Times New Roman" w:cs="Times New Roman"/>
-          <w:sz w:val="24"/>
-          <w:szCs w:val="24"/>
-        </w:rPr>
-        <w:t>Слава Отцю, і Сину, і Святому Духові. І нині і повсякчас, і на віки віків. Амінь.</w:t>
+        </w:rPr>
+        <w:t>(3</w:t>
+      </w:r>
+      <w:r>
+        <w:rPr>
+          <w:rFonts w:ascii="Times New Roman" w:hAnsi="Times New Roman"/>
+          <w:i/>
+          <w:color w:val="FF0000"/>
+          <w:sz w:val="24"/>
+        </w:rPr>
+        <w:t xml:space="preserve"> </w:t>
+      </w:r>
+      <w:r>
+        <w:rPr>
+          <w:rFonts w:ascii="Times New Roman" w:hAnsi="Times New Roman"/>
+          <w:i/>
+          <w:color w:val="FF0000"/>
+          <w:sz w:val="24"/>
+        </w:rPr>
+        <w:t>р.)</w:t>
+      </w:r>
+    </w:p>
+    <w:p>
+      <w:pPr>
+        <w:spacing w:after="120"/>
+        <w:jc w:val="both"/>
+      </w:pPr>
+      <w:r>
+        <w:rPr>
+          <w:rFonts w:ascii="Times New Roman" w:hAnsi="Times New Roman"/>
+          <w:sz w:val="24"/>
+        </w:rPr>
+        <w:t>Слава</w:t>
+      </w:r>
+      <w:r>
+        <w:rPr>
+          <w:rFonts w:ascii="Times New Roman" w:hAnsi="Times New Roman"/>
+          <w:sz w:val="24"/>
+        </w:rPr>
+        <w:t xml:space="preserve"> </w:t>
+      </w:r>
+      <w:r>
+        <w:rPr>
+          <w:rFonts w:ascii="Times New Roman" w:hAnsi="Times New Roman"/>
+          <w:sz w:val="24"/>
+        </w:rPr>
+        <w:t>Отцю,</w:t>
+      </w:r>
+      <w:r>
+        <w:rPr>
+          <w:rFonts w:ascii="Times New Roman" w:hAnsi="Times New Roman"/>
+          <w:sz w:val="24"/>
+        </w:rPr>
+        <w:t xml:space="preserve"> </w:t>
+      </w:r>
+      <w:r>
+        <w:rPr>
+          <w:rFonts w:ascii="Times New Roman" w:hAnsi="Times New Roman"/>
+          <w:sz w:val="24"/>
+        </w:rPr>
+        <w:t>і</w:t>
+      </w:r>
+      <w:r>
+        <w:rPr>
+          <w:rFonts w:ascii="Times New Roman" w:hAnsi="Times New Roman"/>
+          <w:sz w:val="24"/>
+        </w:rPr>
+        <w:t xml:space="preserve"> </w:t>
+      </w:r>
+      <w:r>
+        <w:rPr>
+          <w:rFonts w:ascii="Times New Roman" w:hAnsi="Times New Roman"/>
+          <w:sz w:val="24"/>
+        </w:rPr>
+        <w:t>Сину,</w:t>
+      </w:r>
+      <w:r>
+        <w:rPr>
+          <w:rFonts w:ascii="Times New Roman" w:hAnsi="Times New Roman"/>
+          <w:sz w:val="24"/>
+        </w:rPr>
+        <w:t xml:space="preserve"> </w:t>
+      </w:r>
+      <w:r>
+        <w:rPr>
+          <w:rFonts w:ascii="Times New Roman" w:hAnsi="Times New Roman"/>
+          <w:sz w:val="24"/>
+        </w:rPr>
+        <w:t>і</w:t>
+      </w:r>
+      <w:r>
+        <w:rPr>
+          <w:rFonts w:ascii="Times New Roman" w:hAnsi="Times New Roman"/>
+          <w:sz w:val="24"/>
+        </w:rPr>
+        <w:t xml:space="preserve"> </w:t>
+      </w:r>
+      <w:r>
+        <w:rPr>
+          <w:rFonts w:ascii="Times New Roman" w:hAnsi="Times New Roman"/>
+          <w:sz w:val="24"/>
+        </w:rPr>
+        <w:t>Святому</w:t>
+      </w:r>
+      <w:r>
+        <w:rPr>
+          <w:rFonts w:ascii="Times New Roman" w:hAnsi="Times New Roman"/>
+          <w:sz w:val="24"/>
+        </w:rPr>
+        <w:t xml:space="preserve"> </w:t>
+      </w:r>
+      <w:r>
+        <w:rPr>
+          <w:rFonts w:ascii="Times New Roman" w:hAnsi="Times New Roman"/>
+          <w:sz w:val="24"/>
+        </w:rPr>
+        <w:t>Духові,*</w:t>
+      </w:r>
+      <w:r>
+        <w:rPr>
+          <w:rFonts w:ascii="Times New Roman" w:hAnsi="Times New Roman"/>
+          <w:sz w:val="24"/>
+        </w:rPr>
+        <w:t xml:space="preserve"> </w:t>
+      </w:r>
+      <w:r>
+        <w:rPr>
+          <w:rFonts w:ascii="Times New Roman" w:hAnsi="Times New Roman"/>
+          <w:sz w:val="24"/>
+        </w:rPr>
+        <w:t>і</w:t>
+      </w:r>
+      <w:r>
+        <w:rPr>
+          <w:rFonts w:ascii="Times New Roman" w:hAnsi="Times New Roman"/>
+          <w:sz w:val="24"/>
+        </w:rPr>
+        <w:t xml:space="preserve"> </w:t>
+      </w:r>
+      <w:r>
+        <w:rPr>
+          <w:rFonts w:ascii="Times New Roman" w:hAnsi="Times New Roman"/>
+          <w:sz w:val="24"/>
+        </w:rPr>
+        <w:t>нині</w:t>
+      </w:r>
+      <w:r>
+        <w:rPr>
+          <w:rFonts w:ascii="Times New Roman" w:hAnsi="Times New Roman"/>
+          <w:sz w:val="24"/>
+        </w:rPr>
+        <w:t xml:space="preserve"> </w:t>
+      </w:r>
+      <w:r>
+        <w:rPr>
+          <w:rFonts w:ascii="Times New Roman" w:hAnsi="Times New Roman"/>
+          <w:sz w:val="24"/>
+        </w:rPr>
+        <w:t>і</w:t>
+      </w:r>
+      <w:r>
+        <w:rPr>
+          <w:rFonts w:ascii="Times New Roman" w:hAnsi="Times New Roman"/>
+          <w:sz w:val="24"/>
+        </w:rPr>
+        <w:t xml:space="preserve"> </w:t>
+      </w:r>
+      <w:r>
+        <w:rPr>
+          <w:rFonts w:ascii="Times New Roman" w:hAnsi="Times New Roman"/>
+          <w:sz w:val="24"/>
+        </w:rPr>
+        <w:t>повсякчас,</w:t>
+      </w:r>
+      <w:r>
+        <w:rPr>
+          <w:rFonts w:ascii="Times New Roman" w:hAnsi="Times New Roman"/>
+          <w:sz w:val="24"/>
+        </w:rPr>
+        <w:t xml:space="preserve"> </w:t>
+      </w:r>
+      <w:r>
+        <w:rPr>
+          <w:rFonts w:ascii="Times New Roman" w:hAnsi="Times New Roman"/>
+          <w:sz w:val="24"/>
+        </w:rPr>
+        <w:t>і</w:t>
+      </w:r>
+      <w:r>
+        <w:rPr>
+          <w:rFonts w:ascii="Times New Roman" w:hAnsi="Times New Roman"/>
+          <w:sz w:val="24"/>
+        </w:rPr>
+        <w:t xml:space="preserve"> </w:t>
+      </w:r>
+      <w:r>
+        <w:rPr>
+          <w:rFonts w:ascii="Times New Roman" w:hAnsi="Times New Roman"/>
+          <w:sz w:val="24"/>
+        </w:rPr>
+        <w:t>на</w:t>
+      </w:r>
+      <w:r>
+        <w:rPr>
+          <w:rFonts w:ascii="Times New Roman" w:hAnsi="Times New Roman"/>
+          <w:sz w:val="24"/>
+        </w:rPr>
+        <w:t xml:space="preserve"> </w:t>
+      </w:r>
+      <w:r>
+        <w:rPr>
+          <w:rFonts w:ascii="Times New Roman" w:hAnsi="Times New Roman"/>
+          <w:sz w:val="24"/>
+        </w:rPr>
+        <w:t>віки</w:t>
+      </w:r>
+      <w:r>
+        <w:rPr>
+          <w:rFonts w:ascii="Times New Roman" w:hAnsi="Times New Roman"/>
+          <w:sz w:val="24"/>
+        </w:rPr>
+        <w:t xml:space="preserve"> </w:t>
+      </w:r>
+      <w:r>
+        <w:rPr>
+          <w:rFonts w:ascii="Times New Roman" w:hAnsi="Times New Roman"/>
+          <w:sz w:val="24"/>
+        </w:rPr>
+        <w:t>віків.</w:t>
+      </w:r>
+      <w:r>
+        <w:rPr>
+          <w:rFonts w:ascii="Times New Roman" w:hAnsi="Times New Roman"/>
+          <w:sz w:val="24"/>
+        </w:rPr>
+        <w:t xml:space="preserve"> </w:t>
+      </w:r>
+      <w:r>
+        <w:rPr>
+          <w:rFonts w:ascii="Times New Roman" w:hAnsi="Times New Roman"/>
+          <w:sz w:val="24"/>
+        </w:rPr>
+        <w:t>Амінь.</w:t>
       </w:r>
     </w:p>
     <w:p>
@@ -19367,7 +21706,7 @@
           <w:sz w:val="24"/>
           <w:szCs w:val="24"/>
         </w:rPr>
-        <w:t>(3 р.)</w:t>
+        <w:t>(3 р.)</w:t>
       </w:r>
       <w:r>
         <w:rPr>

--- a/flow/20230914_vu_template/drafts/2024-12-u/31-ВТ-віддання_Різдва.docx
+++ b/flow/20230914_vu_template/drafts/2024-12-u/31-ВТ-віддання_Різдва.docx
@@ -388,14 +388,7 @@
           <w:rFonts w:ascii="Times New Roman" w:hAnsi="Times New Roman"/>
           <w:sz w:val="24"/>
         </w:rPr>
-        <w:t xml:space="preserve"> Бо Твоє є царство, і</w:t>
-      </w:r>
-      <w:r>
-        <w:rPr>
-          <w:rFonts w:ascii="Times New Roman" w:hAnsi="Times New Roman"/>
-          <w:sz w:val="24"/>
-        </w:rPr>
-        <w:t xml:space="preserve"> сила, і слава, Отця, і Сина, і Святого Духа, нині, і повсякчас, і на віки віків.</w:t>
+        <w:t xml:space="preserve"> Бо Твоє є царство, і сила, і слава, Отця, і Сина, і Святого Духа, нині, і повсякчас, і на віки віків.</w:t>
       </w:r>
     </w:p>
     <w:p>
@@ -2671,14 +2664,7 @@
           <w:rFonts w:ascii="Times New Roman" w:hAnsi="Times New Roman"/>
           <w:sz w:val="24"/>
         </w:rPr>
-        <w:t xml:space="preserve"> Бо Тобі належить усяка слава, честь і поклоніння, Отцю, і Сину, і Святому Ду</w:t>
-      </w:r>
-      <w:r>
-        <w:rPr>
-          <w:rFonts w:ascii="Times New Roman" w:hAnsi="Times New Roman"/>
-          <w:sz w:val="24"/>
-        </w:rPr>
-        <w:t>хові, нині, і повсякчас, і на віки віків.</w:t>
+        <w:t xml:space="preserve"> Бо Тобі належить усяка слава, честь і поклоніння, Отцю, і Сину, і Святому Духові, нині, і повсякчас, і на віки віків.</w:t>
       </w:r>
     </w:p>
     <w:p>
@@ -6356,16 +6342,7 @@
           <w:color w:val="FF0000"/>
           <w:sz w:val="24"/>
         </w:rPr>
-        <w:t>Священн</w:t>
-      </w:r>
-      <w:r>
-        <w:rPr>
-          <w:rFonts w:ascii="Times New Roman" w:hAnsi="Times New Roman"/>
-          <w:i/>
-          <w:color w:val="FF0000"/>
-          <w:sz w:val="24"/>
-        </w:rPr>
-        <w:t>ик:</w:t>
+        <w:t>Священник:</w:t>
       </w:r>
       <w:r>
         <w:rPr>
@@ -7693,14 +7670,7 @@
           <w:rFonts w:ascii="Times New Roman" w:hAnsi="Times New Roman"/>
           <w:sz w:val="24"/>
         </w:rPr>
-        <w:t xml:space="preserve"> Христос, істинний Бог наш, що народився у вертепі у Вифлеємі Юдейському і в яслах положився спасіння нашого ради</w:t>
-      </w:r>
-      <w:r>
-        <w:rPr>
-          <w:rFonts w:ascii="Times New Roman" w:hAnsi="Times New Roman"/>
-          <w:sz w:val="24"/>
-        </w:rPr>
-        <w:t xml:space="preserve"> - молитвами пречистої своєї Матері, святих славних і всехвальних апостолів, і преподобної матері нашої Меланії Римлянки, і всіх святих - помилує і спасе нас як благий і людинолюбний.</w:t>
+        <w:t xml:space="preserve"> Христос, істинний Бог наш, що народився у вертепі у Вифлеємі Юдейському і в яслах положився спасіння нашого ради - молитвами пречистої своєї Матері, святих славних і всехвальних апостолів, і преподобної матері нашої Меланії Римлянки, і всіх святих - помилує і спасе нас як благий і людинолюбний.</w:t>
       </w:r>
     </w:p>
     <w:p>
@@ -12705,14 +12675,7 @@
           <w:rFonts w:ascii="Times New Roman" w:hAnsi="Times New Roman"/>
           <w:sz w:val="24"/>
         </w:rPr>
-        <w:t xml:space="preserve"> Бо Твоя є влада і Твоє є царство, і сила, і слава, Отця, і Сина, і Святого Духа, нині, і повсякчас, і на віки в</w:t>
-      </w:r>
-      <w:r>
-        <w:rPr>
-          <w:rFonts w:ascii="Times New Roman" w:hAnsi="Times New Roman"/>
-          <w:sz w:val="24"/>
-        </w:rPr>
-        <w:t>іків.</w:t>
+        <w:t xml:space="preserve"> Бо Твоя є влада і Твоє є царство, і сила, і слава, Отця, і Сина, і Святого Духа, нині, і повсякчас, і на віки віків.</w:t>
       </w:r>
     </w:p>
     <w:p>
@@ -13106,14 +13069,7 @@
           <w:rFonts w:ascii="Times New Roman" w:hAnsi="Times New Roman"/>
           <w:sz w:val="24"/>
         </w:rPr>
-        <w:t xml:space="preserve"> Бо Ти благий і людинолюбний Бог – і Тобі славу возсилаємо, Отцю, і Сину, і Святому Духові, нині, і повсяк</w:t>
-      </w:r>
-      <w:r>
-        <w:rPr>
-          <w:rFonts w:ascii="Times New Roman" w:hAnsi="Times New Roman"/>
-          <w:sz w:val="24"/>
-        </w:rPr>
-        <w:t>час, і на віки віків.</w:t>
+        <w:t xml:space="preserve"> Бо Ти благий і людинолюбний Бог – і Тобі славу возсилаємо, Отцю, і Сину, і Святому Духові, нині, і повсякчас, і на віки віків.</w:t>
       </w:r>
     </w:p>
     <w:p>
@@ -14635,332 +14591,9 @@
       <w:r>
         <w:rPr>
           <w:rFonts w:ascii="Times New Roman" w:hAnsi="Times New Roman"/>
-          <w:i/>
-          <w:color w:val="FF0000"/>
-          <w:sz w:val="24"/>
-        </w:rPr>
-        <w:t xml:space="preserve"> </w:t>
-      </w:r>
-      <w:r>
-        <w:rPr>
-          <w:rFonts w:ascii="Times New Roman" w:hAnsi="Times New Roman"/>
-          <w:color w:val="000000"/>
-          <w:sz w:val="24"/>
-        </w:rPr>
-        <w:t>Бо</w:t>
-      </w:r>
-      <w:r>
-        <w:rPr>
-          <w:rFonts w:ascii="Times New Roman" w:hAnsi="Times New Roman"/>
-          <w:color w:val="000000"/>
-          <w:sz w:val="24"/>
-        </w:rPr>
-        <w:t xml:space="preserve"> </w:t>
-      </w:r>
-      <w:r>
-        <w:rPr>
-          <w:rFonts w:ascii="Times New Roman" w:hAnsi="Times New Roman"/>
-          <w:color w:val="000000"/>
-          <w:sz w:val="24"/>
-        </w:rPr>
-        <w:t>Ти</w:t>
-      </w:r>
-      <w:r>
-        <w:rPr>
-          <w:rFonts w:ascii="Times New Roman" w:hAnsi="Times New Roman"/>
-          <w:color w:val="000000"/>
-          <w:sz w:val="24"/>
-        </w:rPr>
-        <w:t xml:space="preserve"> </w:t>
-      </w:r>
-      <w:r>
-        <w:rPr>
-          <w:rFonts w:ascii="Times New Roman" w:hAnsi="Times New Roman"/>
-          <w:color w:val="000000"/>
-          <w:sz w:val="24"/>
-        </w:rPr>
-        <w:t>Бог</w:t>
-      </w:r>
-      <w:r>
-        <w:rPr>
-          <w:rFonts w:ascii="Times New Roman" w:hAnsi="Times New Roman"/>
-          <w:color w:val="000000"/>
-          <w:sz w:val="24"/>
-        </w:rPr>
-        <w:t xml:space="preserve"> </w:t>
-      </w:r>
-      <w:r>
-        <w:rPr>
-          <w:rFonts w:ascii="Times New Roman" w:hAnsi="Times New Roman"/>
-          <w:color w:val="000000"/>
-          <w:sz w:val="24"/>
-        </w:rPr>
-        <w:t>наш</w:t>
-      </w:r>
-      <w:r>
-        <w:rPr>
-          <w:rFonts w:ascii="Times New Roman" w:hAnsi="Times New Roman"/>
-          <w:color w:val="000000"/>
-          <w:sz w:val="24"/>
-        </w:rPr>
-        <w:t xml:space="preserve"> </w:t>
-      </w:r>
-      <w:r>
-        <w:rPr>
-          <w:rFonts w:ascii="Times New Roman" w:hAnsi="Times New Roman"/>
-          <w:color w:val="000000"/>
-          <w:sz w:val="24"/>
-        </w:rPr>
-        <w:t>і</w:t>
-      </w:r>
-      <w:r>
-        <w:rPr>
-          <w:rFonts w:ascii="Times New Roman" w:hAnsi="Times New Roman"/>
-          <w:color w:val="000000"/>
-          <w:sz w:val="24"/>
-        </w:rPr>
-        <w:t xml:space="preserve"> </w:t>
-      </w:r>
-      <w:r>
-        <w:rPr>
-          <w:rFonts w:ascii="Times New Roman" w:hAnsi="Times New Roman"/>
-          <w:color w:val="000000"/>
-          <w:sz w:val="24"/>
-        </w:rPr>
-        <w:t>Тобі</w:t>
-      </w:r>
-      <w:r>
-        <w:rPr>
-          <w:rFonts w:ascii="Times New Roman" w:hAnsi="Times New Roman"/>
-          <w:color w:val="000000"/>
-          <w:sz w:val="24"/>
-        </w:rPr>
-        <w:t xml:space="preserve"> </w:t>
-      </w:r>
-      <w:r>
-        <w:rPr>
-          <w:rFonts w:ascii="Times New Roman" w:hAnsi="Times New Roman"/>
-          <w:color w:val="000000"/>
-          <w:sz w:val="24"/>
-        </w:rPr>
-        <w:t>славу</w:t>
-      </w:r>
-      <w:r>
-        <w:rPr>
-          <w:rFonts w:ascii="Times New Roman" w:hAnsi="Times New Roman"/>
-          <w:color w:val="000000"/>
-          <w:sz w:val="24"/>
-        </w:rPr>
-        <w:t xml:space="preserve"> </w:t>
-      </w:r>
-      <w:r>
-        <w:rPr>
-          <w:rFonts w:ascii="Times New Roman" w:hAnsi="Times New Roman"/>
-          <w:color w:val="000000"/>
-          <w:sz w:val="24"/>
-        </w:rPr>
-        <w:t>возсилаємо:</w:t>
-      </w:r>
-      <w:r>
-        <w:rPr>
-          <w:rFonts w:ascii="Times New Roman" w:hAnsi="Times New Roman"/>
-          <w:color w:val="000000"/>
-          <w:sz w:val="24"/>
-        </w:rPr>
-        <w:t xml:space="preserve"> </w:t>
-      </w:r>
-      <w:r>
-        <w:rPr>
-          <w:rFonts w:ascii="Times New Roman" w:hAnsi="Times New Roman"/>
-          <w:color w:val="000000"/>
-          <w:sz w:val="24"/>
-        </w:rPr>
-        <w:t>Отцю,</w:t>
-      </w:r>
-      <w:r>
-        <w:rPr>
-          <w:rFonts w:ascii="Times New Roman" w:hAnsi="Times New Roman"/>
-          <w:color w:val="000000"/>
-          <w:sz w:val="24"/>
-        </w:rPr>
-        <w:t xml:space="preserve"> </w:t>
-      </w:r>
-      <w:r>
-        <w:rPr>
-          <w:rFonts w:ascii="Times New Roman" w:hAnsi="Times New Roman"/>
-          <w:color w:val="000000"/>
-          <w:sz w:val="24"/>
-        </w:rPr>
-        <w:t>і</w:t>
-      </w:r>
-      <w:r>
-        <w:rPr>
-          <w:rFonts w:ascii="Times New Roman" w:hAnsi="Times New Roman"/>
-          <w:color w:val="000000"/>
-          <w:sz w:val="24"/>
-        </w:rPr>
-        <w:t xml:space="preserve"> </w:t>
-      </w:r>
-      <w:r>
-        <w:rPr>
-          <w:rFonts w:ascii="Times New Roman" w:hAnsi="Times New Roman"/>
-          <w:color w:val="000000"/>
-          <w:sz w:val="24"/>
-        </w:rPr>
-        <w:t>Сину,</w:t>
-      </w:r>
-      <w:r>
-        <w:rPr>
-          <w:rFonts w:ascii="Times New Roman" w:hAnsi="Times New Roman"/>
-          <w:color w:val="000000"/>
-          <w:sz w:val="24"/>
-        </w:rPr>
-        <w:t xml:space="preserve"> </w:t>
-      </w:r>
-      <w:r>
-        <w:rPr>
-          <w:rFonts w:ascii="Times New Roman" w:hAnsi="Times New Roman"/>
-          <w:color w:val="000000"/>
-          <w:sz w:val="24"/>
-        </w:rPr>
-        <w:t>і</w:t>
-      </w:r>
-      <w:r>
-        <w:rPr>
-          <w:rFonts w:ascii="Times New Roman" w:hAnsi="Times New Roman"/>
-          <w:color w:val="000000"/>
-          <w:sz w:val="24"/>
-        </w:rPr>
-        <w:t xml:space="preserve"> </w:t>
-      </w:r>
-      <w:r>
-        <w:rPr>
-          <w:rFonts w:ascii="Times New Roman" w:hAnsi="Times New Roman"/>
-          <w:color w:val="000000"/>
-          <w:sz w:val="24"/>
-        </w:rPr>
-        <w:t>Святому</w:t>
-      </w:r>
-      <w:r>
-        <w:rPr>
-          <w:rFonts w:ascii="Times New Roman" w:hAnsi="Times New Roman"/>
-          <w:color w:val="000000"/>
-          <w:sz w:val="24"/>
-        </w:rPr>
-        <w:t xml:space="preserve"> </w:t>
-      </w:r>
-      <w:r>
-        <w:rPr>
-          <w:rFonts w:ascii="Times New Roman" w:hAnsi="Times New Roman"/>
-          <w:color w:val="000000"/>
-          <w:sz w:val="24"/>
-        </w:rPr>
-        <w:t>Духові</w:t>
-      </w:r>
-      <w:r>
-        <w:rPr>
-          <w:rFonts w:ascii="Times New Roman" w:hAnsi="Times New Roman"/>
-          <w:sz w:val="24"/>
-        </w:rPr>
-        <w:t>,</w:t>
-      </w:r>
-      <w:r>
-        <w:rPr>
-          <w:rFonts w:ascii="Times New Roman" w:hAnsi="Times New Roman"/>
-          <w:sz w:val="24"/>
-        </w:rPr>
-        <w:t xml:space="preserve"> </w:t>
-      </w:r>
-      <w:r>
-        <w:rPr>
-          <w:rFonts w:ascii="Times New Roman" w:hAnsi="Times New Roman"/>
-          <w:sz w:val="24"/>
-        </w:rPr>
-        <w:t>нині,</w:t>
-      </w:r>
-      <w:r>
-        <w:rPr>
-          <w:rFonts w:ascii="Times New Roman" w:hAnsi="Times New Roman"/>
-          <w:sz w:val="24"/>
-        </w:rPr>
-        <w:t xml:space="preserve"> </w:t>
-      </w:r>
-      <w:r>
-        <w:rPr>
-          <w:rFonts w:ascii="Times New Roman" w:hAnsi="Times New Roman"/>
-          <w:sz w:val="24"/>
-        </w:rPr>
-        <w:t>і</w:t>
-      </w:r>
-      <w:r>
-        <w:rPr>
-          <w:rFonts w:ascii="Times New Roman" w:hAnsi="Times New Roman"/>
-          <w:sz w:val="24"/>
-        </w:rPr>
-        <w:t xml:space="preserve"> </w:t>
-      </w:r>
-      <w:r>
-        <w:rPr>
-          <w:rFonts w:ascii="Times New Roman" w:hAnsi="Times New Roman"/>
-          <w:sz w:val="24"/>
-        </w:rPr>
-        <w:t>повсякчас,</w:t>
-      </w:r>
-      <w:r>
-        <w:rPr>
-          <w:rFonts w:ascii="Times New Roman" w:hAnsi="Times New Roman"/>
-          <w:sz w:val="24"/>
-        </w:rPr>
-        <w:t xml:space="preserve"> </w:t>
-      </w:r>
-      <w:r>
-        <w:rPr>
-          <w:rFonts w:ascii="Times New Roman" w:hAnsi="Times New Roman"/>
-          <w:sz w:val="24"/>
-        </w:rPr>
-        <w:t>і</w:t>
-      </w:r>
-      <w:r>
-        <w:rPr>
-          <w:rFonts w:ascii="Times New Roman" w:hAnsi="Times New Roman"/>
-          <w:sz w:val="24"/>
-        </w:rPr>
-        <w:t xml:space="preserve"> </w:t>
-      </w:r>
-      <w:r>
-        <w:rPr>
-          <w:rFonts w:ascii="Times New Roman" w:hAnsi="Times New Roman"/>
-          <w:sz w:val="24"/>
-        </w:rPr>
-        <w:t>на</w:t>
-      </w:r>
-      <w:r>
-        <w:rPr>
-          <w:rFonts w:ascii="Times New Roman" w:hAnsi="Times New Roman"/>
-          <w:sz w:val="24"/>
-        </w:rPr>
-        <w:t xml:space="preserve"> </w:t>
-      </w:r>
-      <w:r>
-        <w:rPr>
-          <w:rFonts w:ascii="Times New Roman" w:hAnsi="Times New Roman"/>
-          <w:sz w:val="24"/>
-        </w:rPr>
-        <w:t>віки</w:t>
-      </w:r>
-      <w:r>
-        <w:rPr>
-          <w:rFonts w:ascii="Times New Roman" w:hAnsi="Times New Roman"/>
-          <w:sz w:val="24"/>
-        </w:rPr>
-        <w:t xml:space="preserve"> </w:t>
-      </w:r>
-      <w:r>
-        <w:rPr>
-          <w:rFonts w:ascii="Times New Roman" w:hAnsi="Times New Roman"/>
-          <w:sz w:val="24"/>
-        </w:rPr>
-        <w:t>віків.</w:t>
+          <w:sz w:val="24"/>
+        </w:rPr>
+        <w:t xml:space="preserve"> Бо Ти Бог наш і Тобі славу возсилаємо: Отцю, і Сину, і Святому Духові, нині, і повсякчас, і на віки віків.</w:t>
       </w:r>
     </w:p>
     <w:p>
@@ -15956,412 +15589,9 @@
       <w:r>
         <w:rPr>
           <w:rFonts w:ascii="Times New Roman" w:hAnsi="Times New Roman"/>
-          <w:i/>
-          <w:color w:val="FF0000"/>
-          <w:sz w:val="24"/>
-        </w:rPr>
-        <w:t xml:space="preserve"> </w:t>
-      </w:r>
-      <w:r>
-        <w:rPr>
-          <w:rFonts w:ascii="Times New Roman" w:hAnsi="Times New Roman"/>
-          <w:color w:val="000000"/>
-          <w:sz w:val="24"/>
-        </w:rPr>
-        <w:t>Бо</w:t>
-      </w:r>
-      <w:r>
-        <w:rPr>
-          <w:rFonts w:ascii="Times New Roman" w:hAnsi="Times New Roman"/>
-          <w:color w:val="000000"/>
-          <w:sz w:val="24"/>
-        </w:rPr>
-        <w:t xml:space="preserve"> </w:t>
-      </w:r>
-      <w:r>
-        <w:rPr>
-          <w:rFonts w:ascii="Times New Roman" w:hAnsi="Times New Roman"/>
-          <w:color w:val="000000"/>
-          <w:sz w:val="24"/>
-        </w:rPr>
-        <w:t>Ти</w:t>
-      </w:r>
-      <w:r>
-        <w:rPr>
-          <w:rFonts w:ascii="Times New Roman" w:hAnsi="Times New Roman"/>
-          <w:color w:val="000000"/>
-          <w:sz w:val="24"/>
-        </w:rPr>
-        <w:t xml:space="preserve"> </w:t>
-      </w:r>
-      <w:r>
-        <w:rPr>
-          <w:rFonts w:ascii="Times New Roman" w:hAnsi="Times New Roman"/>
-          <w:color w:val="000000"/>
-          <w:sz w:val="24"/>
-        </w:rPr>
-        <w:t>цар</w:t>
-      </w:r>
-      <w:r>
-        <w:rPr>
-          <w:rFonts w:ascii="Times New Roman" w:hAnsi="Times New Roman"/>
-          <w:color w:val="000000"/>
-          <w:sz w:val="24"/>
-        </w:rPr>
-        <w:t xml:space="preserve"> </w:t>
-      </w:r>
-      <w:r>
-        <w:rPr>
-          <w:rFonts w:ascii="Times New Roman" w:hAnsi="Times New Roman"/>
-          <w:color w:val="000000"/>
-          <w:sz w:val="24"/>
-        </w:rPr>
-        <w:t>миру</w:t>
-      </w:r>
-      <w:r>
-        <w:rPr>
-          <w:rFonts w:ascii="Times New Roman" w:hAnsi="Times New Roman"/>
-          <w:color w:val="000000"/>
-          <w:sz w:val="24"/>
-        </w:rPr>
-        <w:t xml:space="preserve"> </w:t>
-      </w:r>
-      <w:r>
-        <w:rPr>
-          <w:rFonts w:ascii="Times New Roman" w:hAnsi="Times New Roman"/>
-          <w:color w:val="000000"/>
-          <w:sz w:val="24"/>
-        </w:rPr>
-        <w:t>і</w:t>
-      </w:r>
-      <w:r>
-        <w:rPr>
-          <w:rFonts w:ascii="Times New Roman" w:hAnsi="Times New Roman"/>
-          <w:color w:val="000000"/>
-          <w:sz w:val="24"/>
-        </w:rPr>
-        <w:t xml:space="preserve"> </w:t>
-      </w:r>
-      <w:r>
-        <w:rPr>
-          <w:rFonts w:ascii="Times New Roman" w:hAnsi="Times New Roman"/>
-          <w:color w:val="000000"/>
-          <w:sz w:val="24"/>
-        </w:rPr>
-        <w:t>Спас</w:t>
-      </w:r>
-      <w:r>
-        <w:rPr>
-          <w:rFonts w:ascii="Times New Roman" w:hAnsi="Times New Roman"/>
-          <w:color w:val="000000"/>
-          <w:sz w:val="24"/>
-        </w:rPr>
-        <w:t xml:space="preserve"> </w:t>
-      </w:r>
-      <w:r>
-        <w:rPr>
-          <w:rFonts w:ascii="Times New Roman" w:hAnsi="Times New Roman"/>
-          <w:color w:val="000000"/>
-          <w:sz w:val="24"/>
-        </w:rPr>
-        <w:t>душ</w:t>
-      </w:r>
-      <w:r>
-        <w:rPr>
-          <w:rFonts w:ascii="Times New Roman" w:hAnsi="Times New Roman"/>
-          <w:color w:val="000000"/>
-          <w:sz w:val="24"/>
-        </w:rPr>
-        <w:t xml:space="preserve"> </w:t>
-      </w:r>
-      <w:r>
-        <w:rPr>
-          <w:rFonts w:ascii="Times New Roman" w:hAnsi="Times New Roman"/>
-          <w:color w:val="000000"/>
-          <w:sz w:val="24"/>
-        </w:rPr>
-        <w:t>наших</w:t>
-      </w:r>
-      <w:r>
-        <w:rPr>
-          <w:rFonts w:ascii="Times New Roman" w:hAnsi="Times New Roman"/>
-          <w:color w:val="000000"/>
-          <w:sz w:val="24"/>
-        </w:rPr>
-        <w:t xml:space="preserve"> </w:t>
-      </w:r>
-      <w:r>
-        <w:rPr>
-          <w:rFonts w:ascii="Times New Roman" w:hAnsi="Times New Roman"/>
-          <w:color w:val="000000"/>
-          <w:sz w:val="24"/>
-        </w:rPr>
-        <w:t>–</w:t>
-      </w:r>
-      <w:r>
-        <w:rPr>
-          <w:rFonts w:ascii="Times New Roman" w:hAnsi="Times New Roman"/>
-          <w:color w:val="000000"/>
-          <w:sz w:val="24"/>
-        </w:rPr>
-        <w:t xml:space="preserve"> </w:t>
-      </w:r>
-      <w:r>
-        <w:rPr>
-          <w:rFonts w:ascii="Times New Roman" w:hAnsi="Times New Roman"/>
-          <w:color w:val="000000"/>
-          <w:sz w:val="24"/>
-        </w:rPr>
-        <w:t>і</w:t>
-      </w:r>
-      <w:r>
-        <w:rPr>
-          <w:rFonts w:ascii="Times New Roman" w:hAnsi="Times New Roman"/>
-          <w:color w:val="000000"/>
-          <w:sz w:val="24"/>
-        </w:rPr>
-        <w:t xml:space="preserve"> </w:t>
-      </w:r>
-      <w:r>
-        <w:rPr>
-          <w:rFonts w:ascii="Times New Roman" w:hAnsi="Times New Roman"/>
-          <w:color w:val="000000"/>
-          <w:sz w:val="24"/>
-        </w:rPr>
-        <w:t>Тобі</w:t>
-      </w:r>
-      <w:r>
-        <w:rPr>
-          <w:rFonts w:ascii="Times New Roman" w:hAnsi="Times New Roman"/>
-          <w:color w:val="000000"/>
-          <w:sz w:val="24"/>
-        </w:rPr>
-        <w:t xml:space="preserve"> </w:t>
-      </w:r>
-      <w:r>
-        <w:rPr>
-          <w:rFonts w:ascii="Times New Roman" w:hAnsi="Times New Roman"/>
-          <w:color w:val="000000"/>
-          <w:sz w:val="24"/>
-        </w:rPr>
-        <w:t>славу</w:t>
-      </w:r>
-      <w:r>
-        <w:rPr>
-          <w:rFonts w:ascii="Times New Roman" w:hAnsi="Times New Roman"/>
-          <w:color w:val="000000"/>
-          <w:sz w:val="24"/>
-        </w:rPr>
-        <w:t xml:space="preserve"> </w:t>
-      </w:r>
-      <w:r>
-        <w:rPr>
-          <w:rFonts w:ascii="Times New Roman" w:hAnsi="Times New Roman"/>
-          <w:color w:val="000000"/>
-          <w:sz w:val="24"/>
-        </w:rPr>
-        <w:t>возсилаємо,</w:t>
-      </w:r>
-      <w:r>
-        <w:rPr>
-          <w:rFonts w:ascii="Times New Roman" w:hAnsi="Times New Roman"/>
-          <w:color w:val="000000"/>
-          <w:sz w:val="24"/>
-        </w:rPr>
-        <w:t xml:space="preserve"> </w:t>
-      </w:r>
-      <w:r>
-        <w:rPr>
-          <w:rFonts w:ascii="Times New Roman" w:hAnsi="Times New Roman"/>
-          <w:color w:val="000000"/>
-          <w:sz w:val="24"/>
-        </w:rPr>
-        <w:t>Отцю,</w:t>
-      </w:r>
-      <w:r>
-        <w:rPr>
-          <w:rFonts w:ascii="Times New Roman" w:hAnsi="Times New Roman"/>
-          <w:color w:val="000000"/>
-          <w:sz w:val="24"/>
-        </w:rPr>
-        <w:t xml:space="preserve"> </w:t>
-      </w:r>
-      <w:r>
-        <w:rPr>
-          <w:rFonts w:ascii="Times New Roman" w:hAnsi="Times New Roman"/>
-          <w:color w:val="000000"/>
-          <w:sz w:val="24"/>
-        </w:rPr>
-        <w:t>і</w:t>
-      </w:r>
-      <w:r>
-        <w:rPr>
-          <w:rFonts w:ascii="Times New Roman" w:hAnsi="Times New Roman"/>
-          <w:color w:val="000000"/>
-          <w:sz w:val="24"/>
-        </w:rPr>
-        <w:t xml:space="preserve"> </w:t>
-      </w:r>
-      <w:r>
-        <w:rPr>
-          <w:rFonts w:ascii="Times New Roman" w:hAnsi="Times New Roman"/>
-          <w:color w:val="000000"/>
-          <w:sz w:val="24"/>
-        </w:rPr>
-        <w:t>Сину,</w:t>
-      </w:r>
-      <w:r>
-        <w:rPr>
-          <w:rFonts w:ascii="Times New Roman" w:hAnsi="Times New Roman"/>
-          <w:color w:val="000000"/>
-          <w:sz w:val="24"/>
-        </w:rPr>
-        <w:t xml:space="preserve"> </w:t>
-      </w:r>
-      <w:r>
-        <w:rPr>
-          <w:rFonts w:ascii="Times New Roman" w:hAnsi="Times New Roman"/>
-          <w:color w:val="000000"/>
-          <w:sz w:val="24"/>
-        </w:rPr>
-        <w:t>і</w:t>
-      </w:r>
-      <w:r>
-        <w:rPr>
-          <w:rFonts w:ascii="Times New Roman" w:hAnsi="Times New Roman"/>
-          <w:color w:val="000000"/>
-          <w:sz w:val="24"/>
-        </w:rPr>
-        <w:t xml:space="preserve"> </w:t>
-      </w:r>
-      <w:r>
-        <w:rPr>
-          <w:rFonts w:ascii="Times New Roman" w:hAnsi="Times New Roman"/>
-          <w:color w:val="000000"/>
-          <w:sz w:val="24"/>
-        </w:rPr>
-        <w:t>Святому</w:t>
-      </w:r>
-      <w:r>
-        <w:rPr>
-          <w:rFonts w:ascii="Times New Roman" w:hAnsi="Times New Roman"/>
-          <w:color w:val="000000"/>
-          <w:sz w:val="24"/>
-        </w:rPr>
-        <w:t xml:space="preserve"> </w:t>
-      </w:r>
-      <w:r>
-        <w:rPr>
-          <w:rFonts w:ascii="Times New Roman" w:hAnsi="Times New Roman"/>
-          <w:color w:val="000000"/>
-          <w:sz w:val="24"/>
-        </w:rPr>
-        <w:t>Духові</w:t>
-      </w:r>
-      <w:r>
-        <w:rPr>
-          <w:rFonts w:ascii="Times New Roman" w:hAnsi="Times New Roman"/>
-          <w:sz w:val="24"/>
-        </w:rPr>
-        <w:t>,</w:t>
-      </w:r>
-      <w:r>
-        <w:rPr>
-          <w:rFonts w:ascii="Times New Roman" w:hAnsi="Times New Roman"/>
-          <w:sz w:val="24"/>
-        </w:rPr>
-        <w:t xml:space="preserve"> </w:t>
-      </w:r>
-      <w:r>
-        <w:rPr>
-          <w:rFonts w:ascii="Times New Roman" w:hAnsi="Times New Roman"/>
-          <w:sz w:val="24"/>
-        </w:rPr>
-        <w:t>нині,</w:t>
-      </w:r>
-      <w:r>
-        <w:rPr>
-          <w:rFonts w:ascii="Times New Roman" w:hAnsi="Times New Roman"/>
-          <w:sz w:val="24"/>
-        </w:rPr>
-        <w:t xml:space="preserve"> </w:t>
-      </w:r>
-      <w:r>
-        <w:rPr>
-          <w:rFonts w:ascii="Times New Roman" w:hAnsi="Times New Roman"/>
-          <w:sz w:val="24"/>
-        </w:rPr>
-        <w:t>і</w:t>
-      </w:r>
-      <w:r>
-        <w:rPr>
-          <w:rFonts w:ascii="Times New Roman" w:hAnsi="Times New Roman"/>
-          <w:sz w:val="24"/>
-        </w:rPr>
-        <w:t xml:space="preserve"> </w:t>
-      </w:r>
-      <w:r>
-        <w:rPr>
-          <w:rFonts w:ascii="Times New Roman" w:hAnsi="Times New Roman"/>
-          <w:sz w:val="24"/>
-        </w:rPr>
-        <w:t>повсякчас,</w:t>
-      </w:r>
-      <w:r>
-        <w:rPr>
-          <w:rFonts w:ascii="Times New Roman" w:hAnsi="Times New Roman"/>
-          <w:sz w:val="24"/>
-        </w:rPr>
-        <w:t xml:space="preserve"> </w:t>
-      </w:r>
-      <w:r>
-        <w:rPr>
-          <w:rFonts w:ascii="Times New Roman" w:hAnsi="Times New Roman"/>
-          <w:sz w:val="24"/>
-        </w:rPr>
-        <w:t>і</w:t>
-      </w:r>
-      <w:r>
-        <w:rPr>
-          <w:rFonts w:ascii="Times New Roman" w:hAnsi="Times New Roman"/>
-          <w:sz w:val="24"/>
-        </w:rPr>
-        <w:t xml:space="preserve"> </w:t>
-      </w:r>
-      <w:r>
-        <w:rPr>
-          <w:rFonts w:ascii="Times New Roman" w:hAnsi="Times New Roman"/>
-          <w:sz w:val="24"/>
-        </w:rPr>
-        <w:t>на</w:t>
-      </w:r>
-      <w:r>
-        <w:rPr>
-          <w:rFonts w:ascii="Times New Roman" w:hAnsi="Times New Roman"/>
-          <w:sz w:val="24"/>
-        </w:rPr>
-        <w:t xml:space="preserve"> </w:t>
-      </w:r>
-      <w:r>
-        <w:rPr>
-          <w:rFonts w:ascii="Times New Roman" w:hAnsi="Times New Roman"/>
-          <w:sz w:val="24"/>
-        </w:rPr>
-        <w:t>віки</w:t>
-      </w:r>
-      <w:r>
-        <w:rPr>
-          <w:rFonts w:ascii="Times New Roman" w:hAnsi="Times New Roman"/>
-          <w:sz w:val="24"/>
-        </w:rPr>
-        <w:t xml:space="preserve"> </w:t>
-      </w:r>
-      <w:r>
-        <w:rPr>
-          <w:rFonts w:ascii="Times New Roman" w:hAnsi="Times New Roman"/>
-          <w:sz w:val="24"/>
-        </w:rPr>
-        <w:t>віків.</w:t>
+          <w:sz w:val="24"/>
+        </w:rPr>
+        <w:t xml:space="preserve"> Бо Ти цар миру і Спас душ наших – і Тобі славу возсилаємо, Отцю, і Сину, і Святому Духові, нині, і повсякчас, і на віки віків.</w:t>
       </w:r>
     </w:p>
     <w:p>
@@ -17992,14 +17222,7 @@
           <w:rFonts w:ascii="Times New Roman" w:hAnsi="Times New Roman"/>
           <w:sz w:val="24"/>
         </w:rPr>
-        <w:t xml:space="preserve"> Бо Тебе хвалять усі сили небесні і Тобі славу возсилаємо: Отцю, і </w:t>
-      </w:r>
-      <w:r>
-        <w:rPr>
-          <w:rFonts w:ascii="Times New Roman" w:hAnsi="Times New Roman"/>
-          <w:sz w:val="24"/>
-        </w:rPr>
-        <w:t>Сину, і Святому Духові, нині і повсякчас, і на віки віків.</w:t>
+        <w:t xml:space="preserve"> Бо Тебе хвалять усі сили небесні і Тобі славу возсилаємо: Отцю, і Сину, і Святому Духові, нині і повсякчас, і на віки віків.</w:t>
       </w:r>
     </w:p>
     <w:p>
@@ -21099,14 +20322,7 @@
           <w:rFonts w:ascii="Times New Roman" w:hAnsi="Times New Roman"/>
           <w:sz w:val="24"/>
         </w:rPr>
-        <w:t xml:space="preserve"> Бо Ти – Бог милос</w:t>
-      </w:r>
-      <w:r>
-        <w:rPr>
-          <w:rFonts w:ascii="Times New Roman" w:hAnsi="Times New Roman"/>
-          <w:sz w:val="24"/>
-        </w:rPr>
-        <w:t>ти, ласк і людинолюбности, і Тобі славу возсилаємо, Отцю, і Сину, і Святому Духові, нині, і повсякчас, і на віки віків.</w:t>
+        <w:t xml:space="preserve"> Бо Ти – Бог милости, ласк і людинолюбности, і Тобі славу возсилаємо, Отцю, і Сину, і Святому Духові, нині, і повсякчас, і на віки віків.</w:t>
       </w:r>
     </w:p>
     <w:p>
@@ -21728,40 +20944,23 @@
     </w:p>
     <w:p>
       <w:pPr>
-        <w:spacing w:after="120" w:line="240" w:lineRule="auto"/>
-        <w:jc w:val="both"/>
-        <w:rPr>
-          <w:rFonts w:ascii="Times New Roman" w:eastAsia="Times New Roman" w:hAnsi="Times New Roman" w:cs="Times New Roman"/>
-          <w:sz w:val="24"/>
-          <w:szCs w:val="24"/>
-        </w:rPr>
-      </w:pPr>
-      <w:r>
-        <w:rPr>
-          <w:rFonts w:ascii="Times New Roman" w:eastAsia="Times New Roman" w:hAnsi="Times New Roman" w:cs="Times New Roman"/>
+        <w:spacing w:after="120"/>
+      </w:pPr>
+      <w:r>
+        <w:rPr>
+          <w:rFonts w:ascii="Times New Roman" w:hAnsi="Times New Roman"/>
           <w:i/>
           <w:color w:val="FF0000"/>
           <w:sz w:val="24"/>
-          <w:szCs w:val="24"/>
-        </w:rPr>
-        <w:t>Священик:</w:t>
-      </w:r>
-      <w:r>
-        <w:rPr>
-          <w:rFonts w:ascii="Times New Roman" w:eastAsia="Times New Roman" w:hAnsi="Times New Roman" w:cs="Times New Roman"/>
-          <w:color w:val="FF0000"/>
-          <w:sz w:val="24"/>
-          <w:szCs w:val="24"/>
-        </w:rPr>
-        <w:t xml:space="preserve"> </w:t>
-      </w:r>
-      <w:r>
-        <w:rPr>
-          <w:rFonts w:ascii="Times New Roman" w:eastAsia="Times New Roman" w:hAnsi="Times New Roman" w:cs="Times New Roman"/>
-          <w:sz w:val="24"/>
-          <w:szCs w:val="24"/>
-        </w:rPr>
-        <w:t>Христос, істинний Бог наш, що народився в вертепі у Вифлеємі Юдейському і дав себе покласти у ясла спасіння нашого ради, молитвами пречистої своєї Матері, і всіх святих, помилує і спасе нас, як благий і людинолюбний.</w:t>
+        </w:rPr>
+        <w:t>Священник:</w:t>
+      </w:r>
+      <w:r>
+        <w:rPr>
+          <w:rFonts w:ascii="Times New Roman" w:hAnsi="Times New Roman"/>
+          <w:sz w:val="24"/>
+        </w:rPr>
+        <w:t xml:space="preserve"> Христос, істинний Бог наш, що народився у вертепі у Вифлеємі Юдейському і в яслах положився спасіння нашого ради - молитвами пречистої своєї Матері, святих славних і всехвальних апостолів, і преподобної матері нашої Меланії Римлянки, і всіх святих - помилує і спасе нас як благий і людинолюбний.</w:t>
       </w:r>
     </w:p>
     <w:p>
